--- a/docs/Composition_Engine_Guide.docx
+++ b/docs/Composition_Engine_Guide.docx
@@ -2,7 +2,7 @@
 <file path=word/document.xml><?xml version="1.0" encoding="utf-8"?>
 <w:document xmlns:w="http://schemas.openxmlformats.org/wordprocessingml/2006/main" xmlns:m="http://schemas.openxmlformats.org/officeDocument/2006/math" xmlns:r="http://schemas.openxmlformats.org/officeDocument/2006/relationships" xmlns:o="urn:schemas-microsoft-com:office:office" xmlns:v="urn:schemas-microsoft-com:vml" xmlns:w10="urn:schemas-microsoft-com:office:word" xmlns:a="http://schemas.openxmlformats.org/drawingml/2006/main" xmlns:pic="http://schemas.openxmlformats.org/drawingml/2006/picture" xmlns:wp="http://schemas.openxmlformats.org/drawingml/2006/wordprocessingDrawing">
   <w:body>
-    <w:bookmarkStart w:id="37" w:name="Xd877fd5a6305d268f3654482a76877abb9f7bd5"/>
+    <w:bookmarkStart w:id="38" w:name="Xd877fd5a6305d268f3654482a76877abb9f7bd5"/>
     <w:p>
       <w:pPr>
         <w:pStyle w:val="Heading1"/>
@@ -20,7 +20,7 @@
           <w:b/>
           <w:bCs/>
         </w:rPr>
-        <w:t xml:space="preserve">Version 2.0</w:t>
+        <w:t xml:space="preserve">Version 2.1</w:t>
       </w:r>
       <w:r>
         <w:br/>
@@ -112,6 +112,23 @@
           <w:numId w:val="1001"/>
         </w:numPr>
       </w:pPr>
+      <w:hyperlink w:anchor="composition-engine-menu">
+        <w:r>
+          <w:rPr>
+            <w:rStyle w:val="Hyperlink"/>
+          </w:rPr>
+          <w:t xml:space="preserve">Composition Engine Menu</w:t>
+        </w:r>
+      </w:hyperlink>
+    </w:p>
+    <w:p>
+      <w:pPr>
+        <w:pStyle w:val="Compact"/>
+        <w:numPr>
+          <w:ilvl w:val="0"/>
+          <w:numId w:val="1001"/>
+        </w:numPr>
+      </w:pPr>
       <w:hyperlink w:anchor="available-engines">
         <w:r>
           <w:rPr>
@@ -309,58 +326,81 @@
       </w:r>
     </w:p>
     <w:bookmarkEnd w:id="10"/>
-    <w:bookmarkStart w:id="17" w:name="available-engines"/>
+    <w:bookmarkStart w:id="11" w:name="composition-engine-menu"/>
     <w:p>
       <w:pPr>
         <w:pStyle w:val="Heading2"/>
       </w:pPr>
       <w:r>
-        <w:t xml:space="preserve">Available Engines</w:t>
-      </w:r>
-    </w:p>
-    <w:bookmarkStart w:id="11" w:name="frisell-atmosphere-engine"/>
-    <w:p>
-      <w:pPr>
-        <w:pStyle w:val="Heading3"/>
-      </w:pPr>
-      <w:r>
-        <w:t xml:space="preserve">Frisell Atmosphere Engine</w:t>
+        <w:t xml:space="preserve">Composition Engine Menu</w:t>
       </w:r>
     </w:p>
     <w:p>
       <w:pPr>
         <w:pStyle w:val="FirstParagraph"/>
+      </w:pPr>
+      <w:r>
+        <w:t xml:space="preserve">New pieces should begin by selecting an engine from the engine menu rather than writing prompts manually.</w:t>
+      </w:r>
+    </w:p>
+    <w:p>
+      <w:pPr>
+        <w:pStyle w:val="BodyText"/>
       </w:pPr>
       <w:r>
         <w:rPr>
           <w:b/>
           <w:bCs/>
         </w:rPr>
-        <w:t xml:space="preserve">Characteristics:</w:t>
-      </w:r>
-      <w:r>
-        <w:t xml:space="preserve"> </w:t>
-      </w:r>
-      <w:r>
-        <w:t xml:space="preserve">- Spacious harmony</w:t>
-      </w:r>
-      <w:r>
-        <w:t xml:space="preserve"> </w:t>
-      </w:r>
-      <w:r>
-        <w:t xml:space="preserve">- Floating tonal centres</w:t>
-      </w:r>
-      <w:r>
-        <w:t xml:space="preserve"> </w:t>
-      </w:r>
-      <w:r>
-        <w:t xml:space="preserve">- Strong guitar identity</w:t>
-      </w:r>
-      <w:r>
-        <w:t xml:space="preserve"> </w:t>
-      </w:r>
-      <w:r>
-        <w:t xml:space="preserve">- Evolving texture</w:t>
+        <w:t xml:space="preserve">Workflow:</w:t>
+      </w:r>
+      <w:r>
+        <w:t xml:space="preserve"> </w:t>
+      </w:r>
+      <w:r>
+        <w:t xml:space="preserve">1. Open</w:t>
+      </w:r>
+      <w:r>
+        <w:t xml:space="preserve"> </w:t>
+      </w:r>
+      <w:r>
+        <w:rPr>
+          <w:rStyle w:val="VerbatimChar"/>
+        </w:rPr>
+        <w:t xml:space="preserve">prompts/engine_menu.md</w:t>
+      </w:r>
+      <w:r>
+        <w:t xml:space="preserve"> </w:t>
+      </w:r>
+      <w:r>
+        <w:t xml:space="preserve">2. Choose an engine (single or dual-engine pairing)</w:t>
+      </w:r>
+      <w:r>
+        <w:t xml:space="preserve"> </w:t>
+      </w:r>
+      <w:r>
+        <w:t xml:space="preserve">3. Copy</w:t>
+      </w:r>
+      <w:r>
+        <w:t xml:space="preserve"> </w:t>
+      </w:r>
+      <w:r>
+        <w:rPr>
+          <w:rStyle w:val="VerbatimChar"/>
+        </w:rPr>
+        <w:t xml:space="preserve">prompts/new_composition_template.md</w:t>
+      </w:r>
+      <w:r>
+        <w:t xml:space="preserve"> </w:t>
+      </w:r>
+      <w:r>
+        <w:t xml:space="preserve">4. Fill in the fields (piece name, key, tempo, form, motif seed, etc.)</w:t>
+      </w:r>
+      <w:r>
+        <w:t xml:space="preserve"> </w:t>
+      </w:r>
+      <w:r>
+        <w:t xml:space="preserve">5. Run the composition generation</w:t>
       </w:r>
     </w:p>
     <w:p>
@@ -372,13 +412,13 @@
           <w:b/>
           <w:bCs/>
         </w:rPr>
-        <w:t xml:space="preserve">Best for:</w:t>
-      </w:r>
-      <w:r>
-        <w:t xml:space="preserve"> </w:t>
-      </w:r>
-      <w:r>
-        <w:t xml:space="preserve">ECM-style ballads, cinematic pieces</w:t>
+        <w:t xml:space="preserve">Engine menu options:</w:t>
+      </w:r>
+      <w:r>
+        <w:t xml:space="preserve"> </w:t>
+      </w:r>
+      <w:r>
+        <w:t xml:space="preserve">Frisell Atmosphere, Wayne Shorter, Slonimsky Harmonic, Andrew Hill, Counterpoint, Tonality Vault, Hybrid, Wayne Shorter + Zappa, Frisell + Counterpoint, Shorter + Slonimsky.</w:t>
       </w:r>
     </w:p>
     <w:p>
@@ -390,13 +430,28 @@
           <w:b/>
           <w:bCs/>
         </w:rPr>
-        <w:t xml:space="preserve">Album suitability:</w:t>
-      </w:r>
-      <w:r>
-        <w:t xml:space="preserve"> </w:t>
-      </w:r>
-      <w:r>
-        <w:t xml:space="preserve">10/10</w:t>
+        <w:t xml:space="preserve">Helper:</w:t>
+      </w:r>
+      <w:r>
+        <w:t xml:space="preserve"> </w:t>
+      </w:r>
+      <w:r>
+        <w:t xml:space="preserve">See</w:t>
+      </w:r>
+      <w:r>
+        <w:t xml:space="preserve"> </w:t>
+      </w:r>
+      <w:r>
+        <w:rPr>
+          <w:rStyle w:val="VerbatimChar"/>
+        </w:rPr>
+        <w:t xml:space="preserve">tools/start_new_piece.md</w:t>
+      </w:r>
+      <w:r>
+        <w:t xml:space="preserve"> </w:t>
+      </w:r>
+      <w:r>
+        <w:t xml:space="preserve">for step-by-step instructions.</w:t>
       </w:r>
     </w:p>
     <w:p>
@@ -407,13 +462,22 @@
       </w:r>
     </w:p>
     <w:bookmarkEnd w:id="11"/>
-    <w:bookmarkStart w:id="12" w:name="slonimsky-harmonic-engine"/>
+    <w:bookmarkStart w:id="18" w:name="available-engines"/>
+    <w:p>
+      <w:pPr>
+        <w:pStyle w:val="Heading2"/>
+      </w:pPr>
+      <w:r>
+        <w:t xml:space="preserve">Available Engines</w:t>
+      </w:r>
+    </w:p>
+    <w:bookmarkStart w:id="12" w:name="frisell-atmosphere-engine"/>
     <w:p>
       <w:pPr>
         <w:pStyle w:val="Heading3"/>
       </w:pPr>
       <w:r>
-        <w:t xml:space="preserve">Slonimsky Harmonic Engine</w:t>
+        <w:t xml:space="preserve">Frisell Atmosphere Engine</w:t>
       </w:r>
     </w:p>
     <w:p>
@@ -431,19 +495,25 @@
         <w:t xml:space="preserve"> </w:t>
       </w:r>
       <w:r>
-        <w:t xml:space="preserve">- Intervallic symmetry</w:t>
-      </w:r>
-      <w:r>
-        <w:t xml:space="preserve"> </w:t>
-      </w:r>
-      <w:r>
-        <w:t xml:space="preserve">- Exotic harmonic movement</w:t>
-      </w:r>
-      <w:r>
-        <w:t xml:space="preserve"> </w:t>
-      </w:r>
-      <w:r>
-        <w:t xml:space="preserve">- Surprising melodic intervals</w:t>
+        <w:t xml:space="preserve">- Spacious harmony</w:t>
+      </w:r>
+      <w:r>
+        <w:t xml:space="preserve"> </w:t>
+      </w:r>
+      <w:r>
+        <w:t xml:space="preserve">- Floating tonal centres</w:t>
+      </w:r>
+      <w:r>
+        <w:t xml:space="preserve"> </w:t>
+      </w:r>
+      <w:r>
+        <w:t xml:space="preserve">- Strong guitar identity</w:t>
+      </w:r>
+      <w:r>
+        <w:t xml:space="preserve"> </w:t>
+      </w:r>
+      <w:r>
+        <w:t xml:space="preserve">- Evolving texture</w:t>
       </w:r>
     </w:p>
     <w:p>
@@ -461,7 +531,7 @@
         <w:t xml:space="preserve"> </w:t>
       </w:r>
       <w:r>
-        <w:t xml:space="preserve">Modern jazz compositions, angular melodic writing</w:t>
+        <w:t xml:space="preserve">ECM-style ballads, cinematic pieces</w:t>
       </w:r>
     </w:p>
     <w:p>
@@ -479,7 +549,7 @@
         <w:t xml:space="preserve"> </w:t>
       </w:r>
       <w:r>
-        <w:t xml:space="preserve">8.5/10</w:t>
+        <w:t xml:space="preserve">10/10</w:t>
       </w:r>
     </w:p>
     <w:p>
@@ -490,13 +560,13 @@
       </w:r>
     </w:p>
     <w:bookmarkEnd w:id="12"/>
-    <w:bookmarkStart w:id="13" w:name="andrew-hill-engine"/>
+    <w:bookmarkStart w:id="13" w:name="slonimsky-harmonic-engine"/>
     <w:p>
       <w:pPr>
         <w:pStyle w:val="Heading3"/>
       </w:pPr>
       <w:r>
-        <w:t xml:space="preserve">Andrew Hill Engine</w:t>
+        <w:t xml:space="preserve">Slonimsky Harmonic Engine</w:t>
       </w:r>
     </w:p>
     <w:p>
@@ -514,19 +584,19 @@
         <w:t xml:space="preserve"> </w:t>
       </w:r>
       <w:r>
-        <w:t xml:space="preserve">- Asymmetric phrasing</w:t>
-      </w:r>
-      <w:r>
-        <w:t xml:space="preserve"> </w:t>
-      </w:r>
-      <w:r>
-        <w:t xml:space="preserve">- Unusual harmonic shifts</w:t>
-      </w:r>
-      <w:r>
-        <w:t xml:space="preserve"> </w:t>
-      </w:r>
-      <w:r>
-        <w:t xml:space="preserve">- Motivic mutation</w:t>
+        <w:t xml:space="preserve">- Intervallic symmetry</w:t>
+      </w:r>
+      <w:r>
+        <w:t xml:space="preserve"> </w:t>
+      </w:r>
+      <w:r>
+        <w:t xml:space="preserve">- Exotic harmonic movement</w:t>
+      </w:r>
+      <w:r>
+        <w:t xml:space="preserve"> </w:t>
+      </w:r>
+      <w:r>
+        <w:t xml:space="preserve">- Surprising melodic intervals</w:t>
       </w:r>
     </w:p>
     <w:p>
@@ -544,7 +614,7 @@
         <w:t xml:space="preserve"> </w:t>
       </w:r>
       <w:r>
-        <w:t xml:space="preserve">Experimental chamber jazz</w:t>
+        <w:t xml:space="preserve">Modern jazz compositions, angular melodic writing</w:t>
       </w:r>
     </w:p>
     <w:p>
@@ -562,7 +632,7 @@
         <w:t xml:space="preserve"> </w:t>
       </w:r>
       <w:r>
-        <w:t xml:space="preserve">8.7/10</w:t>
+        <w:t xml:space="preserve">8.5/10</w:t>
       </w:r>
     </w:p>
     <w:p>
@@ -573,13 +643,13 @@
       </w:r>
     </w:p>
     <w:bookmarkEnd w:id="13"/>
-    <w:bookmarkStart w:id="14" w:name="tonality-vault-engine"/>
+    <w:bookmarkStart w:id="14" w:name="andrew-hill-engine"/>
     <w:p>
       <w:pPr>
         <w:pStyle w:val="Heading3"/>
       </w:pPr>
       <w:r>
-        <w:t xml:space="preserve">Tonality Vault Engine</w:t>
+        <w:t xml:space="preserve">Andrew Hill Engine</w:t>
       </w:r>
     </w:p>
     <w:p>
@@ -597,13 +667,19 @@
         <w:t xml:space="preserve"> </w:t>
       </w:r>
       <w:r>
-        <w:t xml:space="preserve">- Rotating tonal systems</w:t>
-      </w:r>
-      <w:r>
-        <w:t xml:space="preserve"> </w:t>
-      </w:r>
-      <w:r>
-        <w:t xml:space="preserve">- Large harmonic palette</w:t>
+        <w:t xml:space="preserve">- Asymmetric phrasing</w:t>
+      </w:r>
+      <w:r>
+        <w:t xml:space="preserve"> </w:t>
+      </w:r>
+      <w:r>
+        <w:t xml:space="preserve">- Unusual harmonic shifts</w:t>
+      </w:r>
+      <w:r>
+        <w:t xml:space="preserve"> </w:t>
+      </w:r>
+      <w:r>
+        <w:t xml:space="preserve">- Motivic mutation</w:t>
       </w:r>
     </w:p>
     <w:p>
@@ -621,7 +697,7 @@
         <w:t xml:space="preserve"> </w:t>
       </w:r>
       <w:r>
-        <w:t xml:space="preserve">Large-scale compositions</w:t>
+        <w:t xml:space="preserve">Experimental chamber jazz</w:t>
       </w:r>
     </w:p>
     <w:p>
@@ -639,7 +715,7 @@
         <w:t xml:space="preserve"> </w:t>
       </w:r>
       <w:r>
-        <w:t xml:space="preserve">9/10</w:t>
+        <w:t xml:space="preserve">8.7/10</w:t>
       </w:r>
     </w:p>
     <w:p>
@@ -650,13 +726,13 @@
       </w:r>
     </w:p>
     <w:bookmarkEnd w:id="14"/>
-    <w:bookmarkStart w:id="15" w:name="counterpoint-engine"/>
+    <w:bookmarkStart w:id="15" w:name="tonality-vault-engine"/>
     <w:p>
       <w:pPr>
         <w:pStyle w:val="Heading3"/>
       </w:pPr>
       <w:r>
-        <w:t xml:space="preserve">Counterpoint Engine</w:t>
+        <w:t xml:space="preserve">Tonality Vault Engine</w:t>
       </w:r>
     </w:p>
     <w:p>
@@ -674,13 +750,13 @@
         <w:t xml:space="preserve"> </w:t>
       </w:r>
       <w:r>
-        <w:t xml:space="preserve">- Independent melodic lines</w:t>
-      </w:r>
-      <w:r>
-        <w:t xml:space="preserve"> </w:t>
-      </w:r>
-      <w:r>
-        <w:t xml:space="preserve">- Evolving ensemble interaction</w:t>
+        <w:t xml:space="preserve">- Rotating tonal systems</w:t>
+      </w:r>
+      <w:r>
+        <w:t xml:space="preserve"> </w:t>
+      </w:r>
+      <w:r>
+        <w:t xml:space="preserve">- Large harmonic palette</w:t>
       </w:r>
     </w:p>
     <w:p>
@@ -698,7 +774,7 @@
         <w:t xml:space="preserve"> </w:t>
       </w:r>
       <w:r>
-        <w:t xml:space="preserve">String-driven compositions</w:t>
+        <w:t xml:space="preserve">Large-scale compositions</w:t>
       </w:r>
     </w:p>
     <w:p>
@@ -716,7 +792,7 @@
         <w:t xml:space="preserve"> </w:t>
       </w:r>
       <w:r>
-        <w:t xml:space="preserve">9.2/10</w:t>
+        <w:t xml:space="preserve">9/10</w:t>
       </w:r>
     </w:p>
     <w:p>
@@ -727,13 +803,13 @@
       </w:r>
     </w:p>
     <w:bookmarkEnd w:id="15"/>
-    <w:bookmarkStart w:id="16" w:name="wayne-shorter-engine"/>
+    <w:bookmarkStart w:id="16" w:name="counterpoint-engine"/>
     <w:p>
       <w:pPr>
         <w:pStyle w:val="Heading3"/>
       </w:pPr>
       <w:r>
-        <w:t xml:space="preserve">Wayne Shorter Engine</w:t>
+        <w:t xml:space="preserve">Counterpoint Engine</w:t>
       </w:r>
     </w:p>
     <w:p>
@@ -751,43 +827,13 @@
         <w:t xml:space="preserve"> </w:t>
       </w:r>
       <w:r>
-        <w:t xml:space="preserve">- Narrative harmony</w:t>
-      </w:r>
-      <w:r>
-        <w:t xml:space="preserve"> </w:t>
-      </w:r>
-      <w:r>
-        <w:t xml:space="preserve">- Evolving motifs</w:t>
-      </w:r>
-      <w:r>
-        <w:t xml:space="preserve"> </w:t>
-      </w:r>
-      <w:r>
-        <w:t xml:space="preserve">- Dramatic structural arcs</w:t>
-      </w:r>
-      <w:r>
-        <w:t xml:space="preserve"> </w:t>
-      </w:r>
-      <w:r>
-        <w:t xml:space="preserve">- Motifs evolve rather than repeat</w:t>
-      </w:r>
-      <w:r>
-        <w:t xml:space="preserve"> </w:t>
-      </w:r>
-      <w:r>
-        <w:t xml:space="preserve">- Harmony behaves narratively rather than functionally</w:t>
-      </w:r>
-      <w:r>
-        <w:t xml:space="preserve"> </w:t>
-      </w:r>
-      <w:r>
-        <w:t xml:space="preserve">- Phrases often asymmetrical (5, 7, 9 bar groupings)</w:t>
-      </w:r>
-      <w:r>
-        <w:t xml:space="preserve"> </w:t>
-      </w:r>
-      <w:r>
-        <w:t xml:space="preserve">- Melody leads harmony</w:t>
+        <w:t xml:space="preserve">- Independent melodic lines</w:t>
+      </w:r>
+      <w:r>
+        <w:t xml:space="preserve"> </w:t>
+      </w:r>
+      <w:r>
+        <w:t xml:space="preserve">- Evolving ensemble interaction</w:t>
       </w:r>
     </w:p>
     <w:p>
@@ -805,7 +851,7 @@
         <w:t xml:space="preserve"> </w:t>
       </w:r>
       <w:r>
-        <w:t xml:space="preserve">Sophisticated modern jazz chamber music</w:t>
+        <w:t xml:space="preserve">String-driven compositions</w:t>
       </w:r>
     </w:p>
     <w:p>
@@ -823,28 +869,7 @@
         <w:t xml:space="preserve"> </w:t>
       </w:r>
       <w:r>
-        <w:t xml:space="preserve">9.6/10</w:t>
-      </w:r>
-    </w:p>
-    <w:p>
-      <w:pPr>
-        <w:pStyle w:val="BodyText"/>
-      </w:pPr>
-      <w:r>
-        <w:rPr>
-          <w:b/>
-          <w:bCs/>
-        </w:rPr>
-        <w:t xml:space="preserve">Full specification:</w:t>
-      </w:r>
-      <w:r>
-        <w:t xml:space="preserve"> </w:t>
-      </w:r>
-      <w:r>
-        <w:rPr>
-          <w:rStyle w:val="VerbatimChar"/>
-        </w:rPr>
-        <w:t xml:space="preserve">rules/wayne-shorter-composition-engine.md</w:t>
+        <w:t xml:space="preserve">9.2/10</w:t>
       </w:r>
     </w:p>
     <w:p>
@@ -855,14 +880,13 @@
       </w:r>
     </w:p>
     <w:bookmarkEnd w:id="16"/>
-    <w:bookmarkEnd w:id="17"/>
-    <w:bookmarkStart w:id="22" w:name="dual-engine-mode"/>
-    <w:p>
-      <w:pPr>
-        <w:pStyle w:val="Heading2"/>
-      </w:pPr>
-      <w:r>
-        <w:t xml:space="preserve">Dual Engine Mode</w:t>
+    <w:bookmarkStart w:id="17" w:name="wayne-shorter-engine"/>
+    <w:p>
+      <w:pPr>
+        <w:pStyle w:val="Heading3"/>
+      </w:pPr>
+      <w:r>
+        <w:t xml:space="preserve">Wayne Shorter Engine</w:t>
       </w:r>
     </w:p>
     <w:p>
@@ -874,6 +898,96 @@
           <w:b/>
           <w:bCs/>
         </w:rPr>
+        <w:t xml:space="preserve">Characteristics:</w:t>
+      </w:r>
+      <w:r>
+        <w:t xml:space="preserve"> </w:t>
+      </w:r>
+      <w:r>
+        <w:t xml:space="preserve">- Narrative harmony</w:t>
+      </w:r>
+      <w:r>
+        <w:t xml:space="preserve"> </w:t>
+      </w:r>
+      <w:r>
+        <w:t xml:space="preserve">- Evolving motifs</w:t>
+      </w:r>
+      <w:r>
+        <w:t xml:space="preserve"> </w:t>
+      </w:r>
+      <w:r>
+        <w:t xml:space="preserve">- Dramatic structural arcs</w:t>
+      </w:r>
+      <w:r>
+        <w:t xml:space="preserve"> </w:t>
+      </w:r>
+      <w:r>
+        <w:t xml:space="preserve">- Motifs evolve rather than repeat</w:t>
+      </w:r>
+      <w:r>
+        <w:t xml:space="preserve"> </w:t>
+      </w:r>
+      <w:r>
+        <w:t xml:space="preserve">- Harmony behaves narratively rather than functionally</w:t>
+      </w:r>
+      <w:r>
+        <w:t xml:space="preserve"> </w:t>
+      </w:r>
+      <w:r>
+        <w:t xml:space="preserve">- Phrases often asymmetrical (5, 7, 9 bar groupings)</w:t>
+      </w:r>
+      <w:r>
+        <w:t xml:space="preserve"> </w:t>
+      </w:r>
+      <w:r>
+        <w:t xml:space="preserve">- Melody leads harmony</w:t>
+      </w:r>
+    </w:p>
+    <w:p>
+      <w:pPr>
+        <w:pStyle w:val="BodyText"/>
+      </w:pPr>
+      <w:r>
+        <w:rPr>
+          <w:b/>
+          <w:bCs/>
+        </w:rPr>
+        <w:t xml:space="preserve">Best for:</w:t>
+      </w:r>
+      <w:r>
+        <w:t xml:space="preserve"> </w:t>
+      </w:r>
+      <w:r>
+        <w:t xml:space="preserve">Sophisticated modern jazz chamber music</w:t>
+      </w:r>
+    </w:p>
+    <w:p>
+      <w:pPr>
+        <w:pStyle w:val="BodyText"/>
+      </w:pPr>
+      <w:r>
+        <w:rPr>
+          <w:b/>
+          <w:bCs/>
+        </w:rPr>
+        <w:t xml:space="preserve">Album suitability:</w:t>
+      </w:r>
+      <w:r>
+        <w:t xml:space="preserve"> </w:t>
+      </w:r>
+      <w:r>
+        <w:t xml:space="preserve">9.6/10</w:t>
+      </w:r>
+    </w:p>
+    <w:p>
+      <w:pPr>
+        <w:pStyle w:val="BodyText"/>
+      </w:pPr>
+      <w:r>
+        <w:rPr>
+          <w:b/>
+          <w:bCs/>
+        </w:rPr>
         <w:t xml:space="preserve">Full specification:</w:t>
       </w:r>
       <w:r>
@@ -883,6 +997,45 @@
         <w:rPr>
           <w:rStyle w:val="VerbatimChar"/>
         </w:rPr>
+        <w:t xml:space="preserve">rules/wayne-shorter-composition-engine.md</w:t>
+      </w:r>
+    </w:p>
+    <w:p>
+      <w:r>
+        <w:pict>
+          <v:rect style="width:0;height:1.5pt" o:hralign="center" o:hrstd="t" o:hr="t"/>
+        </w:pict>
+      </w:r>
+    </w:p>
+    <w:bookmarkEnd w:id="17"/>
+    <w:bookmarkEnd w:id="18"/>
+    <w:bookmarkStart w:id="23" w:name="dual-engine-mode"/>
+    <w:p>
+      <w:pPr>
+        <w:pStyle w:val="Heading2"/>
+      </w:pPr>
+      <w:r>
+        <w:t xml:space="preserve">Dual Engine Mode</w:t>
+      </w:r>
+    </w:p>
+    <w:p>
+      <w:pPr>
+        <w:pStyle w:val="FirstParagraph"/>
+      </w:pPr>
+      <w:r>
+        <w:rPr>
+          <w:b/>
+          <w:bCs/>
+        </w:rPr>
+        <w:t xml:space="preserve">Full specification:</w:t>
+      </w:r>
+      <w:r>
+        <w:t xml:space="preserve"> </w:t>
+      </w:r>
+      <w:r>
+        <w:rPr>
+          <w:rStyle w:val="VerbatimChar"/>
+        </w:rPr>
         <w:t xml:space="preserve">rules/dual-engine-composition-mode.md</w:t>
       </w:r>
     </w:p>
@@ -894,7 +1047,7 @@
         <w:t xml:space="preserve">Dual engine mode uses two engines simultaneously with distinct roles.</w:t>
       </w:r>
     </w:p>
-    <w:bookmarkStart w:id="18" w:name="engine-roles"/>
+    <w:bookmarkStart w:id="19" w:name="engine-roles"/>
     <w:p>
       <w:pPr>
         <w:pStyle w:val="Heading3"/>
@@ -997,8 +1150,8 @@
         </w:tc>
       </w:tr>
     </w:tbl>
-    <w:bookmarkEnd w:id="18"/>
-    <w:bookmarkStart w:id="19" w:name="generation-logic"/>
+    <w:bookmarkEnd w:id="19"/>
+    <w:bookmarkStart w:id="20" w:name="generation-logic"/>
     <w:p>
       <w:pPr>
         <w:pStyle w:val="Heading3"/>
@@ -1043,8 +1196,8 @@
         <w:t xml:space="preserve">Combine both into a unified structural design</w:t>
       </w:r>
     </w:p>
-    <w:bookmarkEnd w:id="19"/>
-    <w:bookmarkStart w:id="20" w:name="validation"/>
+    <w:bookmarkEnd w:id="20"/>
+    <w:bookmarkStart w:id="21" w:name="validation"/>
     <w:p>
       <w:pPr>
         <w:pStyle w:val="Heading3"/>
@@ -1081,8 +1234,8 @@
         <w:t xml:space="preserve">If either engine influence is weak, regenerate.</w:t>
       </w:r>
     </w:p>
-    <w:bookmarkEnd w:id="20"/>
-    <w:bookmarkStart w:id="21" w:name="example-pairings"/>
+    <w:bookmarkEnd w:id="21"/>
+    <w:bookmarkStart w:id="22" w:name="example-pairings"/>
     <w:p>
       <w:pPr>
         <w:pStyle w:val="Heading3"/>
@@ -1170,9 +1323,9 @@
         </w:pict>
       </w:r>
     </w:p>
-    <w:bookmarkEnd w:id="21"/>
     <w:bookmarkEnd w:id="22"/>
-    <w:bookmarkStart w:id="23" w:name="secondary-engine-support-zappa"/>
+    <w:bookmarkEnd w:id="23"/>
+    <w:bookmarkStart w:id="24" w:name="secondary-engine-support-zappa"/>
     <w:p>
       <w:pPr>
         <w:pStyle w:val="Heading2"/>
@@ -1308,8 +1461,8 @@
         </w:pict>
       </w:r>
     </w:p>
-    <w:bookmarkEnd w:id="23"/>
-    <w:bookmarkStart w:id="24" w:name="hybrid-engine"/>
+    <w:bookmarkEnd w:id="24"/>
+    <w:bookmarkStart w:id="25" w:name="hybrid-engine"/>
     <w:p>
       <w:pPr>
         <w:pStyle w:val="Heading2"/>
@@ -1385,8 +1538,8 @@
         </w:pict>
       </w:r>
     </w:p>
-    <w:bookmarkEnd w:id="24"/>
-    <w:bookmarkStart w:id="29" w:name="score-readability-standards"/>
+    <w:bookmarkEnd w:id="25"/>
+    <w:bookmarkStart w:id="30" w:name="score-readability-standards"/>
     <w:p>
       <w:pPr>
         <w:pStyle w:val="Heading2"/>
@@ -1424,7 +1577,7 @@
         <w:t xml:space="preserve">All MusicXML exports must follow professional rehearsal chart standards.</w:t>
       </w:r>
     </w:p>
-    <w:bookmarkStart w:id="25" w:name="chord-symbols-mandatory"/>
+    <w:bookmarkStart w:id="26" w:name="chord-symbols-mandatory"/>
     <w:p>
       <w:pPr>
         <w:pStyle w:val="Heading3"/>
@@ -1481,8 +1634,8 @@
         <w:t xml:space="preserve">Standard lead-sheet format (e.g. Dmaj7, G6, A7sus4, Bm9, Fmaj7#11)</w:t>
       </w:r>
     </w:p>
-    <w:bookmarkEnd w:id="25"/>
-    <w:bookmarkStart w:id="26" w:name="boxed-section-letters"/>
+    <w:bookmarkEnd w:id="26"/>
+    <w:bookmarkStart w:id="27" w:name="boxed-section-letters"/>
     <w:p>
       <w:pPr>
         <w:pStyle w:val="Heading3"/>
@@ -1599,8 +1752,8 @@
         <w:t xml:space="preserve">Sections typically ≥ 6 bars</w:t>
       </w:r>
     </w:p>
-    <w:bookmarkEnd w:id="26"/>
-    <w:bookmarkStart w:id="27" w:name="rehearsal-friendly-layout"/>
+    <w:bookmarkEnd w:id="27"/>
+    <w:bookmarkStart w:id="28" w:name="rehearsal-friendly-layout"/>
     <w:p>
       <w:pPr>
         <w:pStyle w:val="Heading3"/>
@@ -1657,8 +1810,8 @@
         <w:t xml:space="preserve">Dynamic markings at texture changes</w:t>
       </w:r>
     </w:p>
-    <w:bookmarkEnd w:id="27"/>
-    <w:bookmarkStart w:id="28" w:name="part-clarity"/>
+    <w:bookmarkEnd w:id="28"/>
+    <w:bookmarkStart w:id="29" w:name="part-clarity"/>
     <w:p>
       <w:pPr>
         <w:pStyle w:val="Heading3"/>
@@ -1832,9 +1985,9 @@
         </w:pict>
       </w:r>
     </w:p>
-    <w:bookmarkEnd w:id="28"/>
     <w:bookmarkEnd w:id="29"/>
-    <w:bookmarkStart w:id="34" w:name="composition-rules"/>
+    <w:bookmarkEnd w:id="30"/>
+    <w:bookmarkStart w:id="35" w:name="composition-rules"/>
     <w:p>
       <w:pPr>
         <w:pStyle w:val="Heading2"/>
@@ -1843,7 +1996,7 @@
         <w:t xml:space="preserve">Composition Rules</w:t>
       </w:r>
     </w:p>
-    <w:bookmarkStart w:id="30" w:name="guitar-first-rule"/>
+    <w:bookmarkStart w:id="31" w:name="guitar-first-rule"/>
     <w:p>
       <w:pPr>
         <w:pStyle w:val="Heading3"/>
@@ -1982,8 +2135,8 @@
         </w:pict>
       </w:r>
     </w:p>
-    <w:bookmarkEnd w:id="30"/>
-    <w:bookmarkStart w:id="31" w:name="anti-monotony-rule"/>
+    <w:bookmarkEnd w:id="31"/>
+    <w:bookmarkStart w:id="32" w:name="anti-monotony-rule"/>
     <w:p>
       <w:pPr>
         <w:pStyle w:val="Heading3"/>
@@ -2080,8 +2233,8 @@
         </w:pict>
       </w:r>
     </w:p>
-    <w:bookmarkEnd w:id="31"/>
-    <w:bookmarkStart w:id="32" w:name="structural-evolution-engine"/>
+    <w:bookmarkEnd w:id="32"/>
+    <w:bookmarkStart w:id="33" w:name="structural-evolution-engine"/>
     <w:p>
       <w:pPr>
         <w:pStyle w:val="Heading3"/>
@@ -2192,8 +2345,8 @@
         </w:pict>
       </w:r>
     </w:p>
-    <w:bookmarkEnd w:id="32"/>
-    <w:bookmarkStart w:id="33" w:name="repetition-fatigue-rule"/>
+    <w:bookmarkEnd w:id="33"/>
+    <w:bookmarkStart w:id="34" w:name="repetition-fatigue-rule"/>
     <w:p>
       <w:pPr>
         <w:pStyle w:val="Heading3"/>
@@ -2278,9 +2431,9 @@
         </w:pict>
       </w:r>
     </w:p>
-    <w:bookmarkEnd w:id="33"/>
     <w:bookmarkEnd w:id="34"/>
-    <w:bookmarkStart w:id="35" w:name="engine-combinations"/>
+    <w:bookmarkEnd w:id="35"/>
+    <w:bookmarkStart w:id="36" w:name="engine-combinations"/>
     <w:p>
       <w:pPr>
         <w:pStyle w:val="Heading2"/>
@@ -2591,8 +2744,8 @@
         </w:pict>
       </w:r>
     </w:p>
-    <w:bookmarkEnd w:id="35"/>
-    <w:bookmarkStart w:id="36" w:name="reference-locations"/>
+    <w:bookmarkEnd w:id="36"/>
+    <w:bookmarkStart w:id="37" w:name="reference-locations"/>
     <w:p>
       <w:pPr>
         <w:pStyle w:val="Heading2"/>
@@ -2647,6 +2800,87 @@
               <w:pStyle w:val="Compact"/>
             </w:pPr>
             <w:r>
+              <w:t xml:space="preserve">Engine menu</w:t>
+            </w:r>
+          </w:p>
+        </w:tc>
+        <w:tc>
+          <w:tcPr/>
+          <w:p>
+            <w:pPr>
+              <w:pStyle w:val="Compact"/>
+            </w:pPr>
+            <w:r>
+              <w:rPr>
+                <w:rStyle w:val="VerbatimChar"/>
+              </w:rPr>
+              <w:t xml:space="preserve">prompts/engine_menu.md</w:t>
+            </w:r>
+          </w:p>
+        </w:tc>
+      </w:tr>
+      <w:tr>
+        <w:tc>
+          <w:tcPr/>
+          <w:p>
+            <w:pPr>
+              <w:pStyle w:val="Compact"/>
+            </w:pPr>
+            <w:r>
+              <w:t xml:space="preserve">New composition template</w:t>
+            </w:r>
+          </w:p>
+        </w:tc>
+        <w:tc>
+          <w:tcPr/>
+          <w:p>
+            <w:pPr>
+              <w:pStyle w:val="Compact"/>
+            </w:pPr>
+            <w:r>
+              <w:rPr>
+                <w:rStyle w:val="VerbatimChar"/>
+              </w:rPr>
+              <w:t xml:space="preserve">prompts/new_composition_template.md</w:t>
+            </w:r>
+          </w:p>
+        </w:tc>
+      </w:tr>
+      <w:tr>
+        <w:tc>
+          <w:tcPr/>
+          <w:p>
+            <w:pPr>
+              <w:pStyle w:val="Compact"/>
+            </w:pPr>
+            <w:r>
+              <w:t xml:space="preserve">Start new piece helper</w:t>
+            </w:r>
+          </w:p>
+        </w:tc>
+        <w:tc>
+          <w:tcPr/>
+          <w:p>
+            <w:pPr>
+              <w:pStyle w:val="Compact"/>
+            </w:pPr>
+            <w:r>
+              <w:rPr>
+                <w:rStyle w:val="VerbatimChar"/>
+              </w:rPr>
+              <w:t xml:space="preserve">tools/start_new_piece.md</w:t>
+            </w:r>
+          </w:p>
+        </w:tc>
+      </w:tr>
+      <w:tr>
+        <w:tc>
+          <w:tcPr/>
+          <w:p>
+            <w:pPr>
+              <w:pStyle w:val="Compact"/>
+            </w:pPr>
+            <w:r>
               <w:t xml:space="preserve">Master composition engine</w:t>
             </w:r>
           </w:p>
@@ -2983,8 +3217,8 @@
         <w:t xml:space="preserve">This guide is synchronized with the rule system. Update when engines or rules change.</w:t>
       </w:r>
     </w:p>
-    <w:bookmarkEnd w:id="36"/>
     <w:bookmarkEnd w:id="37"/>
+    <w:bookmarkEnd w:id="38"/>
     <w:sectPr>
       <w:footnotePr>
         <w:numRestart w:val="eachSect"/>

--- a/docs/Composition_Engine_Guide.docx
+++ b/docs/Composition_Engine_Guide.docx
@@ -1,14 +1,14 @@
 
 <file path=word/document.xml><?xml version="1.0" encoding="utf-8"?>
-<w:document xmlns:w="http://schemas.openxmlformats.org/wordprocessingml/2006/main" xmlns:m="http://schemas.openxmlformats.org/officeDocument/2006/math" xmlns:r="http://schemas.openxmlformats.org/officeDocument/2006/relationships" xmlns:o="urn:schemas-microsoft-com:office:office" xmlns:v="urn:schemas-microsoft-com:vml" xmlns:w10="urn:schemas-microsoft-com:office:word" xmlns:a="http://schemas.openxmlformats.org/drawingml/2006/main" xmlns:pic="http://schemas.openxmlformats.org/drawingml/2006/picture" xmlns:wp="http://schemas.openxmlformats.org/drawingml/2006/wordprocessingDrawing">
+<w:document xmlns:wpc="http://schemas.microsoft.com/office/word/2010/wordprocessingCanvas" xmlns:cx="http://schemas.microsoft.com/office/drawing/2014/chartex" xmlns:cx1="http://schemas.microsoft.com/office/drawing/2015/9/8/chartex" xmlns:cx2="http://schemas.microsoft.com/office/drawing/2015/10/21/chartex" xmlns:cx3="http://schemas.microsoft.com/office/drawing/2016/5/9/chartex" xmlns:cx4="http://schemas.microsoft.com/office/drawing/2016/5/10/chartex" xmlns:cx5="http://schemas.microsoft.com/office/drawing/2016/5/11/chartex" xmlns:cx6="http://schemas.microsoft.com/office/drawing/2016/5/12/chartex" xmlns:cx7="http://schemas.microsoft.com/office/drawing/2016/5/13/chartex" xmlns:cx8="http://schemas.microsoft.com/office/drawing/2016/5/14/chartex" xmlns:mc="http://schemas.openxmlformats.org/markup-compatibility/2006" xmlns:aink="http://schemas.microsoft.com/office/drawing/2016/ink" xmlns:am3d="http://schemas.microsoft.com/office/drawing/2017/model3d" xmlns:o="urn:schemas-microsoft-com:office:office" xmlns:oel="http://schemas.microsoft.com/office/2019/extlst" xmlns:r="http://schemas.openxmlformats.org/officeDocument/2006/relationships" xmlns:m="http://schemas.openxmlformats.org/officeDocument/2006/math" xmlns:v="urn:schemas-microsoft-com:vml" xmlns:wp14="http://schemas.microsoft.com/office/word/2010/wordprocessingDrawing" xmlns:wp="http://schemas.openxmlformats.org/drawingml/2006/wordprocessingDrawing" xmlns:w10="urn:schemas-microsoft-com:office:word" xmlns:w="http://schemas.openxmlformats.org/wordprocessingml/2006/main" xmlns:w14="http://schemas.microsoft.com/office/word/2010/wordml" xmlns:w15="http://schemas.microsoft.com/office/word/2012/wordml" xmlns:w16cex="http://schemas.microsoft.com/office/word/2018/wordml/cex" xmlns:w16cid="http://schemas.microsoft.com/office/word/2016/wordml/cid" xmlns:w16="http://schemas.microsoft.com/office/word/2018/wordml" xmlns:w16du="http://schemas.microsoft.com/office/word/2023/wordml/word16du" xmlns:w16sdtdh="http://schemas.microsoft.com/office/word/2020/wordml/sdtdatahash" xmlns:w16sdtfl="http://schemas.microsoft.com/office/word/2024/wordml/sdtformatlock" xmlns:w16se="http://schemas.microsoft.com/office/word/2015/wordml/symex" xmlns:wpg="http://schemas.microsoft.com/office/word/2010/wordprocessingGroup" xmlns:wpi="http://schemas.microsoft.com/office/word/2010/wordprocessingInk" xmlns:wne="http://schemas.microsoft.com/office/word/2006/wordml" xmlns:wps="http://schemas.microsoft.com/office/word/2010/wordprocessingShape" mc:Ignorable="w14 w15 w16se w16cid w16 w16cex w16sdtdh w16sdtfl w16du wp14">
   <w:body>
-    <w:bookmarkStart w:id="38" w:name="Xd877fd5a6305d268f3654482a76877abb9f7bd5"/>
     <w:p>
       <w:pPr>
         <w:pStyle w:val="Heading1"/>
       </w:pPr>
-      <w:r>
-        <w:t xml:space="preserve">Guitar–String Quartet Composition Engine Guide</w:t>
+      <w:bookmarkStart w:id="0" w:name="Xd877fd5a6305d268f3654482a76877abb9f7bd5"/>
+      <w:r>
+        <w:t>Guitar–String Quartet Composition Engine Guide</w:t>
       </w:r>
     </w:p>
     <w:p>
@@ -20,7 +20,7 @@
           <w:b/>
           <w:bCs/>
         </w:rPr>
-        <w:t xml:space="preserve">Version 2.1</w:t>
+        <w:t>Version 2.1</w:t>
       </w:r>
       <w:r>
         <w:br/>
@@ -30,13 +30,10 @@
           <w:b/>
           <w:bCs/>
         </w:rPr>
-        <w:t xml:space="preserve">Last updated:</w:t>
-      </w:r>
-      <w:r>
-        <w:t xml:space="preserve"> </w:t>
-      </w:r>
-      <w:r>
-        <w:t xml:space="preserve">2026-03-09</w:t>
+        <w:t>Last updated:</w:t>
+      </w:r>
+      <w:r>
+        <w:t xml:space="preserve"> 2026-03-09</w:t>
       </w:r>
     </w:p>
     <w:p>
@@ -44,47 +41,41 @@
         <w:pStyle w:val="BodyText"/>
       </w:pPr>
       <w:r>
-        <w:t xml:space="preserve">This guide documents the composition engine system, rules, and score standards for the guitar-string-quartet repository. It is synchronized with</w:t>
-      </w:r>
-      <w:r>
-        <w:t xml:space="preserve"> </w:t>
+        <w:t xml:space="preserve">This guide documents the composition engine system, rules, and score standards for the guitar-string-quartet repository. It is synchronized with </w:t>
       </w:r>
       <w:r>
         <w:rPr>
           <w:rStyle w:val="VerbatimChar"/>
         </w:rPr>
-        <w:t xml:space="preserve">rules/</w:t>
-      </w:r>
-      <w:r>
-        <w:t xml:space="preserve">,</w:t>
-      </w:r>
-      <w:r>
-        <w:t xml:space="preserve"> </w:t>
+        <w:t>rules/</w:t>
+      </w:r>
+      <w:r>
+        <w:t xml:space="preserve">, </w:t>
       </w:r>
       <w:r>
         <w:rPr>
           <w:rStyle w:val="VerbatimChar"/>
         </w:rPr>
-        <w:t xml:space="preserve">prompts/</w:t>
-      </w:r>
-      <w:r>
-        <w:t xml:space="preserve">, and engine implementations.</w:t>
-      </w:r>
-    </w:p>
-    <w:p>
-      <w:r>
-        <w:pict>
-          <v:rect style="width:0;height:1.5pt" o:hralign="center" o:hrstd="t" o:hr="t"/>
+        <w:t>prompts/</w:t>
+      </w:r>
+      <w:r>
+        <w:t>, and engine implementations.</w:t>
+      </w:r>
+    </w:p>
+    <w:p>
+      <w:r>
+        <w:pict w14:anchorId="4170EDFE">
+          <v:rect id="_x0000_i1025" style="width:0;height:1.5pt" o:hralign="center" o:hrstd="t" o:hr="t"/>
         </w:pict>
       </w:r>
     </w:p>
-    <w:bookmarkStart w:id="9" w:name="table-of-contents"/>
     <w:p>
       <w:pPr>
         <w:pStyle w:val="Heading2"/>
       </w:pPr>
-      <w:r>
-        <w:t xml:space="preserve">Table of Contents</w:t>
+      <w:bookmarkStart w:id="1" w:name="table-of-contents"/>
+      <w:r>
+        <w:t>Table of Contents</w:t>
       </w:r>
     </w:p>
     <w:p>
@@ -92,7 +83,7 @@
         <w:pStyle w:val="Compact"/>
         <w:numPr>
           <w:ilvl w:val="0"/>
-          <w:numId w:val="1001"/>
+          <w:numId w:val="2"/>
         </w:numPr>
       </w:pPr>
       <w:hyperlink w:anchor="overview">
@@ -100,7 +91,7 @@
           <w:rPr>
             <w:rStyle w:val="Hyperlink"/>
           </w:rPr>
-          <w:t xml:space="preserve">Overview</w:t>
+          <w:t>Overview</w:t>
         </w:r>
       </w:hyperlink>
     </w:p>
@@ -109,7 +100,7 @@
         <w:pStyle w:val="Compact"/>
         <w:numPr>
           <w:ilvl w:val="0"/>
-          <w:numId w:val="1001"/>
+          <w:numId w:val="2"/>
         </w:numPr>
       </w:pPr>
       <w:hyperlink w:anchor="composition-engine-menu">
@@ -117,7 +108,7 @@
           <w:rPr>
             <w:rStyle w:val="Hyperlink"/>
           </w:rPr>
-          <w:t xml:space="preserve">Composition Engine Menu</w:t>
+          <w:t>Composition Engine Menu</w:t>
         </w:r>
       </w:hyperlink>
     </w:p>
@@ -126,7 +117,7 @@
         <w:pStyle w:val="Compact"/>
         <w:numPr>
           <w:ilvl w:val="0"/>
-          <w:numId w:val="1001"/>
+          <w:numId w:val="2"/>
         </w:numPr>
       </w:pPr>
       <w:hyperlink w:anchor="available-engines">
@@ -134,7 +125,7 @@
           <w:rPr>
             <w:rStyle w:val="Hyperlink"/>
           </w:rPr>
-          <w:t xml:space="preserve">Available Engines</w:t>
+          <w:t>Available Engines</w:t>
         </w:r>
       </w:hyperlink>
     </w:p>
@@ -143,7 +134,7 @@
         <w:pStyle w:val="Compact"/>
         <w:numPr>
           <w:ilvl w:val="0"/>
-          <w:numId w:val="1001"/>
+          <w:numId w:val="2"/>
         </w:numPr>
       </w:pPr>
       <w:hyperlink w:anchor="dual-engine-mode">
@@ -151,7 +142,7 @@
           <w:rPr>
             <w:rStyle w:val="Hyperlink"/>
           </w:rPr>
-          <w:t xml:space="preserve">Dual Engine Mode</w:t>
+          <w:t>Dual Engine Mode</w:t>
         </w:r>
       </w:hyperlink>
     </w:p>
@@ -160,7 +151,7 @@
         <w:pStyle w:val="Compact"/>
         <w:numPr>
           <w:ilvl w:val="0"/>
-          <w:numId w:val="1001"/>
+          <w:numId w:val="2"/>
         </w:numPr>
       </w:pPr>
       <w:hyperlink w:anchor="secondary-engine-support-zappa">
@@ -168,7 +159,7 @@
           <w:rPr>
             <w:rStyle w:val="Hyperlink"/>
           </w:rPr>
-          <w:t xml:space="preserve">Secondary Engine Support (Zappa)</w:t>
+          <w:t>Secondary Engine Support (Zappa)</w:t>
         </w:r>
       </w:hyperlink>
     </w:p>
@@ -177,7 +168,7 @@
         <w:pStyle w:val="Compact"/>
         <w:numPr>
           <w:ilvl w:val="0"/>
-          <w:numId w:val="1001"/>
+          <w:numId w:val="2"/>
         </w:numPr>
       </w:pPr>
       <w:hyperlink w:anchor="hybrid-engine">
@@ -185,7 +176,7 @@
           <w:rPr>
             <w:rStyle w:val="Hyperlink"/>
           </w:rPr>
-          <w:t xml:space="preserve">Hybrid Engine</w:t>
+          <w:t>Hybrid Engine</w:t>
         </w:r>
       </w:hyperlink>
     </w:p>
@@ -194,7 +185,7 @@
         <w:pStyle w:val="Compact"/>
         <w:numPr>
           <w:ilvl w:val="0"/>
-          <w:numId w:val="1001"/>
+          <w:numId w:val="2"/>
         </w:numPr>
       </w:pPr>
       <w:hyperlink w:anchor="score-readability-standards">
@@ -202,7 +193,7 @@
           <w:rPr>
             <w:rStyle w:val="Hyperlink"/>
           </w:rPr>
-          <w:t xml:space="preserve">Score Readability Standards</w:t>
+          <w:t>Score Readability Standards</w:t>
         </w:r>
       </w:hyperlink>
     </w:p>
@@ -211,7 +202,7 @@
         <w:pStyle w:val="Compact"/>
         <w:numPr>
           <w:ilvl w:val="0"/>
-          <w:numId w:val="1001"/>
+          <w:numId w:val="2"/>
         </w:numPr>
       </w:pPr>
       <w:hyperlink w:anchor="composition-rules">
@@ -219,7 +210,7 @@
           <w:rPr>
             <w:rStyle w:val="Hyperlink"/>
           </w:rPr>
-          <w:t xml:space="preserve">Composition Rules</w:t>
+          <w:t>Composition Rules</w:t>
         </w:r>
       </w:hyperlink>
     </w:p>
@@ -228,7 +219,7 @@
         <w:pStyle w:val="Compact"/>
         <w:numPr>
           <w:ilvl w:val="0"/>
-          <w:numId w:val="1001"/>
+          <w:numId w:val="2"/>
         </w:numPr>
       </w:pPr>
       <w:hyperlink w:anchor="engine-combinations">
@@ -236,7 +227,7 @@
           <w:rPr>
             <w:rStyle w:val="Hyperlink"/>
           </w:rPr>
-          <w:t xml:space="preserve">Engine Combinations</w:t>
+          <w:t>Engine Combinations</w:t>
         </w:r>
       </w:hyperlink>
     </w:p>
@@ -245,7 +236,7 @@
         <w:pStyle w:val="Compact"/>
         <w:numPr>
           <w:ilvl w:val="0"/>
-          <w:numId w:val="1001"/>
+          <w:numId w:val="2"/>
         </w:numPr>
       </w:pPr>
       <w:hyperlink w:anchor="reference-locations">
@@ -253,25 +244,25 @@
           <w:rPr>
             <w:rStyle w:val="Hyperlink"/>
           </w:rPr>
-          <w:t xml:space="preserve">Reference Locations</w:t>
+          <w:t>Reference Locations</w:t>
         </w:r>
       </w:hyperlink>
     </w:p>
     <w:p>
       <w:r>
-        <w:pict>
-          <v:rect style="width:0;height:1.5pt" o:hralign="center" o:hrstd="t" o:hr="t"/>
+        <w:pict w14:anchorId="24670CA1">
+          <v:rect id="_x0000_i1026" style="width:0;height:1.5pt" o:hralign="center" o:hrstd="t" o:hr="t"/>
         </w:pict>
       </w:r>
     </w:p>
-    <w:bookmarkEnd w:id="9"/>
-    <w:bookmarkStart w:id="10" w:name="overview"/>
     <w:p>
       <w:pPr>
         <w:pStyle w:val="Heading2"/>
       </w:pPr>
-      <w:r>
-        <w:t xml:space="preserve">Overview</w:t>
+      <w:bookmarkStart w:id="2" w:name="overview"/>
+      <w:bookmarkEnd w:id="1"/>
+      <w:r>
+        <w:t>Overview</w:t>
       </w:r>
     </w:p>
     <w:p>
@@ -279,7 +270,7 @@
         <w:pStyle w:val="FirstParagraph"/>
       </w:pPr>
       <w:r>
-        <w:t xml:space="preserve">The composition system supports multiple engines that determine harmonic, melodic, and structural logic. Engines may be used singly, in dual-engine mode (primary + secondary), or in hybrid combinations.</w:t>
+        <w:t>The composition system supports multiple engines that determine harmonic, melodic, and structural logic. Engines may be used singly, in dual-engine mode (primary + secondary), or in hybrid combinations.</w:t>
       </w:r>
     </w:p>
     <w:p>
@@ -291,13 +282,10 @@
           <w:b/>
           <w:bCs/>
         </w:rPr>
-        <w:t xml:space="preserve">Primary ensemble:</w:t>
-      </w:r>
-      <w:r>
-        <w:t xml:space="preserve"> </w:t>
-      </w:r>
-      <w:r>
-        <w:t xml:space="preserve">Guitar, Violin I, Violin II, Viola, Cello</w:t>
+        <w:t>Primary ensemble:</w:t>
+      </w:r>
+      <w:r>
+        <w:t xml:space="preserve"> Guitar, Violin I, Violin II, Viola, Cello</w:t>
       </w:r>
     </w:p>
     <w:p>
@@ -309,30 +297,27 @@
           <w:b/>
           <w:bCs/>
         </w:rPr>
-        <w:t xml:space="preserve">Core principle:</w:t>
-      </w:r>
-      <w:r>
-        <w:t xml:space="preserve"> </w:t>
-      </w:r>
-      <w:r>
-        <w:t xml:space="preserve">Guitar-first generation — guitar harmonic vocabulary is generated before strings; strings respond to, frame, or contrast with guitar material.</w:t>
-      </w:r>
-    </w:p>
-    <w:p>
-      <w:r>
-        <w:pict>
-          <v:rect style="width:0;height:1.5pt" o:hralign="center" o:hrstd="t" o:hr="t"/>
+        <w:t>Core principle:</w:t>
+      </w:r>
+      <w:r>
+        <w:t xml:space="preserve"> Guitar-first generation — guitar harmonic vocabulary is generated before strings; strings respond to, frame, or contrast with guitar material.</w:t>
+      </w:r>
+    </w:p>
+    <w:p>
+      <w:r>
+        <w:pict w14:anchorId="205C50C9">
+          <v:rect id="_x0000_i1027" style="width:0;height:1.5pt" o:hralign="center" o:hrstd="t" o:hr="t"/>
         </w:pict>
       </w:r>
     </w:p>
-    <w:bookmarkEnd w:id="10"/>
-    <w:bookmarkStart w:id="11" w:name="composition-engine-menu"/>
     <w:p>
       <w:pPr>
         <w:pStyle w:val="Heading2"/>
       </w:pPr>
-      <w:r>
-        <w:t xml:space="preserve">Composition Engine Menu</w:t>
+      <w:bookmarkStart w:id="3" w:name="composition-engine-menu"/>
+      <w:bookmarkEnd w:id="2"/>
+      <w:r>
+        <w:t>Composition Engine Menu</w:t>
       </w:r>
     </w:p>
     <w:p>
@@ -340,7 +325,7 @@
         <w:pStyle w:val="FirstParagraph"/>
       </w:pPr>
       <w:r>
-        <w:t xml:space="preserve">New pieces should begin by selecting an engine from the engine menu rather than writing prompts manually.</w:t>
+        <w:t>New pieces should begin by selecting an engine from the engine menu rather than writing prompts manually.</w:t>
       </w:r>
     </w:p>
     <w:p>
@@ -352,55 +337,28 @@
           <w:b/>
           <w:bCs/>
         </w:rPr>
-        <w:t xml:space="preserve">Workflow:</w:t>
-      </w:r>
-      <w:r>
-        <w:t xml:space="preserve"> </w:t>
-      </w:r>
-      <w:r>
-        <w:t xml:space="preserve">1. Open</w:t>
-      </w:r>
-      <w:r>
-        <w:t xml:space="preserve"> </w:t>
+        <w:t>Workflow:</w:t>
+      </w:r>
+      <w:r>
+        <w:t xml:space="preserve"> 1. Open </w:t>
       </w:r>
       <w:r>
         <w:rPr>
           <w:rStyle w:val="VerbatimChar"/>
         </w:rPr>
-        <w:t xml:space="preserve">prompts/engine_menu.md</w:t>
-      </w:r>
-      <w:r>
-        <w:t xml:space="preserve"> </w:t>
-      </w:r>
-      <w:r>
-        <w:t xml:space="preserve">2. Choose an engine (single or dual-engine pairing)</w:t>
-      </w:r>
-      <w:r>
-        <w:t xml:space="preserve"> </w:t>
-      </w:r>
-      <w:r>
-        <w:t xml:space="preserve">3. Copy</w:t>
-      </w:r>
-      <w:r>
-        <w:t xml:space="preserve"> </w:t>
+        <w:t>prompts/engine_menu.md</w:t>
+      </w:r>
+      <w:r>
+        <w:t xml:space="preserve"> 2. Choose an engine (single or dual-engine pairing) 3. Copy </w:t>
       </w:r>
       <w:r>
         <w:rPr>
           <w:rStyle w:val="VerbatimChar"/>
         </w:rPr>
-        <w:t xml:space="preserve">prompts/new_composition_template.md</w:t>
-      </w:r>
-      <w:r>
-        <w:t xml:space="preserve"> </w:t>
-      </w:r>
-      <w:r>
-        <w:t xml:space="preserve">4. Fill in the fields (piece name, key, tempo, form, motif seed, etc.)</w:t>
-      </w:r>
-      <w:r>
-        <w:t xml:space="preserve"> </w:t>
-      </w:r>
-      <w:r>
-        <w:t xml:space="preserve">5. Run the composition generation</w:t>
+        <w:t>prompts/new_composition_template.md</w:t>
+      </w:r>
+      <w:r>
+        <w:t xml:space="preserve"> 4. Fill in the fields (piece name, key, tempo, form, motif seed, etc.) 5. Run the composition generation</w:t>
       </w:r>
     </w:p>
     <w:p>
@@ -412,13 +370,11 @@
           <w:b/>
           <w:bCs/>
         </w:rPr>
-        <w:t xml:space="preserve">Engine menu options:</w:t>
-      </w:r>
-      <w:r>
-        <w:t xml:space="preserve"> </w:t>
-      </w:r>
-      <w:r>
-        <w:t xml:space="preserve">Frisell Atmosphere, Wayne Shorter, Slonimsky Harmonic, Andrew Hill, Counterpoint, Tonality Vault, Hybrid, Wayne Shorter + Zappa, Frisell + Counterpoint, Shorter + Slonimsky.</w:t>
+        <w:lastRenderedPageBreak/>
+        <w:t>Engine menu options:</w:t>
+      </w:r>
+      <w:r>
+        <w:t xml:space="preserve"> Frisell Atmosphere, Wayne Shorter, Slonimsky Harmonic, Andrew Hill, Counterpoint, Tonality Vault, Hybrid, Wayne Shorter + Zappa, Frisell + Counterpoint, Shorter + Slonimsky.</w:t>
       </w:r>
     </w:p>
     <w:p>
@@ -430,54 +386,45 @@
           <w:b/>
           <w:bCs/>
         </w:rPr>
-        <w:t xml:space="preserve">Helper:</w:t>
-      </w:r>
-      <w:r>
-        <w:t xml:space="preserve"> </w:t>
-      </w:r>
-      <w:r>
-        <w:t xml:space="preserve">See</w:t>
-      </w:r>
-      <w:r>
-        <w:t xml:space="preserve"> </w:t>
+        <w:t>Helper:</w:t>
+      </w:r>
+      <w:r>
+        <w:t xml:space="preserve"> See </w:t>
       </w:r>
       <w:r>
         <w:rPr>
           <w:rStyle w:val="VerbatimChar"/>
         </w:rPr>
-        <w:t xml:space="preserve">tools/start_new_piece.md</w:t>
-      </w:r>
-      <w:r>
-        <w:t xml:space="preserve"> </w:t>
-      </w:r>
-      <w:r>
-        <w:t xml:space="preserve">for step-by-step instructions.</w:t>
-      </w:r>
-    </w:p>
-    <w:p>
-      <w:r>
-        <w:pict>
-          <v:rect style="width:0;height:1.5pt" o:hralign="center" o:hrstd="t" o:hr="t"/>
+        <w:t>tools/start_new_piece.md</w:t>
+      </w:r>
+      <w:r>
+        <w:t xml:space="preserve"> for step-by-step instructions.</w:t>
+      </w:r>
+    </w:p>
+    <w:p>
+      <w:r>
+        <w:pict w14:anchorId="1093EFC3">
+          <v:rect id="_x0000_i1028" style="width:0;height:1.5pt" o:hralign="center" o:hrstd="t" o:hr="t"/>
         </w:pict>
       </w:r>
     </w:p>
-    <w:bookmarkEnd w:id="11"/>
-    <w:bookmarkStart w:id="18" w:name="available-engines"/>
     <w:p>
       <w:pPr>
         <w:pStyle w:val="Heading2"/>
       </w:pPr>
-      <w:r>
-        <w:t xml:space="preserve">Available Engines</w:t>
-      </w:r>
-    </w:p>
-    <w:bookmarkStart w:id="12" w:name="frisell-atmosphere-engine"/>
+      <w:bookmarkStart w:id="4" w:name="available-engines"/>
+      <w:bookmarkEnd w:id="3"/>
+      <w:r>
+        <w:t>Available Engines</w:t>
+      </w:r>
+    </w:p>
     <w:p>
       <w:pPr>
         <w:pStyle w:val="Heading3"/>
       </w:pPr>
-      <w:r>
-        <w:t xml:space="preserve">Frisell Atmosphere Engine</w:t>
+      <w:bookmarkStart w:id="5" w:name="frisell-atmosphere-engine"/>
+      <w:r>
+        <w:t>Frisell Atmosphere Engine</w:t>
       </w:r>
     </w:p>
     <w:p>
@@ -489,31 +436,10 @@
           <w:b/>
           <w:bCs/>
         </w:rPr>
-        <w:t xml:space="preserve">Characteristics:</w:t>
-      </w:r>
-      <w:r>
-        <w:t xml:space="preserve"> </w:t>
-      </w:r>
-      <w:r>
-        <w:t xml:space="preserve">- Spacious harmony</w:t>
-      </w:r>
-      <w:r>
-        <w:t xml:space="preserve"> </w:t>
-      </w:r>
-      <w:r>
-        <w:t xml:space="preserve">- Floating tonal centres</w:t>
-      </w:r>
-      <w:r>
-        <w:t xml:space="preserve"> </w:t>
-      </w:r>
-      <w:r>
-        <w:t xml:space="preserve">- Strong guitar identity</w:t>
-      </w:r>
-      <w:r>
-        <w:t xml:space="preserve"> </w:t>
-      </w:r>
-      <w:r>
-        <w:t xml:space="preserve">- Evolving texture</w:t>
+        <w:t>Characteristics:</w:t>
+      </w:r>
+      <w:r>
+        <w:t xml:space="preserve"> - Spacious harmony - Floating tonal centres - Strong guitar identity - Evolving texture</w:t>
       </w:r>
     </w:p>
     <w:p>
@@ -525,13 +451,10 @@
           <w:b/>
           <w:bCs/>
         </w:rPr>
-        <w:t xml:space="preserve">Best for:</w:t>
-      </w:r>
-      <w:r>
-        <w:t xml:space="preserve"> </w:t>
-      </w:r>
-      <w:r>
-        <w:t xml:space="preserve">ECM-style ballads, cinematic pieces</w:t>
+        <w:t>Best for:</w:t>
+      </w:r>
+      <w:r>
+        <w:t xml:space="preserve"> ECM-style ballads, cinematic pieces</w:t>
       </w:r>
     </w:p>
     <w:p>
@@ -543,30 +466,27 @@
           <w:b/>
           <w:bCs/>
         </w:rPr>
-        <w:t xml:space="preserve">Album suitability:</w:t>
-      </w:r>
-      <w:r>
-        <w:t xml:space="preserve"> </w:t>
-      </w:r>
-      <w:r>
-        <w:t xml:space="preserve">10/10</w:t>
-      </w:r>
-    </w:p>
-    <w:p>
-      <w:r>
-        <w:pict>
-          <v:rect style="width:0;height:1.5pt" o:hralign="center" o:hrstd="t" o:hr="t"/>
+        <w:t>Album suitability:</w:t>
+      </w:r>
+      <w:r>
+        <w:t xml:space="preserve"> 10/10</w:t>
+      </w:r>
+    </w:p>
+    <w:p>
+      <w:r>
+        <w:pict w14:anchorId="1661BCEC">
+          <v:rect id="_x0000_i1029" style="width:0;height:1.5pt" o:hralign="center" o:hrstd="t" o:hr="t"/>
         </w:pict>
       </w:r>
     </w:p>
-    <w:bookmarkEnd w:id="12"/>
-    <w:bookmarkStart w:id="13" w:name="slonimsky-harmonic-engine"/>
     <w:p>
       <w:pPr>
         <w:pStyle w:val="Heading3"/>
       </w:pPr>
-      <w:r>
-        <w:t xml:space="preserve">Slonimsky Harmonic Engine</w:t>
+      <w:bookmarkStart w:id="6" w:name="slonimsky-harmonic-engine"/>
+      <w:bookmarkEnd w:id="5"/>
+      <w:r>
+        <w:t>Slonimsky Harmonic Engine</w:t>
       </w:r>
     </w:p>
     <w:p>
@@ -578,25 +498,10 @@
           <w:b/>
           <w:bCs/>
         </w:rPr>
-        <w:t xml:space="preserve">Characteristics:</w:t>
-      </w:r>
-      <w:r>
-        <w:t xml:space="preserve"> </w:t>
-      </w:r>
-      <w:r>
-        <w:t xml:space="preserve">- Intervallic symmetry</w:t>
-      </w:r>
-      <w:r>
-        <w:t xml:space="preserve"> </w:t>
-      </w:r>
-      <w:r>
-        <w:t xml:space="preserve">- Exotic harmonic movement</w:t>
-      </w:r>
-      <w:r>
-        <w:t xml:space="preserve"> </w:t>
-      </w:r>
-      <w:r>
-        <w:t xml:space="preserve">- Surprising melodic intervals</w:t>
+        <w:t>Characteristics:</w:t>
+      </w:r>
+      <w:r>
+        <w:t xml:space="preserve"> - Intervallic symmetry - Exotic harmonic movement - Surprising melodic intervals</w:t>
       </w:r>
     </w:p>
     <w:p>
@@ -608,13 +513,10 @@
           <w:b/>
           <w:bCs/>
         </w:rPr>
-        <w:t xml:space="preserve">Best for:</w:t>
-      </w:r>
-      <w:r>
-        <w:t xml:space="preserve"> </w:t>
-      </w:r>
-      <w:r>
-        <w:t xml:space="preserve">Modern jazz compositions, angular melodic writing</w:t>
+        <w:t>Best for:</w:t>
+      </w:r>
+      <w:r>
+        <w:t xml:space="preserve"> Modern jazz compositions, angular melodic writing</w:t>
       </w:r>
     </w:p>
     <w:p>
@@ -626,30 +528,27 @@
           <w:b/>
           <w:bCs/>
         </w:rPr>
-        <w:t xml:space="preserve">Album suitability:</w:t>
-      </w:r>
-      <w:r>
-        <w:t xml:space="preserve"> </w:t>
-      </w:r>
-      <w:r>
-        <w:t xml:space="preserve">8.5/10</w:t>
-      </w:r>
-    </w:p>
-    <w:p>
-      <w:r>
-        <w:pict>
-          <v:rect style="width:0;height:1.5pt" o:hralign="center" o:hrstd="t" o:hr="t"/>
+        <w:t>Album suitability:</w:t>
+      </w:r>
+      <w:r>
+        <w:t xml:space="preserve"> 8.5/10</w:t>
+      </w:r>
+    </w:p>
+    <w:p>
+      <w:r>
+        <w:pict w14:anchorId="3E995C3D">
+          <v:rect id="_x0000_i1030" style="width:0;height:1.5pt" o:hralign="center" o:hrstd="t" o:hr="t"/>
         </w:pict>
       </w:r>
     </w:p>
-    <w:bookmarkEnd w:id="13"/>
-    <w:bookmarkStart w:id="14" w:name="andrew-hill-engine"/>
     <w:p>
       <w:pPr>
         <w:pStyle w:val="Heading3"/>
       </w:pPr>
-      <w:r>
-        <w:t xml:space="preserve">Andrew Hill Engine</w:t>
+      <w:bookmarkStart w:id="7" w:name="andrew-hill-engine"/>
+      <w:bookmarkEnd w:id="6"/>
+      <w:r>
+        <w:t>Andrew Hill Engine</w:t>
       </w:r>
     </w:p>
     <w:p>
@@ -661,25 +560,10 @@
           <w:b/>
           <w:bCs/>
         </w:rPr>
-        <w:t xml:space="preserve">Characteristics:</w:t>
-      </w:r>
-      <w:r>
-        <w:t xml:space="preserve"> </w:t>
-      </w:r>
-      <w:r>
-        <w:t xml:space="preserve">- Asymmetric phrasing</w:t>
-      </w:r>
-      <w:r>
-        <w:t xml:space="preserve"> </w:t>
-      </w:r>
-      <w:r>
-        <w:t xml:space="preserve">- Unusual harmonic shifts</w:t>
-      </w:r>
-      <w:r>
-        <w:t xml:space="preserve"> </w:t>
-      </w:r>
-      <w:r>
-        <w:t xml:space="preserve">- Motivic mutation</w:t>
+        <w:t>Characteristics:</w:t>
+      </w:r>
+      <w:r>
+        <w:t xml:space="preserve"> - Asymmetric phrasing - Unusual harmonic shifts - Motivic mutation</w:t>
       </w:r>
     </w:p>
     <w:p>
@@ -691,13 +575,10 @@
           <w:b/>
           <w:bCs/>
         </w:rPr>
-        <w:t xml:space="preserve">Best for:</w:t>
-      </w:r>
-      <w:r>
-        <w:t xml:space="preserve"> </w:t>
-      </w:r>
-      <w:r>
-        <w:t xml:space="preserve">Experimental chamber jazz</w:t>
+        <w:t>Best for:</w:t>
+      </w:r>
+      <w:r>
+        <w:t xml:space="preserve"> Experimental chamber jazz</w:t>
       </w:r>
     </w:p>
     <w:p>
@@ -709,30 +590,27 @@
           <w:b/>
           <w:bCs/>
         </w:rPr>
-        <w:t xml:space="preserve">Album suitability:</w:t>
-      </w:r>
-      <w:r>
-        <w:t xml:space="preserve"> </w:t>
-      </w:r>
-      <w:r>
-        <w:t xml:space="preserve">8.7/10</w:t>
-      </w:r>
-    </w:p>
-    <w:p>
-      <w:r>
-        <w:pict>
-          <v:rect style="width:0;height:1.5pt" o:hralign="center" o:hrstd="t" o:hr="t"/>
+        <w:t>Album suitability:</w:t>
+      </w:r>
+      <w:r>
+        <w:t xml:space="preserve"> 8.7/10</w:t>
+      </w:r>
+    </w:p>
+    <w:p>
+      <w:r>
+        <w:pict w14:anchorId="1C7453F9">
+          <v:rect id="_x0000_i1031" style="width:0;height:1.5pt" o:hralign="center" o:hrstd="t" o:hr="t"/>
         </w:pict>
       </w:r>
     </w:p>
-    <w:bookmarkEnd w:id="14"/>
-    <w:bookmarkStart w:id="15" w:name="tonality-vault-engine"/>
     <w:p>
       <w:pPr>
         <w:pStyle w:val="Heading3"/>
       </w:pPr>
-      <w:r>
-        <w:t xml:space="preserve">Tonality Vault Engine</w:t>
+      <w:bookmarkStart w:id="8" w:name="tonality-vault-engine"/>
+      <w:bookmarkEnd w:id="7"/>
+      <w:r>
+        <w:t>Tonality Vault Engine</w:t>
       </w:r>
     </w:p>
     <w:p>
@@ -744,19 +622,10 @@
           <w:b/>
           <w:bCs/>
         </w:rPr>
-        <w:t xml:space="preserve">Characteristics:</w:t>
-      </w:r>
-      <w:r>
-        <w:t xml:space="preserve"> </w:t>
-      </w:r>
-      <w:r>
-        <w:t xml:space="preserve">- Rotating tonal systems</w:t>
-      </w:r>
-      <w:r>
-        <w:t xml:space="preserve"> </w:t>
-      </w:r>
-      <w:r>
-        <w:t xml:space="preserve">- Large harmonic palette</w:t>
+        <w:t>Characteristics:</w:t>
+      </w:r>
+      <w:r>
+        <w:t xml:space="preserve"> - Rotating tonal systems - Large harmonic palette</w:t>
       </w:r>
     </w:p>
     <w:p>
@@ -768,13 +637,10 @@
           <w:b/>
           <w:bCs/>
         </w:rPr>
-        <w:t xml:space="preserve">Best for:</w:t>
-      </w:r>
-      <w:r>
-        <w:t xml:space="preserve"> </w:t>
-      </w:r>
-      <w:r>
-        <w:t xml:space="preserve">Large-scale compositions</w:t>
+        <w:t>Best for:</w:t>
+      </w:r>
+      <w:r>
+        <w:t xml:space="preserve"> Large-scale compositions</w:t>
       </w:r>
     </w:p>
     <w:p>
@@ -786,30 +652,27 @@
           <w:b/>
           <w:bCs/>
         </w:rPr>
-        <w:t xml:space="preserve">Album suitability:</w:t>
-      </w:r>
-      <w:r>
-        <w:t xml:space="preserve"> </w:t>
-      </w:r>
-      <w:r>
-        <w:t xml:space="preserve">9/10</w:t>
-      </w:r>
-    </w:p>
-    <w:p>
-      <w:r>
-        <w:pict>
-          <v:rect style="width:0;height:1.5pt" o:hralign="center" o:hrstd="t" o:hr="t"/>
+        <w:t>Album suitability:</w:t>
+      </w:r>
+      <w:r>
+        <w:t xml:space="preserve"> 9/10</w:t>
+      </w:r>
+    </w:p>
+    <w:p>
+      <w:r>
+        <w:pict w14:anchorId="35C639B2">
+          <v:rect id="_x0000_i1032" style="width:0;height:1.5pt" o:hralign="center" o:hrstd="t" o:hr="t"/>
         </w:pict>
       </w:r>
     </w:p>
-    <w:bookmarkEnd w:id="15"/>
-    <w:bookmarkStart w:id="16" w:name="counterpoint-engine"/>
     <w:p>
       <w:pPr>
         <w:pStyle w:val="Heading3"/>
       </w:pPr>
-      <w:r>
-        <w:t xml:space="preserve">Counterpoint Engine</w:t>
+      <w:bookmarkStart w:id="9" w:name="counterpoint-engine"/>
+      <w:bookmarkEnd w:id="8"/>
+      <w:r>
+        <w:t>Counterpoint Engine</w:t>
       </w:r>
     </w:p>
     <w:p>
@@ -821,19 +684,10 @@
           <w:b/>
           <w:bCs/>
         </w:rPr>
-        <w:t xml:space="preserve">Characteristics:</w:t>
-      </w:r>
-      <w:r>
-        <w:t xml:space="preserve"> </w:t>
-      </w:r>
-      <w:r>
-        <w:t xml:space="preserve">- Independent melodic lines</w:t>
-      </w:r>
-      <w:r>
-        <w:t xml:space="preserve"> </w:t>
-      </w:r>
-      <w:r>
-        <w:t xml:space="preserve">- Evolving ensemble interaction</w:t>
+        <w:t>Characteristics:</w:t>
+      </w:r>
+      <w:r>
+        <w:t xml:space="preserve"> - Independent melodic lines - Evolving ensemble interaction</w:t>
       </w:r>
     </w:p>
     <w:p>
@@ -845,13 +699,11 @@
           <w:b/>
           <w:bCs/>
         </w:rPr>
-        <w:t xml:space="preserve">Best for:</w:t>
-      </w:r>
-      <w:r>
-        <w:t xml:space="preserve"> </w:t>
-      </w:r>
-      <w:r>
-        <w:t xml:space="preserve">String-driven compositions</w:t>
+        <w:lastRenderedPageBreak/>
+        <w:t>Best for:</w:t>
+      </w:r>
+      <w:r>
+        <w:t xml:space="preserve"> String-driven compositions</w:t>
       </w:r>
     </w:p>
     <w:p>
@@ -863,30 +715,27 @@
           <w:b/>
           <w:bCs/>
         </w:rPr>
-        <w:t xml:space="preserve">Album suitability:</w:t>
-      </w:r>
-      <w:r>
-        <w:t xml:space="preserve"> </w:t>
-      </w:r>
-      <w:r>
-        <w:t xml:space="preserve">9.2/10</w:t>
-      </w:r>
-    </w:p>
-    <w:p>
-      <w:r>
-        <w:pict>
-          <v:rect style="width:0;height:1.5pt" o:hralign="center" o:hrstd="t" o:hr="t"/>
+        <w:t>Album suitability:</w:t>
+      </w:r>
+      <w:r>
+        <w:t xml:space="preserve"> 9.2/10</w:t>
+      </w:r>
+    </w:p>
+    <w:p>
+      <w:r>
+        <w:pict w14:anchorId="10A02B06">
+          <v:rect id="_x0000_i1033" style="width:0;height:1.5pt" o:hralign="center" o:hrstd="t" o:hr="t"/>
         </w:pict>
       </w:r>
     </w:p>
-    <w:bookmarkEnd w:id="16"/>
-    <w:bookmarkStart w:id="17" w:name="wayne-shorter-engine"/>
     <w:p>
       <w:pPr>
         <w:pStyle w:val="Heading3"/>
       </w:pPr>
-      <w:r>
-        <w:t xml:space="preserve">Wayne Shorter Engine</w:t>
+      <w:bookmarkStart w:id="10" w:name="wayne-shorter-engine"/>
+      <w:bookmarkEnd w:id="9"/>
+      <w:r>
+        <w:t>Wayne Shorter Engine</w:t>
       </w:r>
     </w:p>
     <w:p>
@@ -898,49 +747,10 @@
           <w:b/>
           <w:bCs/>
         </w:rPr>
-        <w:t xml:space="preserve">Characteristics:</w:t>
-      </w:r>
-      <w:r>
-        <w:t xml:space="preserve"> </w:t>
-      </w:r>
-      <w:r>
-        <w:t xml:space="preserve">- Narrative harmony</w:t>
-      </w:r>
-      <w:r>
-        <w:t xml:space="preserve"> </w:t>
-      </w:r>
-      <w:r>
-        <w:t xml:space="preserve">- Evolving motifs</w:t>
-      </w:r>
-      <w:r>
-        <w:t xml:space="preserve"> </w:t>
-      </w:r>
-      <w:r>
-        <w:t xml:space="preserve">- Dramatic structural arcs</w:t>
-      </w:r>
-      <w:r>
-        <w:t xml:space="preserve"> </w:t>
-      </w:r>
-      <w:r>
-        <w:t xml:space="preserve">- Motifs evolve rather than repeat</w:t>
-      </w:r>
-      <w:r>
-        <w:t xml:space="preserve"> </w:t>
-      </w:r>
-      <w:r>
-        <w:t xml:space="preserve">- Harmony behaves narratively rather than functionally</w:t>
-      </w:r>
-      <w:r>
-        <w:t xml:space="preserve"> </w:t>
-      </w:r>
-      <w:r>
-        <w:t xml:space="preserve">- Phrases often asymmetrical (5, 7, 9 bar groupings)</w:t>
-      </w:r>
-      <w:r>
-        <w:t xml:space="preserve"> </w:t>
-      </w:r>
-      <w:r>
-        <w:t xml:space="preserve">- Melody leads harmony</w:t>
+        <w:t>Characteristics:</w:t>
+      </w:r>
+      <w:r>
+        <w:t xml:space="preserve"> - Narrative harmony - Evolving motifs - Dramatic structural arcs - Motifs evolve rather than repeat - Harmony behaves narratively rather than functionally - Phrases often asymmetrical (5, 7, 9 bar groupings) - Melody leads harmony</w:t>
       </w:r>
     </w:p>
     <w:p>
@@ -952,13 +762,10 @@
           <w:b/>
           <w:bCs/>
         </w:rPr>
-        <w:t xml:space="preserve">Best for:</w:t>
-      </w:r>
-      <w:r>
-        <w:t xml:space="preserve"> </w:t>
-      </w:r>
-      <w:r>
-        <w:t xml:space="preserve">Sophisticated modern jazz chamber music</w:t>
+        <w:t>Best for:</w:t>
+      </w:r>
+      <w:r>
+        <w:t xml:space="preserve"> Sophisticated modern jazz chamber music</w:t>
       </w:r>
     </w:p>
     <w:p>
@@ -970,13 +777,10 @@
           <w:b/>
           <w:bCs/>
         </w:rPr>
-        <w:t xml:space="preserve">Album suitability:</w:t>
-      </w:r>
-      <w:r>
-        <w:t xml:space="preserve"> </w:t>
-      </w:r>
-      <w:r>
-        <w:t xml:space="preserve">9.6/10</w:t>
+        <w:t>Album suitability:</w:t>
+      </w:r>
+      <w:r>
+        <w:t xml:space="preserve"> 9.6/10</w:t>
       </w:r>
     </w:p>
     <w:p>
@@ -988,7 +792,7 @@
           <w:b/>
           <w:bCs/>
         </w:rPr>
-        <w:t xml:space="preserve">Full specification:</w:t>
+        <w:t>Full specification:</w:t>
       </w:r>
       <w:r>
         <w:t xml:space="preserve"> </w:t>
@@ -997,25 +801,25 @@
         <w:rPr>
           <w:rStyle w:val="VerbatimChar"/>
         </w:rPr>
-        <w:t xml:space="preserve">rules/wayne-shorter-composition-engine.md</w:t>
-      </w:r>
-    </w:p>
-    <w:p>
-      <w:r>
-        <w:pict>
-          <v:rect style="width:0;height:1.5pt" o:hralign="center" o:hrstd="t" o:hr="t"/>
+        <w:t>rules/wayne-shorter-composition-engine.md</w:t>
+      </w:r>
+    </w:p>
+    <w:p>
+      <w:r>
+        <w:pict w14:anchorId="6B9F31FC">
+          <v:rect id="_x0000_i1034" style="width:0;height:1.5pt" o:hralign="center" o:hrstd="t" o:hr="t"/>
         </w:pict>
       </w:r>
     </w:p>
-    <w:bookmarkEnd w:id="17"/>
-    <w:bookmarkEnd w:id="18"/>
-    <w:bookmarkStart w:id="23" w:name="dual-engine-mode"/>
     <w:p>
       <w:pPr>
         <w:pStyle w:val="Heading2"/>
       </w:pPr>
-      <w:r>
-        <w:t xml:space="preserve">Dual Engine Mode</w:t>
+      <w:bookmarkStart w:id="11" w:name="dual-engine-mode"/>
+      <w:bookmarkEnd w:id="4"/>
+      <w:bookmarkEnd w:id="10"/>
+      <w:r>
+        <w:t>Dual Engine Mode</w:t>
       </w:r>
     </w:p>
     <w:p>
@@ -1027,7 +831,7 @@
           <w:b/>
           <w:bCs/>
         </w:rPr>
-        <w:t xml:space="preserve">Full specification:</w:t>
+        <w:t>Full specification:</w:t>
       </w:r>
       <w:r>
         <w:t xml:space="preserve"> </w:t>
@@ -1036,7 +840,7 @@
         <w:rPr>
           <w:rStyle w:val="VerbatimChar"/>
         </w:rPr>
-        <w:t xml:space="preserve">rules/dual-engine-composition-mode.md</w:t>
+        <w:t>rules/dual-engine-composition-mode.md</w:t>
       </w:r>
     </w:p>
     <w:p>
@@ -1044,58 +848,65 @@
         <w:pStyle w:val="BodyText"/>
       </w:pPr>
       <w:r>
-        <w:t xml:space="preserve">Dual engine mode uses two engines simultaneously with distinct roles.</w:t>
-      </w:r>
-    </w:p>
-    <w:bookmarkStart w:id="19" w:name="engine-roles"/>
+        <w:t>Dual engine mode uses two engines simultaneously with distinct roles.</w:t>
+      </w:r>
+    </w:p>
     <w:p>
       <w:pPr>
         <w:pStyle w:val="Heading3"/>
       </w:pPr>
-      <w:r>
-        <w:t xml:space="preserve">Engine Roles</w:t>
+      <w:bookmarkStart w:id="12" w:name="engine-roles"/>
+      <w:r>
+        <w:t>Engine Roles</w:t>
       </w:r>
     </w:p>
     <w:tbl>
       <w:tblPr>
         <w:tblStyle w:val="Table"/>
-        <w:tblW w:type="auto" w:w="0"/>
-        <w:tblLook w:firstRow="1" w:lastRow="0" w:firstColumn="0" w:lastColumn="0" w:noHBand="0" w:noVBand="0" w:val="0020"/>
+        <w:tblW w:w="0" w:type="auto"/>
+        <w:tblLook w:val="0020" w:firstRow="1" w:lastRow="0" w:firstColumn="0" w:lastColumn="0" w:noHBand="0" w:noVBand="0"/>
       </w:tblPr>
       <w:tblGrid>
-        <w:gridCol w:w="3960"/>
-        <w:gridCol w:w="3960"/>
+        <w:gridCol w:w="1382"/>
+        <w:gridCol w:w="4172"/>
       </w:tblGrid>
       <w:tr>
         <w:trPr>
-          <w:tblHeader w:val="on"/>
+          <w:cnfStyle w:val="100000000000" w:firstRow="1" w:lastRow="0" w:firstColumn="0" w:lastColumn="0" w:oddVBand="0" w:evenVBand="0" w:oddHBand="0" w:evenHBand="0" w:firstRowFirstColumn="0" w:firstRowLastColumn="0" w:lastRowFirstColumn="0" w:lastRowLastColumn="0"/>
+          <w:tblHeader/>
         </w:trPr>
         <w:tc>
-          <w:tcPr/>
-          <w:p>
-            <w:pPr>
-              <w:pStyle w:val="Compact"/>
-            </w:pPr>
-            <w:r>
-              <w:t xml:space="preserve">Role</w:t>
-            </w:r>
-          </w:p>
-        </w:tc>
-        <w:tc>
-          <w:tcPr/>
-          <w:p>
-            <w:pPr>
-              <w:pStyle w:val="Compact"/>
-            </w:pPr>
-            <w:r>
-              <w:t xml:space="preserve">Controls</w:t>
+          <w:tcPr>
+            <w:tcW w:w="0" w:type="auto"/>
+          </w:tcPr>
+          <w:p>
+            <w:pPr>
+              <w:pStyle w:val="Compact"/>
+            </w:pPr>
+            <w:r>
+              <w:t>Role</w:t>
+            </w:r>
+          </w:p>
+        </w:tc>
+        <w:tc>
+          <w:tcPr>
+            <w:tcW w:w="0" w:type="auto"/>
+          </w:tcPr>
+          <w:p>
+            <w:pPr>
+              <w:pStyle w:val="Compact"/>
+            </w:pPr>
+            <w:r>
+              <w:t>Controls</w:t>
             </w:r>
           </w:p>
         </w:tc>
       </w:tr>
       <w:tr>
         <w:tc>
-          <w:tcPr/>
+          <w:tcPr>
+            <w:tcW w:w="0" w:type="auto"/>
+          </w:tcPr>
           <w:p>
             <w:pPr>
               <w:pStyle w:val="Compact"/>
@@ -1105,25 +916,29 @@
                 <w:b/>
                 <w:bCs/>
               </w:rPr>
-              <w:t xml:space="preserve">Primary</w:t>
-            </w:r>
-          </w:p>
-        </w:tc>
-        <w:tc>
-          <w:tcPr/>
-          <w:p>
-            <w:pPr>
-              <w:pStyle w:val="Compact"/>
-            </w:pPr>
-            <w:r>
-              <w:t xml:space="preserve">Structural logic, melodic development</w:t>
+              <w:t>Primary</w:t>
+            </w:r>
+          </w:p>
+        </w:tc>
+        <w:tc>
+          <w:tcPr>
+            <w:tcW w:w="0" w:type="auto"/>
+          </w:tcPr>
+          <w:p>
+            <w:pPr>
+              <w:pStyle w:val="Compact"/>
+            </w:pPr>
+            <w:r>
+              <w:t>Structural logic, melodic development</w:t>
             </w:r>
           </w:p>
         </w:tc>
       </w:tr>
       <w:tr>
         <w:tc>
-          <w:tcPr/>
+          <w:tcPr>
+            <w:tcW w:w="0" w:type="auto"/>
+          </w:tcPr>
           <w:p>
             <w:pPr>
               <w:pStyle w:val="Compact"/>
@@ -1133,31 +948,33 @@
                 <w:b/>
                 <w:bCs/>
               </w:rPr>
-              <w:t xml:space="preserve">Secondary</w:t>
-            </w:r>
-          </w:p>
-        </w:tc>
-        <w:tc>
-          <w:tcPr/>
-          <w:p>
-            <w:pPr>
-              <w:pStyle w:val="Compact"/>
-            </w:pPr>
-            <w:r>
-              <w:t xml:space="preserve">Harmonic vocabulary, texture design</w:t>
+              <w:t>Secondary</w:t>
+            </w:r>
+          </w:p>
+        </w:tc>
+        <w:tc>
+          <w:tcPr>
+            <w:tcW w:w="0" w:type="auto"/>
+          </w:tcPr>
+          <w:p>
+            <w:pPr>
+              <w:pStyle w:val="Compact"/>
+            </w:pPr>
+            <w:r>
+              <w:t>Harmonic vocabulary, texture design</w:t>
             </w:r>
           </w:p>
         </w:tc>
       </w:tr>
     </w:tbl>
-    <w:bookmarkEnd w:id="19"/>
-    <w:bookmarkStart w:id="20" w:name="generation-logic"/>
     <w:p>
       <w:pPr>
         <w:pStyle w:val="Heading3"/>
       </w:pPr>
-      <w:r>
-        <w:t xml:space="preserve">Generation Logic</w:t>
+      <w:bookmarkStart w:id="13" w:name="generation-logic"/>
+      <w:bookmarkEnd w:id="12"/>
+      <w:r>
+        <w:t>Generation Logic</w:t>
       </w:r>
     </w:p>
     <w:p>
@@ -1165,11 +982,11 @@
         <w:pStyle w:val="Compact"/>
         <w:numPr>
           <w:ilvl w:val="0"/>
-          <w:numId w:val="1002"/>
+          <w:numId w:val="3"/>
         </w:numPr>
       </w:pPr>
       <w:r>
-        <w:t xml:space="preserve">Generate motif using primary engine rules</w:t>
+        <w:t>Generate motif using primary engine rules</w:t>
       </w:r>
     </w:p>
     <w:p>
@@ -1177,11 +994,11 @@
         <w:pStyle w:val="Compact"/>
         <w:numPr>
           <w:ilvl w:val="0"/>
-          <w:numId w:val="1002"/>
+          <w:numId w:val="3"/>
         </w:numPr>
       </w:pPr>
       <w:r>
-        <w:t xml:space="preserve">Generate harmonic vocabulary using secondary engine rules</w:t>
+        <w:t>Generate harmonic vocabulary using secondary engine rules</w:t>
       </w:r>
     </w:p>
     <w:p>
@@ -1189,21 +1006,21 @@
         <w:pStyle w:val="Compact"/>
         <w:numPr>
           <w:ilvl w:val="0"/>
-          <w:numId w:val="1002"/>
+          <w:numId w:val="3"/>
         </w:numPr>
       </w:pPr>
       <w:r>
-        <w:t xml:space="preserve">Combine both into a unified structural design</w:t>
-      </w:r>
-    </w:p>
-    <w:bookmarkEnd w:id="20"/>
-    <w:bookmarkStart w:id="21" w:name="validation"/>
+        <w:t>Combine both into a unified structural design</w:t>
+      </w:r>
+    </w:p>
     <w:p>
       <w:pPr>
         <w:pStyle w:val="Heading3"/>
       </w:pPr>
-      <w:r>
-        <w:t xml:space="preserve">Validation</w:t>
+      <w:bookmarkStart w:id="14" w:name="validation"/>
+      <w:bookmarkEnd w:id="13"/>
+      <w:r>
+        <w:t>Validation</w:t>
       </w:r>
     </w:p>
     <w:p>
@@ -1211,19 +1028,7 @@
         <w:pStyle w:val="FirstParagraph"/>
       </w:pPr>
       <w:r>
-        <w:t xml:space="preserve">Both engines must influence the final composition:</w:t>
-      </w:r>
-      <w:r>
-        <w:t xml:space="preserve"> </w:t>
-      </w:r>
-      <w:r>
-        <w:t xml:space="preserve">- Motif evolution from primary engine</w:t>
-      </w:r>
-      <w:r>
-        <w:t xml:space="preserve"> </w:t>
-      </w:r>
-      <w:r>
-        <w:t xml:space="preserve">- Harmonic vocabulary from secondary engine</w:t>
+        <w:t>Both engines must influence the final composition: - Motif evolution from primary engine - Harmonic vocabulary from secondary engine</w:t>
       </w:r>
     </w:p>
     <w:p>
@@ -1231,17 +1036,17 @@
         <w:pStyle w:val="BodyText"/>
       </w:pPr>
       <w:r>
-        <w:t xml:space="preserve">If either engine influence is weak, regenerate.</w:t>
-      </w:r>
-    </w:p>
-    <w:bookmarkEnd w:id="21"/>
-    <w:bookmarkStart w:id="22" w:name="example-pairings"/>
+        <w:t>If either engine influence is weak, regenerate.</w:t>
+      </w:r>
+    </w:p>
     <w:p>
       <w:pPr>
         <w:pStyle w:val="Heading3"/>
       </w:pPr>
-      <w:r>
-        <w:t xml:space="preserve">Example Pairings</w:t>
+      <w:bookmarkStart w:id="15" w:name="example-pairings"/>
+      <w:bookmarkEnd w:id="14"/>
+      <w:r>
+        <w:t>Example Pairings</w:t>
       </w:r>
     </w:p>
     <w:p>
@@ -1249,11 +1054,11 @@
         <w:pStyle w:val="Compact"/>
         <w:numPr>
           <w:ilvl w:val="0"/>
-          <w:numId w:val="1003"/>
+          <w:numId w:val="4"/>
         </w:numPr>
       </w:pPr>
       <w:r>
-        <w:t xml:space="preserve">Shorter + Frisell</w:t>
+        <w:t>Shorter + Frisell</w:t>
       </w:r>
     </w:p>
     <w:p>
@@ -1261,11 +1066,11 @@
         <w:pStyle w:val="Compact"/>
         <w:numPr>
           <w:ilvl w:val="0"/>
-          <w:numId w:val="1003"/>
+          <w:numId w:val="4"/>
         </w:numPr>
       </w:pPr>
       <w:r>
-        <w:t xml:space="preserve">Shorter + Slonimsky</w:t>
+        <w:t>Shorter + Slonimsky</w:t>
       </w:r>
     </w:p>
     <w:p>
@@ -1273,11 +1078,11 @@
         <w:pStyle w:val="Compact"/>
         <w:numPr>
           <w:ilvl w:val="0"/>
-          <w:numId w:val="1003"/>
+          <w:numId w:val="4"/>
         </w:numPr>
       </w:pPr>
       <w:r>
-        <w:t xml:space="preserve">Shorter + Zappa (limited)</w:t>
+        <w:t>Shorter + Zappa (limited)</w:t>
       </w:r>
     </w:p>
     <w:p>
@@ -1285,11 +1090,11 @@
         <w:pStyle w:val="Compact"/>
         <w:numPr>
           <w:ilvl w:val="0"/>
-          <w:numId w:val="1003"/>
+          <w:numId w:val="4"/>
         </w:numPr>
       </w:pPr>
       <w:r>
-        <w:t xml:space="preserve">Frisell + Counterpoint</w:t>
+        <w:t>Frisell + Counterpoint</w:t>
       </w:r>
     </w:p>
     <w:p>
@@ -1297,11 +1102,11 @@
         <w:pStyle w:val="Compact"/>
         <w:numPr>
           <w:ilvl w:val="0"/>
-          <w:numId w:val="1003"/>
+          <w:numId w:val="4"/>
         </w:numPr>
       </w:pPr>
       <w:r>
-        <w:t xml:space="preserve">Tonality Vault + Counterpoint</w:t>
+        <w:t>Tonality Vault + Counterpoint</w:t>
       </w:r>
     </w:p>
     <w:p>
@@ -1309,29 +1114,30 @@
         <w:pStyle w:val="Compact"/>
         <w:numPr>
           <w:ilvl w:val="0"/>
-          <w:numId w:val="1003"/>
+          <w:numId w:val="4"/>
         </w:numPr>
       </w:pPr>
       <w:r>
-        <w:t xml:space="preserve">Hill + Slonimsky</w:t>
-      </w:r>
-    </w:p>
-    <w:p>
-      <w:r>
-        <w:pict>
-          <v:rect style="width:0;height:1.5pt" o:hralign="center" o:hrstd="t" o:hr="t"/>
+        <w:t>Hill + Slonimsky</w:t>
+      </w:r>
+    </w:p>
+    <w:p>
+      <w:r>
+        <w:lastRenderedPageBreak/>
+        <w:pict w14:anchorId="554D8236">
+          <v:rect id="_x0000_i1035" style="width:0;height:1.5pt" o:hralign="center" o:hrstd="t" o:hr="t"/>
         </w:pict>
       </w:r>
     </w:p>
-    <w:bookmarkEnd w:id="22"/>
-    <w:bookmarkEnd w:id="23"/>
-    <w:bookmarkStart w:id="24" w:name="secondary-engine-support-zappa"/>
     <w:p>
       <w:pPr>
         <w:pStyle w:val="Heading2"/>
       </w:pPr>
-      <w:r>
-        <w:t xml:space="preserve">Secondary Engine Support (Zappa)</w:t>
+      <w:bookmarkStart w:id="16" w:name="secondary-engine-support-zappa"/>
+      <w:bookmarkEnd w:id="11"/>
+      <w:bookmarkEnd w:id="15"/>
+      <w:r>
+        <w:t>Secondary Engine Support (Zappa)</w:t>
       </w:r>
     </w:p>
     <w:p>
@@ -1339,23 +1145,17 @@
         <w:pStyle w:val="FirstParagraph"/>
       </w:pPr>
       <w:r>
-        <w:t xml:space="preserve">Zappa may be used as a</w:t>
-      </w:r>
-      <w:r>
-        <w:t xml:space="preserve"> </w:t>
+        <w:t xml:space="preserve">Zappa may be used as a </w:t>
       </w:r>
       <w:r>
         <w:rPr>
           <w:b/>
           <w:bCs/>
         </w:rPr>
-        <w:t xml:space="preserve">secondary engine only</w:t>
-      </w:r>
-      <w:r>
-        <w:t xml:space="preserve"> </w:t>
-      </w:r>
-      <w:r>
-        <w:t xml:space="preserve">(not primary). It contributes:</w:t>
+        <w:t>secondary engine only</w:t>
+      </w:r>
+      <w:r>
+        <w:t xml:space="preserve"> (not primary). It contributes:</w:t>
       </w:r>
     </w:p>
     <w:p>
@@ -1363,11 +1163,11 @@
         <w:pStyle w:val="Compact"/>
         <w:numPr>
           <w:ilvl w:val="0"/>
-          <w:numId w:val="1004"/>
+          <w:numId w:val="5"/>
         </w:numPr>
       </w:pPr>
       <w:r>
-        <w:t xml:space="preserve">Unexpected ensemble hits</w:t>
+        <w:t>Unexpected ensemble hits</w:t>
       </w:r>
     </w:p>
     <w:p>
@@ -1375,11 +1175,11 @@
         <w:pStyle w:val="Compact"/>
         <w:numPr>
           <w:ilvl w:val="0"/>
-          <w:numId w:val="1004"/>
+          <w:numId w:val="5"/>
         </w:numPr>
       </w:pPr>
       <w:r>
-        <w:t xml:space="preserve">Rhythmic disruption</w:t>
+        <w:t>Rhythmic disruption</w:t>
       </w:r>
     </w:p>
     <w:p>
@@ -1387,11 +1187,11 @@
         <w:pStyle w:val="Compact"/>
         <w:numPr>
           <w:ilvl w:val="0"/>
-          <w:numId w:val="1004"/>
+          <w:numId w:val="5"/>
         </w:numPr>
       </w:pPr>
       <w:r>
-        <w:t xml:space="preserve">Angular voicings</w:t>
+        <w:t>Angular voicings</w:t>
       </w:r>
     </w:p>
     <w:p>
@@ -1399,11 +1199,11 @@
         <w:pStyle w:val="Compact"/>
         <w:numPr>
           <w:ilvl w:val="0"/>
-          <w:numId w:val="1004"/>
+          <w:numId w:val="5"/>
         </w:numPr>
       </w:pPr>
       <w:r>
-        <w:t xml:space="preserve">Sudden dynamics</w:t>
+        <w:t>Sudden dynamics</w:t>
       </w:r>
     </w:p>
     <w:p>
@@ -1415,25 +1215,10 @@
           <w:b/>
           <w:bCs/>
         </w:rPr>
-        <w:t xml:space="preserve">Usage:</w:t>
-      </w:r>
-      <w:r>
-        <w:t xml:space="preserve"> </w:t>
-      </w:r>
-      <w:r>
-        <w:t xml:space="preserve">1–3 gestures per piece, typically in a designated</w:t>
-      </w:r>
-      <w:r>
-        <w:t xml:space="preserve"> </w:t>
-      </w:r>
-      <w:r>
-        <w:t xml:space="preserve">“fractured”</w:t>
-      </w:r>
-      <w:r>
-        <w:t xml:space="preserve"> </w:t>
-      </w:r>
-      <w:r>
-        <w:t xml:space="preserve">section.</w:t>
+        <w:t>Usage:</w:t>
+      </w:r>
+      <w:r>
+        <w:t xml:space="preserve"> 1–3 gestures per piece, typically in a designated “fractured” section.</w:t>
       </w:r>
     </w:p>
     <w:p>
@@ -1445,30 +1230,27 @@
           <w:b/>
           <w:bCs/>
         </w:rPr>
-        <w:t xml:space="preserve">Example:</w:t>
-      </w:r>
-      <w:r>
-        <w:t xml:space="preserve"> </w:t>
-      </w:r>
-      <w:r>
-        <w:t xml:space="preserve">Sylva Fracture — Wayne Shorter primary, Zappa secondary (section E only).</w:t>
-      </w:r>
-    </w:p>
-    <w:p>
-      <w:r>
-        <w:pict>
-          <v:rect style="width:0;height:1.5pt" o:hralign="center" o:hrstd="t" o:hr="t"/>
+        <w:t>Example:</w:t>
+      </w:r>
+      <w:r>
+        <w:t xml:space="preserve"> Sylva Fracture — Wayne Shorter primary, Zappa secondary (section E only).</w:t>
+      </w:r>
+    </w:p>
+    <w:p>
+      <w:r>
+        <w:pict w14:anchorId="19894097">
+          <v:rect id="_x0000_i1036" style="width:0;height:1.5pt" o:hralign="center" o:hrstd="t" o:hr="t"/>
         </w:pict>
       </w:r>
     </w:p>
-    <w:bookmarkEnd w:id="24"/>
-    <w:bookmarkStart w:id="25" w:name="hybrid-engine"/>
     <w:p>
       <w:pPr>
         <w:pStyle w:val="Heading2"/>
       </w:pPr>
-      <w:r>
-        <w:t xml:space="preserve">Hybrid Engine</w:t>
+      <w:bookmarkStart w:id="17" w:name="hybrid-engine"/>
+      <w:bookmarkEnd w:id="16"/>
+      <w:r>
+        <w:t>Hybrid Engine</w:t>
       </w:r>
     </w:p>
     <w:p>
@@ -1480,19 +1262,10 @@
           <w:b/>
           <w:bCs/>
         </w:rPr>
-        <w:t xml:space="preserve">Characteristics:</w:t>
-      </w:r>
-      <w:r>
-        <w:t xml:space="preserve"> </w:t>
-      </w:r>
-      <w:r>
-        <w:t xml:space="preserve">- Combines multiple engines</w:t>
-      </w:r>
-      <w:r>
-        <w:t xml:space="preserve"> </w:t>
-      </w:r>
-      <w:r>
-        <w:t xml:space="preserve">- Maximum contrast</w:t>
+        <w:t>Characteristics:</w:t>
+      </w:r>
+      <w:r>
+        <w:t xml:space="preserve"> - Combines multiple engines - Maximum contrast</w:t>
       </w:r>
     </w:p>
     <w:p>
@@ -1504,13 +1277,10 @@
           <w:b/>
           <w:bCs/>
         </w:rPr>
-        <w:t xml:space="preserve">Best for:</w:t>
-      </w:r>
-      <w:r>
-        <w:t xml:space="preserve"> </w:t>
-      </w:r>
-      <w:r>
-        <w:t xml:space="preserve">Experimental compositions</w:t>
+        <w:t>Best for:</w:t>
+      </w:r>
+      <w:r>
+        <w:t xml:space="preserve"> Experimental compositions</w:t>
       </w:r>
     </w:p>
     <w:p>
@@ -1522,30 +1292,27 @@
           <w:b/>
           <w:bCs/>
         </w:rPr>
-        <w:t xml:space="preserve">Album suitability:</w:t>
-      </w:r>
-      <w:r>
-        <w:t xml:space="preserve"> </w:t>
-      </w:r>
-      <w:r>
-        <w:t xml:space="preserve">9.3/10</w:t>
-      </w:r>
-    </w:p>
-    <w:p>
-      <w:r>
-        <w:pict>
-          <v:rect style="width:0;height:1.5pt" o:hralign="center" o:hrstd="t" o:hr="t"/>
+        <w:t>Album suitability:</w:t>
+      </w:r>
+      <w:r>
+        <w:t xml:space="preserve"> 9.3/10</w:t>
+      </w:r>
+    </w:p>
+    <w:p>
+      <w:r>
+        <w:pict w14:anchorId="417F94B5">
+          <v:rect id="_x0000_i1037" style="width:0;height:1.5pt" o:hralign="center" o:hrstd="t" o:hr="t"/>
         </w:pict>
       </w:r>
     </w:p>
-    <w:bookmarkEnd w:id="25"/>
-    <w:bookmarkStart w:id="30" w:name="score-readability-standards"/>
     <w:p>
       <w:pPr>
         <w:pStyle w:val="Heading2"/>
       </w:pPr>
-      <w:r>
-        <w:t xml:space="preserve">Score Readability Standards</w:t>
+      <w:bookmarkStart w:id="18" w:name="score-readability-standards"/>
+      <w:bookmarkEnd w:id="17"/>
+      <w:r>
+        <w:t>Score Readability Standards</w:t>
       </w:r>
     </w:p>
     <w:p>
@@ -1557,7 +1324,7 @@
           <w:b/>
           <w:bCs/>
         </w:rPr>
-        <w:t xml:space="preserve">Full specification:</w:t>
+        <w:t>Full specification:</w:t>
       </w:r>
       <w:r>
         <w:t xml:space="preserve"> </w:t>
@@ -1566,7 +1333,7 @@
         <w:rPr>
           <w:rStyle w:val="VerbatimChar"/>
         </w:rPr>
-        <w:t xml:space="preserve">rules/score-readability-standard.md</w:t>
+        <w:t>rules/score-readability-standard.md</w:t>
       </w:r>
     </w:p>
     <w:p>
@@ -1574,16 +1341,16 @@
         <w:pStyle w:val="BodyText"/>
       </w:pPr>
       <w:r>
-        <w:t xml:space="preserve">All MusicXML exports must follow professional rehearsal chart standards.</w:t>
-      </w:r>
-    </w:p>
-    <w:bookmarkStart w:id="26" w:name="chord-symbols-mandatory"/>
+        <w:t>All MusicXML exports must follow professional rehearsal chart standards.</w:t>
+      </w:r>
+    </w:p>
     <w:p>
       <w:pPr>
         <w:pStyle w:val="Heading3"/>
       </w:pPr>
-      <w:r>
-        <w:t xml:space="preserve">1. Chord Symbols (Mandatory)</w:t>
+      <w:bookmarkStart w:id="19" w:name="chord-symbols-mandatory"/>
+      <w:r>
+        <w:t>1. Chord Symbols (Mandatory)</w:t>
       </w:r>
     </w:p>
     <w:p>
@@ -1591,11 +1358,11 @@
         <w:pStyle w:val="Compact"/>
         <w:numPr>
           <w:ilvl w:val="0"/>
-          <w:numId w:val="1005"/>
+          <w:numId w:val="6"/>
         </w:numPr>
       </w:pPr>
       <w:r>
-        <w:t xml:space="preserve">Above guitar staff</w:t>
+        <w:t>Above guitar staff</w:t>
       </w:r>
     </w:p>
     <w:p>
@@ -1603,11 +1370,11 @@
         <w:pStyle w:val="Compact"/>
         <w:numPr>
           <w:ilvl w:val="0"/>
-          <w:numId w:val="1005"/>
+          <w:numId w:val="6"/>
         </w:numPr>
       </w:pPr>
       <w:r>
-        <w:t xml:space="preserve">Reflect actual harmony</w:t>
+        <w:t>Reflect actual harmony</w:t>
       </w:r>
     </w:p>
     <w:p>
@@ -1615,11 +1382,11 @@
         <w:pStyle w:val="Compact"/>
         <w:numPr>
           <w:ilvl w:val="0"/>
-          <w:numId w:val="1005"/>
+          <w:numId w:val="6"/>
         </w:numPr>
       </w:pPr>
       <w:r>
-        <w:t xml:space="preserve">Appear whenever harmony changes</w:t>
+        <w:t>Appear whenever harmony changes</w:t>
       </w:r>
     </w:p>
     <w:p>
@@ -1627,21 +1394,21 @@
         <w:pStyle w:val="Compact"/>
         <w:numPr>
           <w:ilvl w:val="0"/>
-          <w:numId w:val="1005"/>
+          <w:numId w:val="6"/>
         </w:numPr>
       </w:pPr>
       <w:r>
-        <w:t xml:space="preserve">Standard lead-sheet format (e.g. Dmaj7, G6, A7sus4, Bm9, Fmaj7#11)</w:t>
-      </w:r>
-    </w:p>
-    <w:bookmarkEnd w:id="26"/>
-    <w:bookmarkStart w:id="27" w:name="boxed-section-letters"/>
+        <w:t>Standard lead-sheet format (e.g. Dmaj7, G6, A7sus4, Bm9, Fmaj7#11)</w:t>
+      </w:r>
+    </w:p>
     <w:p>
       <w:pPr>
         <w:pStyle w:val="Heading3"/>
       </w:pPr>
-      <w:r>
-        <w:t xml:space="preserve">2. Boxed Section Letters</w:t>
+      <w:bookmarkStart w:id="20" w:name="boxed-section-letters"/>
+      <w:bookmarkEnd w:id="19"/>
+      <w:r>
+        <w:t>2. Boxed Section Letters</w:t>
       </w:r>
     </w:p>
     <w:p>
@@ -1649,21 +1416,18 @@
         <w:pStyle w:val="Compact"/>
         <w:numPr>
           <w:ilvl w:val="0"/>
-          <w:numId w:val="1006"/>
+          <w:numId w:val="7"/>
         </w:numPr>
       </w:pPr>
       <w:r>
-        <w:t xml:space="preserve">Capital letters:</w:t>
-      </w:r>
-      <w:r>
-        <w:t xml:space="preserve"> </w:t>
+        <w:t xml:space="preserve">Capital letters: </w:t>
       </w:r>
       <w:r>
         <w:rPr>
           <w:b/>
           <w:bCs/>
         </w:rPr>
-        <w:t xml:space="preserve">A</w:t>
+        <w:t>A</w:t>
       </w:r>
       <w:r>
         <w:t xml:space="preserve"> </w:t>
@@ -1673,7 +1437,7 @@
           <w:b/>
           <w:bCs/>
         </w:rPr>
-        <w:t xml:space="preserve">B</w:t>
+        <w:t>B</w:t>
       </w:r>
       <w:r>
         <w:t xml:space="preserve"> </w:t>
@@ -1683,7 +1447,7 @@
           <w:b/>
           <w:bCs/>
         </w:rPr>
-        <w:t xml:space="preserve">C</w:t>
+        <w:t>C</w:t>
       </w:r>
       <w:r>
         <w:t xml:space="preserve"> </w:t>
@@ -1693,7 +1457,7 @@
           <w:b/>
           <w:bCs/>
         </w:rPr>
-        <w:t xml:space="preserve">D</w:t>
+        <w:t>D</w:t>
       </w:r>
       <w:r>
         <w:t xml:space="preserve"> </w:t>
@@ -1703,7 +1467,7 @@
           <w:b/>
           <w:bCs/>
         </w:rPr>
-        <w:t xml:space="preserve">E</w:t>
+        <w:t>E</w:t>
       </w:r>
       <w:r>
         <w:t xml:space="preserve"> </w:t>
@@ -1713,7 +1477,7 @@
           <w:b/>
           <w:bCs/>
         </w:rPr>
-        <w:t xml:space="preserve">F</w:t>
+        <w:t>F</w:t>
       </w:r>
     </w:p>
     <w:p>
@@ -1721,11 +1485,11 @@
         <w:pStyle w:val="Compact"/>
         <w:numPr>
           <w:ilvl w:val="0"/>
-          <w:numId w:val="1006"/>
+          <w:numId w:val="7"/>
         </w:numPr>
       </w:pPr>
       <w:r>
-        <w:t xml:space="preserve">Above the system, boxed</w:t>
+        <w:t>Above the system, boxed</w:t>
       </w:r>
     </w:p>
     <w:p>
@@ -1733,11 +1497,11 @@
         <w:pStyle w:val="Compact"/>
         <w:numPr>
           <w:ilvl w:val="0"/>
-          <w:numId w:val="1006"/>
+          <w:numId w:val="7"/>
         </w:numPr>
       </w:pPr>
       <w:r>
-        <w:t xml:space="preserve">Aligned with first measure of each section</w:t>
+        <w:t>Aligned with first measure of each section</w:t>
       </w:r>
     </w:p>
     <w:p>
@@ -1745,21 +1509,21 @@
         <w:pStyle w:val="Compact"/>
         <w:numPr>
           <w:ilvl w:val="0"/>
-          <w:numId w:val="1006"/>
+          <w:numId w:val="7"/>
         </w:numPr>
       </w:pPr>
       <w:r>
-        <w:t xml:space="preserve">Sections typically ≥ 6 bars</w:t>
-      </w:r>
-    </w:p>
-    <w:bookmarkEnd w:id="27"/>
-    <w:bookmarkStart w:id="28" w:name="rehearsal-friendly-layout"/>
+        <w:t>Sections typically ≥ 6 bars</w:t>
+      </w:r>
+    </w:p>
     <w:p>
       <w:pPr>
         <w:pStyle w:val="Heading3"/>
       </w:pPr>
-      <w:r>
-        <w:t xml:space="preserve">3. Rehearsal-Friendly Layout</w:t>
+      <w:bookmarkStart w:id="21" w:name="rehearsal-friendly-layout"/>
+      <w:bookmarkEnd w:id="20"/>
+      <w:r>
+        <w:t>3. Rehearsal-Friendly Layout</w:t>
       </w:r>
     </w:p>
     <w:p>
@@ -1767,11 +1531,11 @@
         <w:pStyle w:val="Compact"/>
         <w:numPr>
           <w:ilvl w:val="0"/>
-          <w:numId w:val="1007"/>
+          <w:numId w:val="8"/>
         </w:numPr>
       </w:pPr>
       <w:r>
-        <w:t xml:space="preserve">Double barlines at major transitions</w:t>
+        <w:t>Double barlines at major transitions</w:t>
       </w:r>
     </w:p>
     <w:p>
@@ -1779,11 +1543,11 @@
         <w:pStyle w:val="Compact"/>
         <w:numPr>
           <w:ilvl w:val="0"/>
-          <w:numId w:val="1007"/>
+          <w:numId w:val="8"/>
         </w:numPr>
       </w:pPr>
       <w:r>
-        <w:t xml:space="preserve">Tempo marking at beginning</w:t>
+        <w:t>Tempo marking at beginning</w:t>
       </w:r>
     </w:p>
     <w:p>
@@ -1791,11 +1555,11 @@
         <w:pStyle w:val="Compact"/>
         <w:numPr>
           <w:ilvl w:val="0"/>
-          <w:numId w:val="1007"/>
+          <w:numId w:val="8"/>
         </w:numPr>
       </w:pPr>
       <w:r>
-        <w:t xml:space="preserve">Descriptive tempo text when relevant</w:t>
+        <w:t>Descriptive tempo text when relevant</w:t>
       </w:r>
     </w:p>
     <w:p>
@@ -1803,176 +1567,202 @@
         <w:pStyle w:val="Compact"/>
         <w:numPr>
           <w:ilvl w:val="0"/>
-          <w:numId w:val="1007"/>
+          <w:numId w:val="8"/>
         </w:numPr>
       </w:pPr>
       <w:r>
-        <w:t xml:space="preserve">Dynamic markings at texture changes</w:t>
-      </w:r>
-    </w:p>
-    <w:bookmarkEnd w:id="28"/>
-    <w:bookmarkStart w:id="29" w:name="part-clarity"/>
+        <w:lastRenderedPageBreak/>
+        <w:t>Dynamic markings at texture changes</w:t>
+      </w:r>
+    </w:p>
     <w:p>
       <w:pPr>
         <w:pStyle w:val="Heading3"/>
       </w:pPr>
-      <w:r>
-        <w:t xml:space="preserve">4. Part Clarity</w:t>
+      <w:bookmarkStart w:id="22" w:name="part-clarity"/>
+      <w:bookmarkEnd w:id="21"/>
+      <w:r>
+        <w:t>4. Part Clarity</w:t>
       </w:r>
     </w:p>
     <w:tbl>
       <w:tblPr>
         <w:tblStyle w:val="Table"/>
-        <w:tblW w:type="auto" w:w="0"/>
-        <w:tblLook w:firstRow="1" w:lastRow="0" w:firstColumn="0" w:lastColumn="0" w:noHBand="0" w:noVBand="0" w:val="0020"/>
+        <w:tblW w:w="0" w:type="auto"/>
+        <w:tblLook w:val="0020" w:firstRow="1" w:lastRow="0" w:firstColumn="0" w:lastColumn="0" w:noHBand="0" w:noVBand="0"/>
       </w:tblPr>
       <w:tblGrid>
-        <w:gridCol w:w="3960"/>
-        <w:gridCol w:w="3960"/>
+        <w:gridCol w:w="1361"/>
+        <w:gridCol w:w="4137"/>
       </w:tblGrid>
       <w:tr>
         <w:trPr>
-          <w:tblHeader w:val="on"/>
+          <w:cnfStyle w:val="100000000000" w:firstRow="1" w:lastRow="0" w:firstColumn="0" w:lastColumn="0" w:oddVBand="0" w:evenVBand="0" w:oddHBand="0" w:evenHBand="0" w:firstRowFirstColumn="0" w:firstRowLastColumn="0" w:lastRowFirstColumn="0" w:lastRowLastColumn="0"/>
+          <w:tblHeader/>
         </w:trPr>
         <w:tc>
-          <w:tcPr/>
-          <w:p>
-            <w:pPr>
-              <w:pStyle w:val="Compact"/>
-            </w:pPr>
-            <w:r>
-              <w:t xml:space="preserve">Instrument</w:t>
-            </w:r>
-          </w:p>
-        </w:tc>
-        <w:tc>
-          <w:tcPr/>
-          <w:p>
-            <w:pPr>
-              <w:pStyle w:val="Compact"/>
-            </w:pPr>
-            <w:r>
-              <w:t xml:space="preserve">Role</w:t>
+          <w:tcPr>
+            <w:tcW w:w="0" w:type="auto"/>
+          </w:tcPr>
+          <w:p>
+            <w:pPr>
+              <w:pStyle w:val="Compact"/>
+            </w:pPr>
+            <w:r>
+              <w:t>Instrument</w:t>
+            </w:r>
+          </w:p>
+        </w:tc>
+        <w:tc>
+          <w:tcPr>
+            <w:tcW w:w="0" w:type="auto"/>
+          </w:tcPr>
+          <w:p>
+            <w:pPr>
+              <w:pStyle w:val="Compact"/>
+            </w:pPr>
+            <w:r>
+              <w:t>Role</w:t>
             </w:r>
           </w:p>
         </w:tc>
       </w:tr>
       <w:tr>
         <w:tc>
-          <w:tcPr/>
-          <w:p>
-            <w:pPr>
-              <w:pStyle w:val="Compact"/>
-            </w:pPr>
-            <w:r>
-              <w:t xml:space="preserve">Violin I</w:t>
-            </w:r>
-          </w:p>
-        </w:tc>
-        <w:tc>
-          <w:tcPr/>
-          <w:p>
-            <w:pPr>
-              <w:pStyle w:val="Compact"/>
-            </w:pPr>
-            <w:r>
-              <w:t xml:space="preserve">Primary melodic line</w:t>
+          <w:tcPr>
+            <w:tcW w:w="0" w:type="auto"/>
+          </w:tcPr>
+          <w:p>
+            <w:pPr>
+              <w:pStyle w:val="Compact"/>
+            </w:pPr>
+            <w:r>
+              <w:t>Violin I</w:t>
+            </w:r>
+          </w:p>
+        </w:tc>
+        <w:tc>
+          <w:tcPr>
+            <w:tcW w:w="0" w:type="auto"/>
+          </w:tcPr>
+          <w:p>
+            <w:pPr>
+              <w:pStyle w:val="Compact"/>
+            </w:pPr>
+            <w:r>
+              <w:t>Primary melodic line</w:t>
             </w:r>
           </w:p>
         </w:tc>
       </w:tr>
       <w:tr>
         <w:tc>
-          <w:tcPr/>
-          <w:p>
-            <w:pPr>
-              <w:pStyle w:val="Compact"/>
-            </w:pPr>
-            <w:r>
-              <w:t xml:space="preserve">Violin II</w:t>
-            </w:r>
-          </w:p>
-        </w:tc>
-        <w:tc>
-          <w:tcPr/>
-          <w:p>
-            <w:pPr>
-              <w:pStyle w:val="Compact"/>
-            </w:pPr>
-            <w:r>
-              <w:t xml:space="preserve">Harmonic reinforcement / counterline</w:t>
+          <w:tcPr>
+            <w:tcW w:w="0" w:type="auto"/>
+          </w:tcPr>
+          <w:p>
+            <w:pPr>
+              <w:pStyle w:val="Compact"/>
+            </w:pPr>
+            <w:r>
+              <w:t>Violin II</w:t>
+            </w:r>
+          </w:p>
+        </w:tc>
+        <w:tc>
+          <w:tcPr>
+            <w:tcW w:w="0" w:type="auto"/>
+          </w:tcPr>
+          <w:p>
+            <w:pPr>
+              <w:pStyle w:val="Compact"/>
+            </w:pPr>
+            <w:r>
+              <w:t>Harmonic reinforcement / counterline</w:t>
             </w:r>
           </w:p>
         </w:tc>
       </w:tr>
       <w:tr>
         <w:tc>
-          <w:tcPr/>
-          <w:p>
-            <w:pPr>
-              <w:pStyle w:val="Compact"/>
-            </w:pPr>
-            <w:r>
-              <w:t xml:space="preserve">Viola</w:t>
-            </w:r>
-          </w:p>
-        </w:tc>
-        <w:tc>
-          <w:tcPr/>
-          <w:p>
-            <w:pPr>
-              <w:pStyle w:val="Compact"/>
-            </w:pPr>
-            <w:r>
-              <w:t xml:space="preserve">Interior motion / counterpoint</w:t>
+          <w:tcPr>
+            <w:tcW w:w="0" w:type="auto"/>
+          </w:tcPr>
+          <w:p>
+            <w:pPr>
+              <w:pStyle w:val="Compact"/>
+            </w:pPr>
+            <w:r>
+              <w:t>Viola</w:t>
+            </w:r>
+          </w:p>
+        </w:tc>
+        <w:tc>
+          <w:tcPr>
+            <w:tcW w:w="0" w:type="auto"/>
+          </w:tcPr>
+          <w:p>
+            <w:pPr>
+              <w:pStyle w:val="Compact"/>
+            </w:pPr>
+            <w:r>
+              <w:t>Interior motion / counterpoint</w:t>
             </w:r>
           </w:p>
         </w:tc>
       </w:tr>
       <w:tr>
         <w:tc>
-          <w:tcPr/>
-          <w:p>
-            <w:pPr>
-              <w:pStyle w:val="Compact"/>
-            </w:pPr>
-            <w:r>
-              <w:t xml:space="preserve">Cello</w:t>
-            </w:r>
-          </w:p>
-        </w:tc>
-        <w:tc>
-          <w:tcPr/>
-          <w:p>
-            <w:pPr>
-              <w:pStyle w:val="Compact"/>
-            </w:pPr>
-            <w:r>
-              <w:t xml:space="preserve">Pedal / grounding</w:t>
+          <w:tcPr>
+            <w:tcW w:w="0" w:type="auto"/>
+          </w:tcPr>
+          <w:p>
+            <w:pPr>
+              <w:pStyle w:val="Compact"/>
+            </w:pPr>
+            <w:r>
+              <w:t>Cello</w:t>
+            </w:r>
+          </w:p>
+        </w:tc>
+        <w:tc>
+          <w:tcPr>
+            <w:tcW w:w="0" w:type="auto"/>
+          </w:tcPr>
+          <w:p>
+            <w:pPr>
+              <w:pStyle w:val="Compact"/>
+            </w:pPr>
+            <w:r>
+              <w:t>Pedal / grounding</w:t>
             </w:r>
           </w:p>
         </w:tc>
       </w:tr>
       <w:tr>
         <w:tc>
-          <w:tcPr/>
-          <w:p>
-            <w:pPr>
-              <w:pStyle w:val="Compact"/>
-            </w:pPr>
-            <w:r>
-              <w:t xml:space="preserve">Guitar</w:t>
-            </w:r>
-          </w:p>
-        </w:tc>
-        <w:tc>
-          <w:tcPr/>
-          <w:p>
-            <w:pPr>
-              <w:pStyle w:val="Compact"/>
-            </w:pPr>
-            <w:r>
-              <w:t xml:space="preserve">Harmonic engine</w:t>
+          <w:tcPr>
+            <w:tcW w:w="0" w:type="auto"/>
+          </w:tcPr>
+          <w:p>
+            <w:pPr>
+              <w:pStyle w:val="Compact"/>
+            </w:pPr>
+            <w:r>
+              <w:t>Guitar</w:t>
+            </w:r>
+          </w:p>
+        </w:tc>
+        <w:tc>
+          <w:tcPr>
+            <w:tcW w:w="0" w:type="auto"/>
+          </w:tcPr>
+          <w:p>
+            <w:pPr>
+              <w:pStyle w:val="Compact"/>
+            </w:pPr>
+            <w:r>
+              <w:t>Harmonic engine</w:t>
             </w:r>
           </w:p>
         </w:tc>
@@ -1980,29 +1770,29 @@
     </w:tbl>
     <w:p>
       <w:r>
-        <w:pict>
-          <v:rect style="width:0;height:1.5pt" o:hralign="center" o:hrstd="t" o:hr="t"/>
+        <w:pict w14:anchorId="5678B1E7">
+          <v:rect id="_x0000_i1038" style="width:0;height:1.5pt" o:hralign="center" o:hrstd="t" o:hr="t"/>
         </w:pict>
       </w:r>
     </w:p>
-    <w:bookmarkEnd w:id="29"/>
-    <w:bookmarkEnd w:id="30"/>
-    <w:bookmarkStart w:id="35" w:name="composition-rules"/>
     <w:p>
       <w:pPr>
         <w:pStyle w:val="Heading2"/>
       </w:pPr>
-      <w:r>
-        <w:t xml:space="preserve">Composition Rules</w:t>
-      </w:r>
-    </w:p>
-    <w:bookmarkStart w:id="31" w:name="guitar-first-rule"/>
+      <w:bookmarkStart w:id="23" w:name="composition-rules"/>
+      <w:bookmarkEnd w:id="18"/>
+      <w:bookmarkEnd w:id="22"/>
+      <w:r>
+        <w:t>Composition Rules</w:t>
+      </w:r>
+    </w:p>
     <w:p>
       <w:pPr>
         <w:pStyle w:val="Heading3"/>
       </w:pPr>
-      <w:r>
-        <w:t xml:space="preserve">Guitar-First Rule</w:t>
+      <w:bookmarkStart w:id="24" w:name="guitar-first-rule"/>
+      <w:r>
+        <w:t>Guitar-First Rule</w:t>
       </w:r>
     </w:p>
     <w:p>
@@ -2014,7 +1804,7 @@
           <w:b/>
           <w:bCs/>
         </w:rPr>
-        <w:t xml:space="preserve">Full specification:</w:t>
+        <w:t>Full specification:</w:t>
       </w:r>
       <w:r>
         <w:t xml:space="preserve"> </w:t>
@@ -2023,7 +1813,7 @@
         <w:rPr>
           <w:rStyle w:val="VerbatimChar"/>
         </w:rPr>
-        <w:t xml:space="preserve">rules/guitar-first-composition-rule.md</w:t>
+        <w:t>rules/guitar-first-composition-rule.md</w:t>
       </w:r>
     </w:p>
     <w:p>
@@ -2035,37 +1825,10 @@
           <w:b/>
           <w:bCs/>
         </w:rPr>
-        <w:t xml:space="preserve">Default generation order:</w:t>
-      </w:r>
-      <w:r>
-        <w:t xml:space="preserve"> </w:t>
-      </w:r>
-      <w:r>
-        <w:t xml:space="preserve">1. Guitar harmonic vocabulary</w:t>
-      </w:r>
-      <w:r>
-        <w:t xml:space="preserve"> </w:t>
-      </w:r>
-      <w:r>
-        <w:t xml:space="preserve">2. Guitar rhythmic identity</w:t>
-      </w:r>
-      <w:r>
-        <w:t xml:space="preserve"> </w:t>
-      </w:r>
-      <w:r>
-        <w:t xml:space="preserve">3. Guitar melodic / dyadic material</w:t>
-      </w:r>
-      <w:r>
-        <w:t xml:space="preserve"> </w:t>
-      </w:r>
-      <w:r>
-        <w:t xml:space="preserve">4. String counterlines and textures</w:t>
-      </w:r>
-      <w:r>
-        <w:t xml:space="preserve"> </w:t>
-      </w:r>
-      <w:r>
-        <w:t xml:space="preserve">5. Full ensemble interaction</w:t>
+        <w:t>Default generation order:</w:t>
+      </w:r>
+      <w:r>
+        <w:t xml:space="preserve"> 1. Guitar harmonic vocabulary 2. Guitar rhythmic identity 3. Guitar melodic / dyadic material 4. String counterlines and textures 5. Full ensemble interaction</w:t>
       </w:r>
     </w:p>
     <w:p>
@@ -2077,37 +1840,10 @@
           <w:b/>
           <w:bCs/>
         </w:rPr>
-        <w:t xml:space="preserve">Guitar material requirements:</w:t>
-      </w:r>
-      <w:r>
-        <w:t xml:space="preserve"> </w:t>
-      </w:r>
-      <w:r>
-        <w:t xml:space="preserve">- ≥ 3 dyadic passages</w:t>
-      </w:r>
-      <w:r>
-        <w:t xml:space="preserve"> </w:t>
-      </w:r>
-      <w:r>
-        <w:t xml:space="preserve">- ≥ 3 triadic or chord-fragment passages</w:t>
-      </w:r>
-      <w:r>
-        <w:t xml:space="preserve"> </w:t>
-      </w:r>
-      <w:r>
-        <w:t xml:space="preserve">- ≥ 1 section where guitar harmony drives ensemble texture</w:t>
-      </w:r>
-      <w:r>
-        <w:t xml:space="preserve"> </w:t>
-      </w:r>
-      <w:r>
-        <w:t xml:space="preserve">- ≥ 1 guitar–violin contrapuntal passage</w:t>
-      </w:r>
-      <w:r>
-        <w:t xml:space="preserve"> </w:t>
-      </w:r>
-      <w:r>
-        <w:t xml:space="preserve">- ≥ 1 passage with rhythmic chord hits or punctuations</w:t>
+        <w:t>Guitar material requirements:</w:t>
+      </w:r>
+      <w:r>
+        <w:t xml:space="preserve"> - ≥ 3 dyadic passages - ≥ 3 triadic or chord-fragment passages - ≥ 1 section where guitar harmony drives ensemble texture - ≥ 1 guitar–violin contrapuntal passage - ≥ 1 passage with rhythmic chord hits or punctuations</w:t>
       </w:r>
     </w:p>
     <w:p>
@@ -2119,30 +1855,27 @@
           <w:b/>
           <w:bCs/>
         </w:rPr>
-        <w:t xml:space="preserve">Target distribution:</w:t>
-      </w:r>
-      <w:r>
-        <w:t xml:space="preserve"> </w:t>
-      </w:r>
-      <w:r>
-        <w:t xml:space="preserve">35–45% dyads, 25–35% triads, 10–20% sustained chords, 10–20% single-note</w:t>
-      </w:r>
-    </w:p>
-    <w:p>
-      <w:r>
-        <w:pict>
-          <v:rect style="width:0;height:1.5pt" o:hralign="center" o:hrstd="t" o:hr="t"/>
+        <w:t>Target distribution:</w:t>
+      </w:r>
+      <w:r>
+        <w:t xml:space="preserve"> 35–45% dyads, 25–35% triads, 10–20% sustained chords, 10–20% single-note</w:t>
+      </w:r>
+    </w:p>
+    <w:p>
+      <w:r>
+        <w:pict w14:anchorId="6F4DD610">
+          <v:rect id="_x0000_i1039" style="width:0;height:1.5pt" o:hralign="center" o:hrstd="t" o:hr="t"/>
         </w:pict>
       </w:r>
     </w:p>
-    <w:bookmarkEnd w:id="31"/>
-    <w:bookmarkStart w:id="32" w:name="anti-monotony-rule"/>
     <w:p>
       <w:pPr>
         <w:pStyle w:val="Heading3"/>
       </w:pPr>
-      <w:r>
-        <w:t xml:space="preserve">Anti-Monotony Rule</w:t>
+      <w:bookmarkStart w:id="25" w:name="anti-monotony-rule"/>
+      <w:bookmarkEnd w:id="24"/>
+      <w:r>
+        <w:t>Anti-Monotony Rule</w:t>
       </w:r>
     </w:p>
     <w:p>
@@ -2154,7 +1887,7 @@
           <w:b/>
           <w:bCs/>
         </w:rPr>
-        <w:t xml:space="preserve">Full specification:</w:t>
+        <w:t>Full specification:</w:t>
       </w:r>
       <w:r>
         <w:t xml:space="preserve"> </w:t>
@@ -2163,7 +1896,7 @@
         <w:rPr>
           <w:rStyle w:val="VerbatimChar"/>
         </w:rPr>
-        <w:t xml:space="preserve">rules/anti-monotony-composition-rule.md</w:t>
+        <w:t>rules/anti-monotony-composition-rule.md</w:t>
       </w:r>
     </w:p>
     <w:p>
@@ -2171,11 +1904,11 @@
         <w:pStyle w:val="Compact"/>
         <w:numPr>
           <w:ilvl w:val="0"/>
-          <w:numId w:val="1008"/>
+          <w:numId w:val="9"/>
         </w:numPr>
       </w:pPr>
       <w:r>
-        <w:t xml:space="preserve">Motif: max 2 identical repetitions, max 3 with variation</w:t>
+        <w:t>Motif: max 2 identical repetitions, max 3 with variation</w:t>
       </w:r>
     </w:p>
     <w:p>
@@ -2183,11 +1916,11 @@
         <w:pStyle w:val="Compact"/>
         <w:numPr>
           <w:ilvl w:val="0"/>
-          <w:numId w:val="1008"/>
+          <w:numId w:val="9"/>
         </w:numPr>
       </w:pPr>
       <w:r>
-        <w:t xml:space="preserve">Static texture limit: 6 bars — then introduce variation</w:t>
+        <w:t>Static texture limit: 6 bars — then introduce variation</w:t>
       </w:r>
     </w:p>
     <w:p>
@@ -2195,11 +1928,11 @@
         <w:pStyle w:val="Compact"/>
         <w:numPr>
           <w:ilvl w:val="0"/>
-          <w:numId w:val="1008"/>
+          <w:numId w:val="9"/>
         </w:numPr>
       </w:pPr>
       <w:r>
-        <w:t xml:space="preserve">Guitar: no same chord gesture &gt; 2 times without variation</w:t>
+        <w:t>Guitar: no same chord gesture &gt; 2 times without variation</w:t>
       </w:r>
     </w:p>
     <w:p>
@@ -2207,11 +1940,11 @@
         <w:pStyle w:val="Compact"/>
         <w:numPr>
           <w:ilvl w:val="0"/>
-          <w:numId w:val="1008"/>
+          <w:numId w:val="9"/>
         </w:numPr>
       </w:pPr>
       <w:r>
-        <w:t xml:space="preserve">Strings: if 2+ parts sustain same texture &gt; 6 bars, introduce inner motion, register shift, or counterpoint</w:t>
+        <w:t>Strings: if 2+ parts sustain same texture &gt; 6 bars, introduce inner motion, register shift, or counterpoint</w:t>
       </w:r>
     </w:p>
     <w:p>
@@ -2219,28 +1952,28 @@
         <w:pStyle w:val="Compact"/>
         <w:numPr>
           <w:ilvl w:val="0"/>
-          <w:numId w:val="1008"/>
+          <w:numId w:val="9"/>
         </w:numPr>
       </w:pPr>
       <w:r>
-        <w:t xml:space="preserve">Formal evolution: at least 3 structural phases (introduction, development, transformation)</w:t>
-      </w:r>
-    </w:p>
-    <w:p>
-      <w:r>
-        <w:pict>
-          <v:rect style="width:0;height:1.5pt" o:hralign="center" o:hrstd="t" o:hr="t"/>
+        <w:t>Formal evolution: at least 3 structural phases (introduction, development, transformation)</w:t>
+      </w:r>
+    </w:p>
+    <w:p>
+      <w:r>
+        <w:pict w14:anchorId="181A1A47">
+          <v:rect id="_x0000_i1040" style="width:0;height:1.5pt" o:hralign="center" o:hrstd="t" o:hr="t"/>
         </w:pict>
       </w:r>
     </w:p>
-    <w:bookmarkEnd w:id="32"/>
-    <w:bookmarkStart w:id="33" w:name="structural-evolution-engine"/>
     <w:p>
       <w:pPr>
         <w:pStyle w:val="Heading3"/>
       </w:pPr>
-      <w:r>
-        <w:t xml:space="preserve">Structural Evolution Engine</w:t>
+      <w:bookmarkStart w:id="26" w:name="structural-evolution-engine"/>
+      <w:bookmarkEnd w:id="25"/>
+      <w:r>
+        <w:t>Structural Evolution Engine</w:t>
       </w:r>
     </w:p>
     <w:p>
@@ -2252,7 +1985,7 @@
           <w:b/>
           <w:bCs/>
         </w:rPr>
-        <w:t xml:space="preserve">Full specification:</w:t>
+        <w:t>Full specification:</w:t>
       </w:r>
       <w:r>
         <w:t xml:space="preserve"> </w:t>
@@ -2261,7 +1994,7 @@
         <w:rPr>
           <w:rStyle w:val="VerbatimChar"/>
         </w:rPr>
-        <w:t xml:space="preserve">rules/structural-evolution-engine.md</w:t>
+        <w:t>rules/structural-evolution-engine.md</w:t>
       </w:r>
     </w:p>
     <w:p>
@@ -2269,37 +2002,7 @@
         <w:pStyle w:val="BodyText"/>
       </w:pPr>
       <w:r>
-        <w:t xml:space="preserve">Each composition must contain:</w:t>
-      </w:r>
-      <w:r>
-        <w:t xml:space="preserve"> </w:t>
-      </w:r>
-      <w:r>
-        <w:t xml:space="preserve">- 5–7 distinct textures</w:t>
-      </w:r>
-      <w:r>
-        <w:t xml:space="preserve"> </w:t>
-      </w:r>
-      <w:r>
-        <w:t xml:space="preserve">- 3 harmonic fields</w:t>
-      </w:r>
-      <w:r>
-        <w:t xml:space="preserve"> </w:t>
-      </w:r>
-      <w:r>
-        <w:t xml:space="preserve">- 2 ensemble-hit sections</w:t>
-      </w:r>
-      <w:r>
-        <w:t xml:space="preserve"> </w:t>
-      </w:r>
-      <w:r>
-        <w:t xml:space="preserve">- 1 contrast section</w:t>
-      </w:r>
-      <w:r>
-        <w:t xml:space="preserve"> </w:t>
-      </w:r>
-      <w:r>
-        <w:t xml:space="preserve">- 1 transformed return</w:t>
+        <w:t>Each composition must contain: - 5–7 distinct textures - 3 harmonic fields - 2 ensemble-hit sections - 1 contrast section - 1 transformed return</w:t>
       </w:r>
     </w:p>
     <w:p>
@@ -2311,48 +2014,28 @@
           <w:b/>
           <w:bCs/>
         </w:rPr>
-        <w:t xml:space="preserve">Variation thresholds:</w:t>
-      </w:r>
-      <w:r>
-        <w:t xml:space="preserve"> </w:t>
-      </w:r>
-      <w:r>
-        <w:t xml:space="preserve">- Harmonic progression: no repeat &gt; 4 bars without alteration</w:t>
-      </w:r>
-      <w:r>
-        <w:t xml:space="preserve"> </w:t>
-      </w:r>
-      <w:r>
-        <w:t xml:space="preserve">- Rhythmic cell: no repeat &gt; 3 times consecutively</w:t>
-      </w:r>
-      <w:r>
-        <w:t xml:space="preserve"> </w:t>
-      </w:r>
-      <w:r>
-        <w:t xml:space="preserve">- Motif: must evolve after 2–3 iterations</w:t>
-      </w:r>
-      <w:r>
-        <w:t xml:space="preserve"> </w:t>
-      </w:r>
-      <w:r>
-        <w:t xml:space="preserve">- Texture: change every 8–12 bars</w:t>
-      </w:r>
-    </w:p>
-    <w:p>
-      <w:r>
-        <w:pict>
-          <v:rect style="width:0;height:1.5pt" o:hralign="center" o:hrstd="t" o:hr="t"/>
+        <w:lastRenderedPageBreak/>
+        <w:t>Variation thresholds:</w:t>
+      </w:r>
+      <w:r>
+        <w:t xml:space="preserve"> - Harmonic progression: no repeat &gt; 4 bars without alteration - Rhythmic cell: no repeat &gt; 3 times consecutively - Motif: must evolve after 2–3 iterations - Texture: change every 8–12 bars</w:t>
+      </w:r>
+    </w:p>
+    <w:p>
+      <w:r>
+        <w:pict w14:anchorId="3C6ED003">
+          <v:rect id="_x0000_i1041" style="width:0;height:1.5pt" o:hralign="center" o:hrstd="t" o:hr="t"/>
         </w:pict>
       </w:r>
     </w:p>
-    <w:bookmarkEnd w:id="33"/>
-    <w:bookmarkStart w:id="34" w:name="repetition-fatigue-rule"/>
     <w:p>
       <w:pPr>
         <w:pStyle w:val="Heading3"/>
       </w:pPr>
-      <w:r>
-        <w:t xml:space="preserve">Repetition Fatigue Rule</w:t>
+      <w:bookmarkStart w:id="27" w:name="repetition-fatigue-rule"/>
+      <w:bookmarkEnd w:id="26"/>
+      <w:r>
+        <w:t>Repetition Fatigue Rule</w:t>
       </w:r>
     </w:p>
     <w:p>
@@ -2364,7 +2047,7 @@
           <w:b/>
           <w:bCs/>
         </w:rPr>
-        <w:t xml:space="preserve">Full specification:</w:t>
+        <w:t>Full specification:</w:t>
       </w:r>
       <w:r>
         <w:t xml:space="preserve"> </w:t>
@@ -2373,7 +2056,7 @@
         <w:rPr>
           <w:rStyle w:val="VerbatimChar"/>
         </w:rPr>
-        <w:t xml:space="preserve">rules/repetition-fatigue-rule.md</w:t>
+        <w:t>rules/repetition-fatigue-rule.md</w:t>
       </w:r>
     </w:p>
     <w:p>
@@ -2381,11 +2064,11 @@
         <w:pStyle w:val="Compact"/>
         <w:numPr>
           <w:ilvl w:val="0"/>
-          <w:numId w:val="1009"/>
+          <w:numId w:val="10"/>
         </w:numPr>
       </w:pPr>
       <w:r>
-        <w:t xml:space="preserve">Harmonic pattern: max 4 bars before variation</w:t>
+        <w:t>Harmonic pattern: max 4 bars before variation</w:t>
       </w:r>
     </w:p>
     <w:p>
@@ -2393,11 +2076,11 @@
         <w:pStyle w:val="Compact"/>
         <w:numPr>
           <w:ilvl w:val="0"/>
-          <w:numId w:val="1009"/>
+          <w:numId w:val="10"/>
         </w:numPr>
       </w:pPr>
       <w:r>
-        <w:t xml:space="preserve">Rhythmic cell: max 3 repeats</w:t>
+        <w:t>Rhythmic cell: max 3 repeats</w:t>
       </w:r>
     </w:p>
     <w:p>
@@ -2405,11 +2088,11 @@
         <w:pStyle w:val="Compact"/>
         <w:numPr>
           <w:ilvl w:val="0"/>
-          <w:numId w:val="1009"/>
+          <w:numId w:val="10"/>
         </w:numPr>
       </w:pPr>
       <w:r>
-        <w:t xml:space="preserve">Motif: must evolve after 2 iterations</w:t>
+        <w:t>Motif: must evolve after 2 iterations</w:t>
       </w:r>
     </w:p>
     <w:p>
@@ -2417,321 +2100,370 @@
         <w:pStyle w:val="Compact"/>
         <w:numPr>
           <w:ilvl w:val="0"/>
-          <w:numId w:val="1009"/>
+          <w:numId w:val="10"/>
         </w:numPr>
       </w:pPr>
       <w:r>
-        <w:t xml:space="preserve">Texture: refresh every 10–16 bars</w:t>
-      </w:r>
-    </w:p>
-    <w:p>
-      <w:r>
-        <w:pict>
-          <v:rect style="width:0;height:1.5pt" o:hralign="center" o:hrstd="t" o:hr="t"/>
+        <w:t>Texture: refresh every 10–16 bars</w:t>
+      </w:r>
+    </w:p>
+    <w:p>
+      <w:r>
+        <w:pict w14:anchorId="022EE21A">
+          <v:rect id="_x0000_i1042" style="width:0;height:1.5pt" o:hralign="center" o:hrstd="t" o:hr="t"/>
         </w:pict>
       </w:r>
     </w:p>
-    <w:bookmarkEnd w:id="34"/>
-    <w:bookmarkEnd w:id="35"/>
-    <w:bookmarkStart w:id="36" w:name="engine-combinations"/>
     <w:p>
       <w:pPr>
         <w:pStyle w:val="Heading2"/>
       </w:pPr>
-      <w:r>
-        <w:t xml:space="preserve">Engine Combinations</w:t>
+      <w:bookmarkStart w:id="28" w:name="engine-combinations"/>
+      <w:bookmarkEnd w:id="23"/>
+      <w:bookmarkEnd w:id="27"/>
+      <w:r>
+        <w:t>Engine Combinations</w:t>
       </w:r>
     </w:p>
     <w:tbl>
       <w:tblPr>
         <w:tblStyle w:val="Table"/>
-        <w:tblW w:type="auto" w:w="0"/>
-        <w:tblLook w:firstRow="1" w:lastRow="0" w:firstColumn="0" w:lastColumn="0" w:noHBand="0" w:noVBand="0" w:val="0020"/>
+        <w:tblW w:w="0" w:type="auto"/>
+        <w:tblLook w:val="0020" w:firstRow="1" w:lastRow="0" w:firstColumn="0" w:lastColumn="0" w:noHBand="0" w:noVBand="0"/>
       </w:tblPr>
       <w:tblGrid>
-        <w:gridCol w:w="2640"/>
-        <w:gridCol w:w="2640"/>
-        <w:gridCol w:w="2640"/>
+        <w:gridCol w:w="1739"/>
+        <w:gridCol w:w="1600"/>
+        <w:gridCol w:w="3400"/>
       </w:tblGrid>
       <w:tr>
         <w:trPr>
-          <w:tblHeader w:val="on"/>
+          <w:cnfStyle w:val="100000000000" w:firstRow="1" w:lastRow="0" w:firstColumn="0" w:lastColumn="0" w:oddVBand="0" w:evenVBand="0" w:oddHBand="0" w:evenHBand="0" w:firstRowFirstColumn="0" w:firstRowLastColumn="0" w:lastRowFirstColumn="0" w:lastRowLastColumn="0"/>
+          <w:tblHeader/>
         </w:trPr>
         <w:tc>
-          <w:tcPr/>
-          <w:p>
-            <w:pPr>
-              <w:pStyle w:val="Compact"/>
-            </w:pPr>
-            <w:r>
-              <w:t xml:space="preserve">Primary</w:t>
-            </w:r>
-          </w:p>
-        </w:tc>
-        <w:tc>
-          <w:tcPr/>
-          <w:p>
-            <w:pPr>
-              <w:pStyle w:val="Compact"/>
-            </w:pPr>
-            <w:r>
-              <w:t xml:space="preserve">Secondary</w:t>
-            </w:r>
-          </w:p>
-        </w:tc>
-        <w:tc>
-          <w:tcPr/>
-          <w:p>
-            <w:pPr>
-              <w:pStyle w:val="Compact"/>
-            </w:pPr>
-            <w:r>
-              <w:t xml:space="preserve">Use Case</w:t>
+          <w:tcPr>
+            <w:tcW w:w="0" w:type="auto"/>
+          </w:tcPr>
+          <w:p>
+            <w:pPr>
+              <w:pStyle w:val="Compact"/>
+            </w:pPr>
+            <w:r>
+              <w:t>Primary</w:t>
+            </w:r>
+          </w:p>
+        </w:tc>
+        <w:tc>
+          <w:tcPr>
+            <w:tcW w:w="0" w:type="auto"/>
+          </w:tcPr>
+          <w:p>
+            <w:pPr>
+              <w:pStyle w:val="Compact"/>
+            </w:pPr>
+            <w:r>
+              <w:t>Secondary</w:t>
+            </w:r>
+          </w:p>
+        </w:tc>
+        <w:tc>
+          <w:tcPr>
+            <w:tcW w:w="0" w:type="auto"/>
+          </w:tcPr>
+          <w:p>
+            <w:pPr>
+              <w:pStyle w:val="Compact"/>
+            </w:pPr>
+            <w:r>
+              <w:t>Use Case</w:t>
             </w:r>
           </w:p>
         </w:tc>
       </w:tr>
       <w:tr>
         <w:tc>
-          <w:tcPr/>
-          <w:p>
-            <w:pPr>
-              <w:pStyle w:val="Compact"/>
-            </w:pPr>
-            <w:r>
-              <w:t xml:space="preserve">Wayne Shorter</w:t>
-            </w:r>
-          </w:p>
-        </w:tc>
-        <w:tc>
-          <w:tcPr/>
-          <w:p>
-            <w:pPr>
-              <w:pStyle w:val="Compact"/>
-            </w:pPr>
-            <w:r>
-              <w:t xml:space="preserve">Frisell</w:t>
-            </w:r>
-          </w:p>
-        </w:tc>
-        <w:tc>
-          <w:tcPr/>
-          <w:p>
-            <w:pPr>
-              <w:pStyle w:val="Compact"/>
-            </w:pPr>
-            <w:r>
-              <w:t xml:space="preserve">Narrative + spacious</w:t>
+          <w:tcPr>
+            <w:tcW w:w="0" w:type="auto"/>
+          </w:tcPr>
+          <w:p>
+            <w:pPr>
+              <w:pStyle w:val="Compact"/>
+            </w:pPr>
+            <w:r>
+              <w:t>Wayne Shorter</w:t>
+            </w:r>
+          </w:p>
+        </w:tc>
+        <w:tc>
+          <w:tcPr>
+            <w:tcW w:w="0" w:type="auto"/>
+          </w:tcPr>
+          <w:p>
+            <w:pPr>
+              <w:pStyle w:val="Compact"/>
+            </w:pPr>
+            <w:r>
+              <w:t>Frisell</w:t>
+            </w:r>
+          </w:p>
+        </w:tc>
+        <w:tc>
+          <w:tcPr>
+            <w:tcW w:w="0" w:type="auto"/>
+          </w:tcPr>
+          <w:p>
+            <w:pPr>
+              <w:pStyle w:val="Compact"/>
+            </w:pPr>
+            <w:r>
+              <w:t>Narrative + spacious</w:t>
             </w:r>
           </w:p>
         </w:tc>
       </w:tr>
       <w:tr>
         <w:tc>
-          <w:tcPr/>
-          <w:p>
-            <w:pPr>
-              <w:pStyle w:val="Compact"/>
-            </w:pPr>
-            <w:r>
-              <w:t xml:space="preserve">Wayne Shorter</w:t>
-            </w:r>
-          </w:p>
-        </w:tc>
-        <w:tc>
-          <w:tcPr/>
-          <w:p>
-            <w:pPr>
-              <w:pStyle w:val="Compact"/>
-            </w:pPr>
-            <w:r>
-              <w:t xml:space="preserve">Zappa</w:t>
-            </w:r>
-          </w:p>
-        </w:tc>
-        <w:tc>
-          <w:tcPr/>
-          <w:p>
-            <w:pPr>
-              <w:pStyle w:val="Compact"/>
-            </w:pPr>
-            <w:r>
-              <w:t xml:space="preserve">Narrative + fractured moments</w:t>
+          <w:tcPr>
+            <w:tcW w:w="0" w:type="auto"/>
+          </w:tcPr>
+          <w:p>
+            <w:pPr>
+              <w:pStyle w:val="Compact"/>
+            </w:pPr>
+            <w:r>
+              <w:t>Wayne Shorter</w:t>
+            </w:r>
+          </w:p>
+        </w:tc>
+        <w:tc>
+          <w:tcPr>
+            <w:tcW w:w="0" w:type="auto"/>
+          </w:tcPr>
+          <w:p>
+            <w:pPr>
+              <w:pStyle w:val="Compact"/>
+            </w:pPr>
+            <w:r>
+              <w:t>Zappa</w:t>
+            </w:r>
+          </w:p>
+        </w:tc>
+        <w:tc>
+          <w:tcPr>
+            <w:tcW w:w="0" w:type="auto"/>
+          </w:tcPr>
+          <w:p>
+            <w:pPr>
+              <w:pStyle w:val="Compact"/>
+            </w:pPr>
+            <w:r>
+              <w:t>Narrative + fractured moments</w:t>
             </w:r>
           </w:p>
         </w:tc>
       </w:tr>
       <w:tr>
         <w:tc>
-          <w:tcPr/>
-          <w:p>
-            <w:pPr>
-              <w:pStyle w:val="Compact"/>
-            </w:pPr>
-            <w:r>
-              <w:t xml:space="preserve">Wayne Shorter</w:t>
-            </w:r>
-          </w:p>
-        </w:tc>
-        <w:tc>
-          <w:tcPr/>
-          <w:p>
-            <w:pPr>
-              <w:pStyle w:val="Compact"/>
-            </w:pPr>
-            <w:r>
-              <w:t xml:space="preserve">Slonimsky</w:t>
-            </w:r>
-          </w:p>
-        </w:tc>
-        <w:tc>
-          <w:tcPr/>
-          <w:p>
-            <w:pPr>
-              <w:pStyle w:val="Compact"/>
-            </w:pPr>
-            <w:r>
-              <w:t xml:space="preserve">Narrative + angular intervals</w:t>
+          <w:tcPr>
+            <w:tcW w:w="0" w:type="auto"/>
+          </w:tcPr>
+          <w:p>
+            <w:pPr>
+              <w:pStyle w:val="Compact"/>
+            </w:pPr>
+            <w:r>
+              <w:t>Wayne Shorter</w:t>
+            </w:r>
+          </w:p>
+        </w:tc>
+        <w:tc>
+          <w:tcPr>
+            <w:tcW w:w="0" w:type="auto"/>
+          </w:tcPr>
+          <w:p>
+            <w:pPr>
+              <w:pStyle w:val="Compact"/>
+            </w:pPr>
+            <w:r>
+              <w:t>Slonimsky</w:t>
+            </w:r>
+          </w:p>
+        </w:tc>
+        <w:tc>
+          <w:tcPr>
+            <w:tcW w:w="0" w:type="auto"/>
+          </w:tcPr>
+          <w:p>
+            <w:pPr>
+              <w:pStyle w:val="Compact"/>
+            </w:pPr>
+            <w:r>
+              <w:t>Narrative + angular intervals</w:t>
             </w:r>
           </w:p>
         </w:tc>
       </w:tr>
       <w:tr>
         <w:tc>
-          <w:tcPr/>
-          <w:p>
-            <w:pPr>
-              <w:pStyle w:val="Compact"/>
-            </w:pPr>
-            <w:r>
-              <w:t xml:space="preserve">Frisell</w:t>
-            </w:r>
-          </w:p>
-        </w:tc>
-        <w:tc>
-          <w:tcPr/>
-          <w:p>
-            <w:pPr>
-              <w:pStyle w:val="Compact"/>
-            </w:pPr>
-            <w:r>
-              <w:t xml:space="preserve">Counterpoint</w:t>
-            </w:r>
-          </w:p>
-        </w:tc>
-        <w:tc>
-          <w:tcPr/>
-          <w:p>
-            <w:pPr>
-              <w:pStyle w:val="Compact"/>
-            </w:pPr>
-            <w:r>
-              <w:t xml:space="preserve">Atmospheric + contrapuntal</w:t>
+          <w:tcPr>
+            <w:tcW w:w="0" w:type="auto"/>
+          </w:tcPr>
+          <w:p>
+            <w:pPr>
+              <w:pStyle w:val="Compact"/>
+            </w:pPr>
+            <w:r>
+              <w:t>Frisell</w:t>
+            </w:r>
+          </w:p>
+        </w:tc>
+        <w:tc>
+          <w:tcPr>
+            <w:tcW w:w="0" w:type="auto"/>
+          </w:tcPr>
+          <w:p>
+            <w:pPr>
+              <w:pStyle w:val="Compact"/>
+            </w:pPr>
+            <w:r>
+              <w:t>Counterpoint</w:t>
+            </w:r>
+          </w:p>
+        </w:tc>
+        <w:tc>
+          <w:tcPr>
+            <w:tcW w:w="0" w:type="auto"/>
+          </w:tcPr>
+          <w:p>
+            <w:pPr>
+              <w:pStyle w:val="Compact"/>
+            </w:pPr>
+            <w:r>
+              <w:t>Atmospheric + contrapuntal</w:t>
             </w:r>
           </w:p>
         </w:tc>
       </w:tr>
       <w:tr>
         <w:tc>
-          <w:tcPr/>
-          <w:p>
-            <w:pPr>
-              <w:pStyle w:val="Compact"/>
-            </w:pPr>
-            <w:r>
-              <w:t xml:space="preserve">Tonality Vault</w:t>
-            </w:r>
-          </w:p>
-        </w:tc>
-        <w:tc>
-          <w:tcPr/>
-          <w:p>
-            <w:pPr>
-              <w:pStyle w:val="Compact"/>
-            </w:pPr>
-            <w:r>
-              <w:t xml:space="preserve">Counterpoint</w:t>
-            </w:r>
-          </w:p>
-        </w:tc>
-        <w:tc>
-          <w:tcPr/>
-          <w:p>
-            <w:pPr>
-              <w:pStyle w:val="Compact"/>
-            </w:pPr>
-            <w:r>
-              <w:t xml:space="preserve">Large-scale + string-driven</w:t>
+          <w:tcPr>
+            <w:tcW w:w="0" w:type="auto"/>
+          </w:tcPr>
+          <w:p>
+            <w:pPr>
+              <w:pStyle w:val="Compact"/>
+            </w:pPr>
+            <w:r>
+              <w:t>Tonality Vault</w:t>
+            </w:r>
+          </w:p>
+        </w:tc>
+        <w:tc>
+          <w:tcPr>
+            <w:tcW w:w="0" w:type="auto"/>
+          </w:tcPr>
+          <w:p>
+            <w:pPr>
+              <w:pStyle w:val="Compact"/>
+            </w:pPr>
+            <w:r>
+              <w:t>Counterpoint</w:t>
+            </w:r>
+          </w:p>
+        </w:tc>
+        <w:tc>
+          <w:tcPr>
+            <w:tcW w:w="0" w:type="auto"/>
+          </w:tcPr>
+          <w:p>
+            <w:pPr>
+              <w:pStyle w:val="Compact"/>
+            </w:pPr>
+            <w:r>
+              <w:t>Large-scale + string-driven</w:t>
             </w:r>
           </w:p>
         </w:tc>
       </w:tr>
       <w:tr>
         <w:tc>
-          <w:tcPr/>
-          <w:p>
-            <w:pPr>
-              <w:pStyle w:val="Compact"/>
-            </w:pPr>
-            <w:r>
-              <w:t xml:space="preserve">Andrew Hill</w:t>
-            </w:r>
-          </w:p>
-        </w:tc>
-        <w:tc>
-          <w:tcPr/>
-          <w:p>
-            <w:pPr>
-              <w:pStyle w:val="Compact"/>
-            </w:pPr>
-            <w:r>
-              <w:t xml:space="preserve">Slonimsky</w:t>
-            </w:r>
-          </w:p>
-        </w:tc>
-        <w:tc>
-          <w:tcPr/>
-          <w:p>
-            <w:pPr>
-              <w:pStyle w:val="Compact"/>
-            </w:pPr>
-            <w:r>
-              <w:t xml:space="preserve">Experimental + intervallic</w:t>
+          <w:tcPr>
+            <w:tcW w:w="0" w:type="auto"/>
+          </w:tcPr>
+          <w:p>
+            <w:pPr>
+              <w:pStyle w:val="Compact"/>
+            </w:pPr>
+            <w:r>
+              <w:t>Andrew Hill</w:t>
+            </w:r>
+          </w:p>
+        </w:tc>
+        <w:tc>
+          <w:tcPr>
+            <w:tcW w:w="0" w:type="auto"/>
+          </w:tcPr>
+          <w:p>
+            <w:pPr>
+              <w:pStyle w:val="Compact"/>
+            </w:pPr>
+            <w:r>
+              <w:t>Slonimsky</w:t>
+            </w:r>
+          </w:p>
+        </w:tc>
+        <w:tc>
+          <w:tcPr>
+            <w:tcW w:w="0" w:type="auto"/>
+          </w:tcPr>
+          <w:p>
+            <w:pPr>
+              <w:pStyle w:val="Compact"/>
+            </w:pPr>
+            <w:r>
+              <w:t>Experimental + intervallic</w:t>
             </w:r>
           </w:p>
         </w:tc>
       </w:tr>
       <w:tr>
         <w:tc>
-          <w:tcPr/>
-          <w:p>
-            <w:pPr>
-              <w:pStyle w:val="Compact"/>
-            </w:pPr>
-            <w:r>
-              <w:t xml:space="preserve">Hybrid</w:t>
-            </w:r>
-          </w:p>
-        </w:tc>
-        <w:tc>
-          <w:tcPr/>
-          <w:p>
-            <w:pPr>
-              <w:pStyle w:val="Compact"/>
-            </w:pPr>
-            <w:r>
-              <w:t xml:space="preserve">—</w:t>
-            </w:r>
-          </w:p>
-        </w:tc>
-        <w:tc>
-          <w:tcPr/>
-          <w:p>
-            <w:pPr>
-              <w:pStyle w:val="Compact"/>
-            </w:pPr>
-            <w:r>
-              <w:t xml:space="preserve">Maximum contrast</w:t>
+          <w:tcPr>
+            <w:tcW w:w="0" w:type="auto"/>
+          </w:tcPr>
+          <w:p>
+            <w:pPr>
+              <w:pStyle w:val="Compact"/>
+            </w:pPr>
+            <w:r>
+              <w:t>Hybrid</w:t>
+            </w:r>
+          </w:p>
+        </w:tc>
+        <w:tc>
+          <w:tcPr>
+            <w:tcW w:w="0" w:type="auto"/>
+          </w:tcPr>
+          <w:p>
+            <w:pPr>
+              <w:pStyle w:val="Compact"/>
+            </w:pPr>
+            <w:r>
+              <w:t>—</w:t>
+            </w:r>
+          </w:p>
+        </w:tc>
+        <w:tc>
+          <w:tcPr>
+            <w:tcW w:w="0" w:type="auto"/>
+          </w:tcPr>
+          <w:p>
+            <w:pPr>
+              <w:pStyle w:val="Compact"/>
+            </w:pPr>
+            <w:r>
+              <w:t>Maximum contrast</w:t>
             </w:r>
           </w:p>
         </w:tc>
@@ -2739,73 +2471,82 @@
     </w:tbl>
     <w:p>
       <w:r>
-        <w:pict>
-          <v:rect style="width:0;height:1.5pt" o:hralign="center" o:hrstd="t" o:hr="t"/>
+        <w:pict w14:anchorId="5BA4BF35">
+          <v:rect id="_x0000_i1043" style="width:0;height:1.5pt" o:hralign="center" o:hrstd="t" o:hr="t"/>
         </w:pict>
       </w:r>
     </w:p>
-    <w:bookmarkEnd w:id="36"/>
-    <w:bookmarkStart w:id="37" w:name="reference-locations"/>
     <w:p>
       <w:pPr>
         <w:pStyle w:val="Heading2"/>
       </w:pPr>
-      <w:r>
-        <w:t xml:space="preserve">Reference Locations</w:t>
+      <w:bookmarkStart w:id="29" w:name="reference-locations"/>
+      <w:bookmarkEnd w:id="28"/>
+      <w:r>
+        <w:t>Reference Locations</w:t>
       </w:r>
     </w:p>
     <w:tbl>
       <w:tblPr>
         <w:tblStyle w:val="Table"/>
-        <w:tblW w:type="pct" w:w="5000"/>
+        <w:tblW w:w="5000" w:type="pct"/>
         <w:tblLayout w:type="fixed"/>
-        <w:tblLook w:firstRow="1" w:lastRow="0" w:firstColumn="0" w:lastColumn="0" w:noHBand="0" w:noVBand="0" w:val="0020"/>
+        <w:tblLook w:val="0020" w:firstRow="1" w:lastRow="0" w:firstColumn="0" w:lastColumn="0" w:noHBand="0" w:noVBand="0"/>
       </w:tblPr>
       <w:tblGrid>
-        <w:gridCol w:w="4950"/>
-        <w:gridCol w:w="2970"/>
+        <w:gridCol w:w="5776"/>
+        <w:gridCol w:w="3466"/>
       </w:tblGrid>
       <w:tr>
         <w:trPr>
-          <w:tblHeader w:val="on"/>
+          <w:cnfStyle w:val="100000000000" w:firstRow="1" w:lastRow="0" w:firstColumn="0" w:lastColumn="0" w:oddVBand="0" w:evenVBand="0" w:oddHBand="0" w:evenHBand="0" w:firstRowFirstColumn="0" w:firstRowLastColumn="0" w:lastRowFirstColumn="0" w:lastRowLastColumn="0"/>
+          <w:tblHeader/>
         </w:trPr>
         <w:tc>
-          <w:tcPr/>
-          <w:p>
-            <w:pPr>
-              <w:pStyle w:val="Compact"/>
-            </w:pPr>
-            <w:r>
-              <w:t xml:space="preserve">Resource</w:t>
-            </w:r>
-          </w:p>
-        </w:tc>
-        <w:tc>
-          <w:tcPr/>
-          <w:p>
-            <w:pPr>
-              <w:pStyle w:val="Compact"/>
-            </w:pPr>
-            <w:r>
-              <w:t xml:space="preserve">Path</w:t>
+          <w:tcPr>
+            <w:tcW w:w="4950" w:type="dxa"/>
+          </w:tcPr>
+          <w:p>
+            <w:pPr>
+              <w:pStyle w:val="Compact"/>
+            </w:pPr>
+            <w:r>
+              <w:t>Resource</w:t>
+            </w:r>
+          </w:p>
+        </w:tc>
+        <w:tc>
+          <w:tcPr>
+            <w:tcW w:w="2970" w:type="dxa"/>
+          </w:tcPr>
+          <w:p>
+            <w:pPr>
+              <w:pStyle w:val="Compact"/>
+            </w:pPr>
+            <w:r>
+              <w:t>Path</w:t>
             </w:r>
           </w:p>
         </w:tc>
       </w:tr>
       <w:tr>
         <w:tc>
-          <w:tcPr/>
-          <w:p>
-            <w:pPr>
-              <w:pStyle w:val="Compact"/>
-            </w:pPr>
-            <w:r>
-              <w:t xml:space="preserve">Engine menu</w:t>
-            </w:r>
-          </w:p>
-        </w:tc>
-        <w:tc>
-          <w:tcPr/>
+          <w:tcPr>
+            <w:tcW w:w="4950" w:type="dxa"/>
+          </w:tcPr>
+          <w:p>
+            <w:pPr>
+              <w:pStyle w:val="Compact"/>
+            </w:pPr>
+            <w:r>
+              <w:t>Engine menu</w:t>
+            </w:r>
+          </w:p>
+        </w:tc>
+        <w:tc>
+          <w:tcPr>
+            <w:tcW w:w="2970" w:type="dxa"/>
+          </w:tcPr>
           <w:p>
             <w:pPr>
               <w:pStyle w:val="Compact"/>
@@ -2814,25 +2555,29 @@
               <w:rPr>
                 <w:rStyle w:val="VerbatimChar"/>
               </w:rPr>
-              <w:t xml:space="preserve">prompts/engine_menu.md</w:t>
+              <w:t>prompts/engine_menu.md</w:t>
             </w:r>
           </w:p>
         </w:tc>
       </w:tr>
       <w:tr>
         <w:tc>
-          <w:tcPr/>
-          <w:p>
-            <w:pPr>
-              <w:pStyle w:val="Compact"/>
-            </w:pPr>
-            <w:r>
-              <w:t xml:space="preserve">New composition template</w:t>
-            </w:r>
-          </w:p>
-        </w:tc>
-        <w:tc>
-          <w:tcPr/>
+          <w:tcPr>
+            <w:tcW w:w="4950" w:type="dxa"/>
+          </w:tcPr>
+          <w:p>
+            <w:pPr>
+              <w:pStyle w:val="Compact"/>
+            </w:pPr>
+            <w:r>
+              <w:t>New composition template</w:t>
+            </w:r>
+          </w:p>
+        </w:tc>
+        <w:tc>
+          <w:tcPr>
+            <w:tcW w:w="2970" w:type="dxa"/>
+          </w:tcPr>
           <w:p>
             <w:pPr>
               <w:pStyle w:val="Compact"/>
@@ -2841,25 +2586,29 @@
               <w:rPr>
                 <w:rStyle w:val="VerbatimChar"/>
               </w:rPr>
-              <w:t xml:space="preserve">prompts/new_composition_template.md</w:t>
+              <w:t>prompts/new_composition_template.md</w:t>
             </w:r>
           </w:p>
         </w:tc>
       </w:tr>
       <w:tr>
         <w:tc>
-          <w:tcPr/>
-          <w:p>
-            <w:pPr>
-              <w:pStyle w:val="Compact"/>
-            </w:pPr>
-            <w:r>
-              <w:t xml:space="preserve">Start new piece helper</w:t>
-            </w:r>
-          </w:p>
-        </w:tc>
-        <w:tc>
-          <w:tcPr/>
+          <w:tcPr>
+            <w:tcW w:w="4950" w:type="dxa"/>
+          </w:tcPr>
+          <w:p>
+            <w:pPr>
+              <w:pStyle w:val="Compact"/>
+            </w:pPr>
+            <w:r>
+              <w:t>Start new piece helper</w:t>
+            </w:r>
+          </w:p>
+        </w:tc>
+        <w:tc>
+          <w:tcPr>
+            <w:tcW w:w="2970" w:type="dxa"/>
+          </w:tcPr>
           <w:p>
             <w:pPr>
               <w:pStyle w:val="Compact"/>
@@ -2868,25 +2617,29 @@
               <w:rPr>
                 <w:rStyle w:val="VerbatimChar"/>
               </w:rPr>
-              <w:t xml:space="preserve">tools/start_new_piece.md</w:t>
+              <w:t>tools/start_new_piece.md</w:t>
             </w:r>
           </w:p>
         </w:tc>
       </w:tr>
       <w:tr>
         <w:tc>
-          <w:tcPr/>
-          <w:p>
-            <w:pPr>
-              <w:pStyle w:val="Compact"/>
-            </w:pPr>
-            <w:r>
-              <w:t xml:space="preserve">Master composition engine</w:t>
-            </w:r>
-          </w:p>
-        </w:tc>
-        <w:tc>
-          <w:tcPr/>
+          <w:tcPr>
+            <w:tcW w:w="4950" w:type="dxa"/>
+          </w:tcPr>
+          <w:p>
+            <w:pPr>
+              <w:pStyle w:val="Compact"/>
+            </w:pPr>
+            <w:r>
+              <w:t>Master composition engine</w:t>
+            </w:r>
+          </w:p>
+        </w:tc>
+        <w:tc>
+          <w:tcPr>
+            <w:tcW w:w="2970" w:type="dxa"/>
+          </w:tcPr>
           <w:p>
             <w:pPr>
               <w:pStyle w:val="Compact"/>
@@ -2895,25 +2648,29 @@
               <w:rPr>
                 <w:rStyle w:val="VerbatimChar"/>
               </w:rPr>
-              <w:t xml:space="preserve">prompts/master-composition-engine.md</w:t>
+              <w:t>prompts/master-composition-engine.md</w:t>
             </w:r>
           </w:p>
         </w:tc>
       </w:tr>
       <w:tr>
         <w:tc>
-          <w:tcPr/>
-          <w:p>
-            <w:pPr>
-              <w:pStyle w:val="Compact"/>
-            </w:pPr>
-            <w:r>
-              <w:t xml:space="preserve">MusicXML generation template</w:t>
-            </w:r>
-          </w:p>
-        </w:tc>
-        <w:tc>
-          <w:tcPr/>
+          <w:tcPr>
+            <w:tcW w:w="4950" w:type="dxa"/>
+          </w:tcPr>
+          <w:p>
+            <w:pPr>
+              <w:pStyle w:val="Compact"/>
+            </w:pPr>
+            <w:r>
+              <w:t>MusicXML generation template</w:t>
+            </w:r>
+          </w:p>
+        </w:tc>
+        <w:tc>
+          <w:tcPr>
+            <w:tcW w:w="2970" w:type="dxa"/>
+          </w:tcPr>
           <w:p>
             <w:pPr>
               <w:pStyle w:val="Compact"/>
@@ -2922,25 +2679,29 @@
               <w:rPr>
                 <w:rStyle w:val="VerbatimChar"/>
               </w:rPr>
-              <w:t xml:space="preserve">prompts/musicxml-generation-template.md</w:t>
+              <w:t>prompts/musicxml-generation-template.md</w:t>
             </w:r>
           </w:p>
         </w:tc>
       </w:tr>
       <w:tr>
         <w:tc>
-          <w:tcPr/>
-          <w:p>
-            <w:pPr>
-              <w:pStyle w:val="Compact"/>
-            </w:pPr>
-            <w:r>
-              <w:t xml:space="preserve">Engine choices (quick reference)</w:t>
-            </w:r>
-          </w:p>
-        </w:tc>
-        <w:tc>
-          <w:tcPr/>
+          <w:tcPr>
+            <w:tcW w:w="4950" w:type="dxa"/>
+          </w:tcPr>
+          <w:p>
+            <w:pPr>
+              <w:pStyle w:val="Compact"/>
+            </w:pPr>
+            <w:r>
+              <w:t>Engine choices (quick reference)</w:t>
+            </w:r>
+          </w:p>
+        </w:tc>
+        <w:tc>
+          <w:tcPr>
+            <w:tcW w:w="2970" w:type="dxa"/>
+          </w:tcPr>
           <w:p>
             <w:pPr>
               <w:pStyle w:val="Compact"/>
@@ -2949,25 +2710,29 @@
               <w:rPr>
                 <w:rStyle w:val="VerbatimChar"/>
               </w:rPr>
-              <w:t xml:space="preserve">docs/Engine Choices.md</w:t>
+              <w:t>docs/Engine Choices.md</w:t>
             </w:r>
           </w:p>
         </w:tc>
       </w:tr>
       <w:tr>
         <w:tc>
-          <w:tcPr/>
-          <w:p>
-            <w:pPr>
-              <w:pStyle w:val="Compact"/>
-            </w:pPr>
-            <w:r>
-              <w:t xml:space="preserve">Album composition index</w:t>
-            </w:r>
-          </w:p>
-        </w:tc>
-        <w:tc>
-          <w:tcPr/>
+          <w:tcPr>
+            <w:tcW w:w="4950" w:type="dxa"/>
+          </w:tcPr>
+          <w:p>
+            <w:pPr>
+              <w:pStyle w:val="Compact"/>
+            </w:pPr>
+            <w:r>
+              <w:t>Album composition index</w:t>
+            </w:r>
+          </w:p>
+        </w:tc>
+        <w:tc>
+          <w:tcPr>
+            <w:tcW w:w="2970" w:type="dxa"/>
+          </w:tcPr>
           <w:p>
             <w:pPr>
               <w:pStyle w:val="Compact"/>
@@ -2976,25 +2741,29 @@
               <w:rPr>
                 <w:rStyle w:val="VerbatimChar"/>
               </w:rPr>
-              <w:t xml:space="preserve">docs/Album_Composition_Index.md</w:t>
+              <w:t>docs/Album_Composition_Index.md</w:t>
             </w:r>
           </w:p>
         </w:tc>
       </w:tr>
       <w:tr>
         <w:tc>
-          <w:tcPr/>
-          <w:p>
-            <w:pPr>
-              <w:pStyle w:val="Compact"/>
-            </w:pPr>
-            <w:r>
-              <w:t xml:space="preserve">Dual engine mode</w:t>
-            </w:r>
-          </w:p>
-        </w:tc>
-        <w:tc>
-          <w:tcPr/>
+          <w:tcPr>
+            <w:tcW w:w="4950" w:type="dxa"/>
+          </w:tcPr>
+          <w:p>
+            <w:pPr>
+              <w:pStyle w:val="Compact"/>
+            </w:pPr>
+            <w:r>
+              <w:t>Dual engine mode</w:t>
+            </w:r>
+          </w:p>
+        </w:tc>
+        <w:tc>
+          <w:tcPr>
+            <w:tcW w:w="2970" w:type="dxa"/>
+          </w:tcPr>
           <w:p>
             <w:pPr>
               <w:pStyle w:val="Compact"/>
@@ -3003,25 +2772,29 @@
               <w:rPr>
                 <w:rStyle w:val="VerbatimChar"/>
               </w:rPr>
-              <w:t xml:space="preserve">rules/dual-engine-composition-mode.md</w:t>
+              <w:t>rules/dual-engine-composition-mode.md</w:t>
             </w:r>
           </w:p>
         </w:tc>
       </w:tr>
       <w:tr>
         <w:tc>
-          <w:tcPr/>
-          <w:p>
-            <w:pPr>
-              <w:pStyle w:val="Compact"/>
-            </w:pPr>
-            <w:r>
-              <w:t xml:space="preserve">Wayne Shorter engine</w:t>
-            </w:r>
-          </w:p>
-        </w:tc>
-        <w:tc>
-          <w:tcPr/>
+          <w:tcPr>
+            <w:tcW w:w="4950" w:type="dxa"/>
+          </w:tcPr>
+          <w:p>
+            <w:pPr>
+              <w:pStyle w:val="Compact"/>
+            </w:pPr>
+            <w:r>
+              <w:t>Wayne Shorter engine</w:t>
+            </w:r>
+          </w:p>
+        </w:tc>
+        <w:tc>
+          <w:tcPr>
+            <w:tcW w:w="2970" w:type="dxa"/>
+          </w:tcPr>
           <w:p>
             <w:pPr>
               <w:pStyle w:val="Compact"/>
@@ -3030,25 +2803,30 @@
               <w:rPr>
                 <w:rStyle w:val="VerbatimChar"/>
               </w:rPr>
-              <w:t xml:space="preserve">rules/wayne-shorter-composition-engine.md</w:t>
+              <w:t>rules/wayne-shorter-composition-engine.md</w:t>
             </w:r>
           </w:p>
         </w:tc>
       </w:tr>
       <w:tr>
         <w:tc>
-          <w:tcPr/>
-          <w:p>
-            <w:pPr>
-              <w:pStyle w:val="Compact"/>
-            </w:pPr>
-            <w:r>
-              <w:t xml:space="preserve">Score readability standard</w:t>
-            </w:r>
-          </w:p>
-        </w:tc>
-        <w:tc>
-          <w:tcPr/>
+          <w:tcPr>
+            <w:tcW w:w="4950" w:type="dxa"/>
+          </w:tcPr>
+          <w:p>
+            <w:pPr>
+              <w:pStyle w:val="Compact"/>
+            </w:pPr>
+            <w:r>
+              <w:lastRenderedPageBreak/>
+              <w:t>Score readability standard</w:t>
+            </w:r>
+          </w:p>
+        </w:tc>
+        <w:tc>
+          <w:tcPr>
+            <w:tcW w:w="2970" w:type="dxa"/>
+          </w:tcPr>
           <w:p>
             <w:pPr>
               <w:pStyle w:val="Compact"/>
@@ -3057,25 +2835,29 @@
               <w:rPr>
                 <w:rStyle w:val="VerbatimChar"/>
               </w:rPr>
-              <w:t xml:space="preserve">rules/score-readability-standard.md</w:t>
+              <w:t>rules/score-readability-standard.md</w:t>
             </w:r>
           </w:p>
         </w:tc>
       </w:tr>
       <w:tr>
         <w:tc>
-          <w:tcPr/>
-          <w:p>
-            <w:pPr>
-              <w:pStyle w:val="Compact"/>
-            </w:pPr>
-            <w:r>
-              <w:t xml:space="preserve">Guitar-first rule</w:t>
-            </w:r>
-          </w:p>
-        </w:tc>
-        <w:tc>
-          <w:tcPr/>
+          <w:tcPr>
+            <w:tcW w:w="4950" w:type="dxa"/>
+          </w:tcPr>
+          <w:p>
+            <w:pPr>
+              <w:pStyle w:val="Compact"/>
+            </w:pPr>
+            <w:r>
+              <w:t>Guitar-first rule</w:t>
+            </w:r>
+          </w:p>
+        </w:tc>
+        <w:tc>
+          <w:tcPr>
+            <w:tcW w:w="2970" w:type="dxa"/>
+          </w:tcPr>
           <w:p>
             <w:pPr>
               <w:pStyle w:val="Compact"/>
@@ -3084,25 +2866,29 @@
               <w:rPr>
                 <w:rStyle w:val="VerbatimChar"/>
               </w:rPr>
-              <w:t xml:space="preserve">rules/guitar-first-composition-rule.md</w:t>
+              <w:t>rules/guitar-first-composition-rule.md</w:t>
             </w:r>
           </w:p>
         </w:tc>
       </w:tr>
       <w:tr>
         <w:tc>
-          <w:tcPr/>
-          <w:p>
-            <w:pPr>
-              <w:pStyle w:val="Compact"/>
-            </w:pPr>
-            <w:r>
-              <w:t xml:space="preserve">Anti-monotony rule</w:t>
-            </w:r>
-          </w:p>
-        </w:tc>
-        <w:tc>
-          <w:tcPr/>
+          <w:tcPr>
+            <w:tcW w:w="4950" w:type="dxa"/>
+          </w:tcPr>
+          <w:p>
+            <w:pPr>
+              <w:pStyle w:val="Compact"/>
+            </w:pPr>
+            <w:r>
+              <w:t>Anti-monotony rule</w:t>
+            </w:r>
+          </w:p>
+        </w:tc>
+        <w:tc>
+          <w:tcPr>
+            <w:tcW w:w="2970" w:type="dxa"/>
+          </w:tcPr>
           <w:p>
             <w:pPr>
               <w:pStyle w:val="Compact"/>
@@ -3111,25 +2897,29 @@
               <w:rPr>
                 <w:rStyle w:val="VerbatimChar"/>
               </w:rPr>
-              <w:t xml:space="preserve">rules/anti-monotony-composition-rule.md</w:t>
+              <w:t>rules/anti-monotony-composition-rule.md</w:t>
             </w:r>
           </w:p>
         </w:tc>
       </w:tr>
       <w:tr>
         <w:tc>
-          <w:tcPr/>
-          <w:p>
-            <w:pPr>
-              <w:pStyle w:val="Compact"/>
-            </w:pPr>
-            <w:r>
-              <w:t xml:space="preserve">Structural evolution engine</w:t>
-            </w:r>
-          </w:p>
-        </w:tc>
-        <w:tc>
-          <w:tcPr/>
+          <w:tcPr>
+            <w:tcW w:w="4950" w:type="dxa"/>
+          </w:tcPr>
+          <w:p>
+            <w:pPr>
+              <w:pStyle w:val="Compact"/>
+            </w:pPr>
+            <w:r>
+              <w:t>Structural evolution engine</w:t>
+            </w:r>
+          </w:p>
+        </w:tc>
+        <w:tc>
+          <w:tcPr>
+            <w:tcW w:w="2970" w:type="dxa"/>
+          </w:tcPr>
           <w:p>
             <w:pPr>
               <w:pStyle w:val="Compact"/>
@@ -3138,25 +2928,29 @@
               <w:rPr>
                 <w:rStyle w:val="VerbatimChar"/>
               </w:rPr>
-              <w:t xml:space="preserve">rules/structural-evolution-engine.md</w:t>
+              <w:t>rules/structural-evolution-engine.md</w:t>
             </w:r>
           </w:p>
         </w:tc>
       </w:tr>
       <w:tr>
         <w:tc>
-          <w:tcPr/>
-          <w:p>
-            <w:pPr>
-              <w:pStyle w:val="Compact"/>
-            </w:pPr>
-            <w:r>
-              <w:t xml:space="preserve">Guitar writing rules</w:t>
-            </w:r>
-          </w:p>
-        </w:tc>
-        <w:tc>
-          <w:tcPr/>
+          <w:tcPr>
+            <w:tcW w:w="4950" w:type="dxa"/>
+          </w:tcPr>
+          <w:p>
+            <w:pPr>
+              <w:pStyle w:val="Compact"/>
+            </w:pPr>
+            <w:r>
+              <w:t>Guitar writing rules</w:t>
+            </w:r>
+          </w:p>
+        </w:tc>
+        <w:tc>
+          <w:tcPr>
+            <w:tcW w:w="2970" w:type="dxa"/>
+          </w:tcPr>
           <w:p>
             <w:pPr>
               <w:pStyle w:val="Compact"/>
@@ -3165,25 +2959,29 @@
               <w:rPr>
                 <w:rStyle w:val="VerbatimChar"/>
               </w:rPr>
-              <w:t xml:space="preserve">rules/guitar-writing-rules.md</w:t>
+              <w:t>rules/guitar-writing-rules.md</w:t>
             </w:r>
           </w:p>
         </w:tc>
       </w:tr>
       <w:tr>
         <w:tc>
-          <w:tcPr/>
-          <w:p>
-            <w:pPr>
-              <w:pStyle w:val="Compact"/>
-            </w:pPr>
-            <w:r>
-              <w:t xml:space="preserve">Repository maintenance</w:t>
-            </w:r>
-          </w:p>
-        </w:tc>
-        <w:tc>
-          <w:tcPr/>
+          <w:tcPr>
+            <w:tcW w:w="4950" w:type="dxa"/>
+          </w:tcPr>
+          <w:p>
+            <w:pPr>
+              <w:pStyle w:val="Compact"/>
+            </w:pPr>
+            <w:r>
+              <w:t>Repository maintenance</w:t>
+            </w:r>
+          </w:p>
+        </w:tc>
+        <w:tc>
+          <w:tcPr>
+            <w:tcW w:w="2970" w:type="dxa"/>
+          </w:tcPr>
           <w:p>
             <w:pPr>
               <w:pStyle w:val="Compact"/>
@@ -3192,7 +2990,7 @@
               <w:rPr>
                 <w:rStyle w:val="VerbatimChar"/>
               </w:rPr>
-              <w:t xml:space="preserve">rules/repository-maintenance.md</w:t>
+              <w:t>rules/repository-maintenance.md</w:t>
             </w:r>
           </w:p>
         </w:tc>
@@ -3200,8 +2998,8 @@
     </w:tbl>
     <w:p>
       <w:r>
-        <w:pict>
-          <v:rect style="width:0;height:1.5pt" o:hralign="center" o:hrstd="t" o:hr="t"/>
+        <w:pict w14:anchorId="5A484433">
+          <v:rect id="_x0000_i1044" style="width:0;height:1.5pt" o:hralign="center" o:hrstd="t" o:hr="t"/>
         </w:pict>
       </w:r>
     </w:p>
@@ -3214,48 +3012,30 @@
           <w:i/>
           <w:iCs/>
         </w:rPr>
-        <w:t xml:space="preserve">This guide is synchronized with the rule system. Update when engines or rules change.</w:t>
-      </w:r>
-    </w:p>
-    <w:bookmarkEnd w:id="37"/>
-    <w:bookmarkEnd w:id="38"/>
+        <w:t>This guide is synchronized with the rule system. Update when engines or rules change.</w:t>
+      </w:r>
+      <w:bookmarkEnd w:id="0"/>
+      <w:bookmarkEnd w:id="29"/>
+    </w:p>
     <w:sectPr>
       <w:footnotePr>
         <w:numRestart w:val="eachSect"/>
       </w:footnotePr>
+      <w:pgSz w:w="11906" w:h="16838" w:code="9"/>
+      <w:pgMar w:top="1440" w:right="1440" w:bottom="1440" w:left="1440" w:header="720" w:footer="720" w:gutter="0"/>
+      <w:cols w:space="720"/>
+      <w:docGrid w:linePitch="326"/>
     </w:sectPr>
   </w:body>
 </w:document>
 </file>
 
-<file path=word/comments.xml><?xml version="1.0" encoding="utf-8"?>
-<w:comments xmlns:w="http://schemas.openxmlformats.org/wordprocessingml/2006/main" xmlns:m="http://schemas.openxmlformats.org/officeDocument/2006/math" xmlns:r="http://schemas.openxmlformats.org/officeDocument/2006/relationships" xmlns:o="urn:schemas-microsoft-com:office:office" xmlns:v="urn:schemas-microsoft-com:vml" xmlns:w10="urn:schemas-microsoft-com:office:word" xmlns:a="http://schemas.openxmlformats.org/drawingml/2006/main" xmlns:pic="http://schemas.openxmlformats.org/drawingml/2006/picture" xmlns:wp="http://schemas.openxmlformats.org/drawingml/2006/wordprocessingDrawing"/>
-</file>
-
-<file path=word/footnotes.xml><?xml version="1.0" encoding="utf-8"?>
-<w:footnotes xmlns:w="http://schemas.openxmlformats.org/wordprocessingml/2006/main" xmlns:m="http://schemas.openxmlformats.org/officeDocument/2006/math" xmlns:r="http://schemas.openxmlformats.org/officeDocument/2006/relationships" xmlns:o="urn:schemas-microsoft-com:office:office" xmlns:v="urn:schemas-microsoft-com:vml" xmlns:w10="urn:schemas-microsoft-com:office:word" xmlns:a="http://schemas.openxmlformats.org/drawingml/2006/main" xmlns:pic="http://schemas.openxmlformats.org/drawingml/2006/picture" xmlns:wp="http://schemas.openxmlformats.org/drawingml/2006/wordprocessingDrawing">
-  <w:footnote w:type="continuationSeparator" w:id="0">
-    <w:p>
-      <w:r>
-        <w:continuationSeparator/>
-      </w:r>
-    </w:p>
-  </w:footnote>
-  <w:footnote w:type="separator" w:id="-1">
-    <w:p>
-      <w:r>
-        <w:separator/>
-      </w:r>
-    </w:p>
-  </w:footnote>
-</w:footnotes>
-</file>
-
 <file path=word/numbering.xml><?xml version="1.0" encoding="utf-8"?>
-<w:numbering xmlns:w="http://schemas.openxmlformats.org/wordprocessingml/2006/main">
-  <w:abstractNum w:abstractNumId="990">
+<w:numbering xmlns:wpc="http://schemas.microsoft.com/office/word/2010/wordprocessingCanvas" xmlns:cx="http://schemas.microsoft.com/office/drawing/2014/chartex" xmlns:cx1="http://schemas.microsoft.com/office/drawing/2015/9/8/chartex" xmlns:cx2="http://schemas.microsoft.com/office/drawing/2015/10/21/chartex" xmlns:cx3="http://schemas.microsoft.com/office/drawing/2016/5/9/chartex" xmlns:cx4="http://schemas.microsoft.com/office/drawing/2016/5/10/chartex" xmlns:cx5="http://schemas.microsoft.com/office/drawing/2016/5/11/chartex" xmlns:cx6="http://schemas.microsoft.com/office/drawing/2016/5/12/chartex" xmlns:cx7="http://schemas.microsoft.com/office/drawing/2016/5/13/chartex" xmlns:cx8="http://schemas.microsoft.com/office/drawing/2016/5/14/chartex" xmlns:mc="http://schemas.openxmlformats.org/markup-compatibility/2006" xmlns:aink="http://schemas.microsoft.com/office/drawing/2016/ink" xmlns:am3d="http://schemas.microsoft.com/office/drawing/2017/model3d" xmlns:o="urn:schemas-microsoft-com:office:office" xmlns:oel="http://schemas.microsoft.com/office/2019/extlst" xmlns:r="http://schemas.openxmlformats.org/officeDocument/2006/relationships" xmlns:m="http://schemas.openxmlformats.org/officeDocument/2006/math" xmlns:v="urn:schemas-microsoft-com:vml" xmlns:wp14="http://schemas.microsoft.com/office/word/2010/wordprocessingDrawing" xmlns:wp="http://schemas.openxmlformats.org/drawingml/2006/wordprocessingDrawing" xmlns:w10="urn:schemas-microsoft-com:office:word" xmlns:w="http://schemas.openxmlformats.org/wordprocessingml/2006/main" xmlns:w14="http://schemas.microsoft.com/office/word/2010/wordml" xmlns:w15="http://schemas.microsoft.com/office/word/2012/wordml" xmlns:w16cex="http://schemas.microsoft.com/office/word/2018/wordml/cex" xmlns:w16cid="http://schemas.microsoft.com/office/word/2016/wordml/cid" xmlns:w16="http://schemas.microsoft.com/office/word/2018/wordml" xmlns:w16du="http://schemas.microsoft.com/office/word/2023/wordml/word16du" xmlns:w16sdtdh="http://schemas.microsoft.com/office/word/2020/wordml/sdtdatahash" xmlns:w16sdtfl="http://schemas.microsoft.com/office/word/2024/wordml/sdtformatlock" xmlns:w16se="http://schemas.microsoft.com/office/word/2015/wordml/symex" xmlns:wpg="http://schemas.microsoft.com/office/word/2010/wordprocessingGroup" xmlns:wpi="http://schemas.microsoft.com/office/word/2010/wordprocessingInk" xmlns:wne="http://schemas.microsoft.com/office/word/2006/wordml" xmlns:wps="http://schemas.microsoft.com/office/word/2010/wordprocessingShape" mc:Ignorable="w14 w15 w16se w16cid w16 w16cex w16sdtdh w16sdtfl w16du wp14">
+  <w:abstractNum w:abstractNumId="0" w15:restartNumberingAfterBreak="0">
     <w:nsid w:val="0000A990"/>
     <w:multiLevelType w:val="multilevel"/>
+    <w:tmpl w:val="B418A496"/>
     <w:lvl w:ilvl="0">
       <w:numFmt w:val="bullet"/>
       <w:lvlText w:val=" "/>
@@ -3329,94 +3109,10 @@
       </w:pPr>
     </w:lvl>
   </w:abstractNum>
-  <w:abstractNum w:abstractNumId="99411">
-    <w:nsid w:val="00A99411"/>
-    <w:multiLevelType w:val="multilevel"/>
-    <w:lvl w:ilvl="0">
-      <w:start w:val="1"/>
-      <w:numFmt w:val="decimal"/>
-      <w:lvlText w:val="%1."/>
-      <w:lvlJc w:val="left"/>
-      <w:pPr>
-        <w:ind w:left="720" w:hanging="360"/>
-      </w:pPr>
-    </w:lvl>
-    <w:lvl w:ilvl="1">
-      <w:start w:val="1"/>
-      <w:numFmt w:val="decimal"/>
-      <w:lvlText w:val="%2."/>
-      <w:lvlJc w:val="left"/>
-      <w:pPr>
-        <w:ind w:left="1440" w:hanging="360"/>
-      </w:pPr>
-    </w:lvl>
-    <w:lvl w:ilvl="2">
-      <w:start w:val="1"/>
-      <w:numFmt w:val="decimal"/>
-      <w:lvlText w:val="%3."/>
-      <w:lvlJc w:val="left"/>
-      <w:pPr>
-        <w:ind w:left="2160" w:hanging="360"/>
-      </w:pPr>
-    </w:lvl>
-    <w:lvl w:ilvl="3">
-      <w:start w:val="1"/>
-      <w:numFmt w:val="decimal"/>
-      <w:lvlText w:val="%4."/>
-      <w:lvlJc w:val="left"/>
-      <w:pPr>
-        <w:ind w:left="2880" w:hanging="360"/>
-      </w:pPr>
-    </w:lvl>
-    <w:lvl w:ilvl="4">
-      <w:start w:val="1"/>
-      <w:numFmt w:val="decimal"/>
-      <w:lvlText w:val="%5."/>
-      <w:lvlJc w:val="left"/>
-      <w:pPr>
-        <w:ind w:left="3600" w:hanging="360"/>
-      </w:pPr>
-    </w:lvl>
-    <w:lvl w:ilvl="5">
-      <w:start w:val="1"/>
-      <w:numFmt w:val="decimal"/>
-      <w:lvlText w:val="%6."/>
-      <w:lvlJc w:val="left"/>
-      <w:pPr>
-        <w:ind w:left="4320" w:hanging="360"/>
-      </w:pPr>
-    </w:lvl>
-    <w:lvl w:ilvl="6">
-      <w:start w:val="1"/>
-      <w:numFmt w:val="decimal"/>
-      <w:lvlText w:val="%7."/>
-      <w:lvlJc w:val="left"/>
-      <w:pPr>
-        <w:ind w:left="5040" w:hanging="360"/>
-      </w:pPr>
-    </w:lvl>
-    <w:lvl w:ilvl="7">
-      <w:start w:val="1"/>
-      <w:numFmt w:val="decimal"/>
-      <w:lvlText w:val="%8."/>
-      <w:lvlJc w:val="left"/>
-      <w:pPr>
-        <w:ind w:left="5760" w:hanging="360"/>
-      </w:pPr>
-    </w:lvl>
-    <w:lvl w:ilvl="8">
-      <w:start w:val="1"/>
-      <w:numFmt w:val="decimal"/>
-      <w:lvlText w:val="%9."/>
-      <w:lvlJc w:val="left"/>
-      <w:pPr>
-        <w:ind w:left="6480" w:hanging="360"/>
-      </w:pPr>
-    </w:lvl>
-  </w:abstractNum>
-  <w:abstractNum w:abstractNumId="991">
+  <w:abstractNum w:abstractNumId="1" w15:restartNumberingAfterBreak="0">
     <w:nsid w:val="0000A991"/>
     <w:multiLevelType w:val="multilevel"/>
+    <w:tmpl w:val="D590822E"/>
     <w:lvl w:ilvl="0">
       <w:numFmt w:val="bullet"/>
       <w:lvlText w:val=""/>
@@ -3517,11 +3213,97 @@
       </w:rPr>
     </w:lvl>
   </w:abstractNum>
-  <w:num w:numId="1000">
-    <w:abstractNumId w:val="990"/>
+  <w:abstractNum w:abstractNumId="2" w15:restartNumberingAfterBreak="0">
+    <w:nsid w:val="00A99411"/>
+    <w:multiLevelType w:val="multilevel"/>
+    <w:tmpl w:val="F4CCF076"/>
+    <w:lvl w:ilvl="0">
+      <w:start w:val="1"/>
+      <w:numFmt w:val="decimal"/>
+      <w:lvlText w:val="%1."/>
+      <w:lvlJc w:val="left"/>
+      <w:pPr>
+        <w:ind w:left="720" w:hanging="360"/>
+      </w:pPr>
+    </w:lvl>
+    <w:lvl w:ilvl="1">
+      <w:start w:val="1"/>
+      <w:numFmt w:val="decimal"/>
+      <w:lvlText w:val="%2."/>
+      <w:lvlJc w:val="left"/>
+      <w:pPr>
+        <w:ind w:left="1440" w:hanging="360"/>
+      </w:pPr>
+    </w:lvl>
+    <w:lvl w:ilvl="2">
+      <w:start w:val="1"/>
+      <w:numFmt w:val="decimal"/>
+      <w:lvlText w:val="%3."/>
+      <w:lvlJc w:val="left"/>
+      <w:pPr>
+        <w:ind w:left="2160" w:hanging="360"/>
+      </w:pPr>
+    </w:lvl>
+    <w:lvl w:ilvl="3">
+      <w:start w:val="1"/>
+      <w:numFmt w:val="decimal"/>
+      <w:lvlText w:val="%4."/>
+      <w:lvlJc w:val="left"/>
+      <w:pPr>
+        <w:ind w:left="2880" w:hanging="360"/>
+      </w:pPr>
+    </w:lvl>
+    <w:lvl w:ilvl="4">
+      <w:start w:val="1"/>
+      <w:numFmt w:val="decimal"/>
+      <w:lvlText w:val="%5."/>
+      <w:lvlJc w:val="left"/>
+      <w:pPr>
+        <w:ind w:left="3600" w:hanging="360"/>
+      </w:pPr>
+    </w:lvl>
+    <w:lvl w:ilvl="5">
+      <w:start w:val="1"/>
+      <w:numFmt w:val="decimal"/>
+      <w:lvlText w:val="%6."/>
+      <w:lvlJc w:val="left"/>
+      <w:pPr>
+        <w:ind w:left="4320" w:hanging="360"/>
+      </w:pPr>
+    </w:lvl>
+    <w:lvl w:ilvl="6">
+      <w:start w:val="1"/>
+      <w:numFmt w:val="decimal"/>
+      <w:lvlText w:val="%7."/>
+      <w:lvlJc w:val="left"/>
+      <w:pPr>
+        <w:ind w:left="5040" w:hanging="360"/>
+      </w:pPr>
+    </w:lvl>
+    <w:lvl w:ilvl="7">
+      <w:start w:val="1"/>
+      <w:numFmt w:val="decimal"/>
+      <w:lvlText w:val="%8."/>
+      <w:lvlJc w:val="left"/>
+      <w:pPr>
+        <w:ind w:left="5760" w:hanging="360"/>
+      </w:pPr>
+    </w:lvl>
+    <w:lvl w:ilvl="8">
+      <w:start w:val="1"/>
+      <w:numFmt w:val="decimal"/>
+      <w:lvlText w:val="%9."/>
+      <w:lvlJc w:val="left"/>
+      <w:pPr>
+        <w:ind w:left="6480" w:hanging="360"/>
+      </w:pPr>
+    </w:lvl>
+  </w:abstractNum>
+  <w:num w:numId="1" w16cid:durableId="1047753338">
+    <w:abstractNumId w:val="0"/>
   </w:num>
-  <w:num w:numId="1001">
-    <w:abstractNumId w:val="99411"/>
+  <w:num w:numId="2" w16cid:durableId="1096168896">
+    <w:abstractNumId w:val="2"/>
     <w:lvlOverride w:ilvl="0">
       <w:startOverride w:val="1"/>
     </w:lvlOverride>
@@ -3550,8 +3332,8 @@
       <w:startOverride w:val="1"/>
     </w:lvlOverride>
   </w:num>
-  <w:num w:numId="1002">
-    <w:abstractNumId w:val="99411"/>
+  <w:num w:numId="3" w16cid:durableId="934636046">
+    <w:abstractNumId w:val="2"/>
     <w:lvlOverride w:ilvl="0">
       <w:startOverride w:val="1"/>
     </w:lvlOverride>
@@ -3580,39 +3362,39 @@
       <w:startOverride w:val="1"/>
     </w:lvlOverride>
   </w:num>
-  <w:num w:numId="1003">
-    <w:abstractNumId w:val="991"/>
+  <w:num w:numId="4" w16cid:durableId="692346362">
+    <w:abstractNumId w:val="1"/>
   </w:num>
-  <w:num w:numId="1004">
-    <w:abstractNumId w:val="991"/>
+  <w:num w:numId="5" w16cid:durableId="885408563">
+    <w:abstractNumId w:val="1"/>
   </w:num>
-  <w:num w:numId="1005">
-    <w:abstractNumId w:val="991"/>
+  <w:num w:numId="6" w16cid:durableId="598299507">
+    <w:abstractNumId w:val="1"/>
   </w:num>
-  <w:num w:numId="1006">
-    <w:abstractNumId w:val="991"/>
+  <w:num w:numId="7" w16cid:durableId="990984153">
+    <w:abstractNumId w:val="1"/>
   </w:num>
-  <w:num w:numId="1007">
-    <w:abstractNumId w:val="991"/>
+  <w:num w:numId="8" w16cid:durableId="874125282">
+    <w:abstractNumId w:val="1"/>
   </w:num>
-  <w:num w:numId="1008">
-    <w:abstractNumId w:val="991"/>
+  <w:num w:numId="9" w16cid:durableId="65879110">
+    <w:abstractNumId w:val="1"/>
   </w:num>
-  <w:num w:numId="1009">
-    <w:abstractNumId w:val="991"/>
+  <w:num w:numId="10" w16cid:durableId="1605770281">
+    <w:abstractNumId w:val="1"/>
   </w:num>
 </w:numbering>
 </file>
 
 <file path=word/styles.xml><?xml version="1.0" encoding="utf-8"?>
-<w:styles xmlns:r="http://schemas.openxmlformats.org/officeDocument/2006/relationships" xmlns:w="http://schemas.openxmlformats.org/wordprocessingml/2006/main">
+<w:styles xmlns:mc="http://schemas.openxmlformats.org/markup-compatibility/2006" xmlns:r="http://schemas.openxmlformats.org/officeDocument/2006/relationships" xmlns:w="http://schemas.openxmlformats.org/wordprocessingml/2006/main" xmlns:w14="http://schemas.microsoft.com/office/word/2010/wordml" xmlns:w15="http://schemas.microsoft.com/office/word/2012/wordml" xmlns:w16cex="http://schemas.microsoft.com/office/word/2018/wordml/cex" xmlns:w16cid="http://schemas.microsoft.com/office/word/2016/wordml/cid" xmlns:w16="http://schemas.microsoft.com/office/word/2018/wordml" xmlns:w16du="http://schemas.microsoft.com/office/word/2023/wordml/word16du" xmlns:w16sdtdh="http://schemas.microsoft.com/office/word/2020/wordml/sdtdatahash" xmlns:w16sdtfl="http://schemas.microsoft.com/office/word/2024/wordml/sdtformatlock" xmlns:w16se="http://schemas.microsoft.com/office/word/2015/wordml/symex" mc:Ignorable="w14 w15 w16se w16cid w16 w16cex w16sdtdh w16sdtfl w16du">
   <w:docDefaults>
     <w:rPrDefault>
       <w:rPr>
-        <w:rFonts w:asciiTheme="minorHAnsi" w:cstheme="minorBidi" w:eastAsiaTheme="minorEastAsia" w:hAnsiTheme="minorHAnsi"/>
+        <w:rFonts w:asciiTheme="minorHAnsi" w:eastAsiaTheme="minorEastAsia" w:hAnsiTheme="minorHAnsi" w:cstheme="minorBidi"/>
         <w:sz w:val="24"/>
         <w:szCs w:val="24"/>
-        <w:lang w:bidi="ar-SA" w:eastAsia="zh-CN" w:val="en-US"/>
+        <w:lang w:val="en-US" w:eastAsia="zh-CN" w:bidi="ar-SA"/>
       </w:rPr>
     </w:rPrDefault>
     <w:pPrDefault>
@@ -3621,168 +3403,255 @@
       </w:pPr>
     </w:pPrDefault>
   </w:docDefaults>
-  <w:latentStyles w:count="276" w:defLockedState="0" w:defQFormat="0" w:defSemiHidden="0" w:defUIPriority="0" w:defUnhideWhenUsed="0"/>
-  <w:style w:default="1" w:styleId="Normal" w:type="paragraph">
+  <w:latentStyles w:defLockedState="0" w:defUIPriority="0" w:defSemiHidden="0" w:defUnhideWhenUsed="0" w:defQFormat="0" w:count="376">
+    <w:lsdException w:name="Normal Table" w:semiHidden="1" w:unhideWhenUsed="1"/>
+    <w:lsdException w:name="Table Simple 1" w:semiHidden="1" w:unhideWhenUsed="1"/>
+    <w:lsdException w:name="Table Simple 2" w:semiHidden="1" w:unhideWhenUsed="1"/>
+    <w:lsdException w:name="Table Simple 3" w:semiHidden="1" w:unhideWhenUsed="1"/>
+    <w:lsdException w:name="Table Classic 1" w:semiHidden="1" w:unhideWhenUsed="1"/>
+    <w:lsdException w:name="Table Classic 2" w:semiHidden="1" w:unhideWhenUsed="1"/>
+    <w:lsdException w:name="Table Classic 3" w:semiHidden="1" w:unhideWhenUsed="1"/>
+    <w:lsdException w:name="Table Classic 4" w:semiHidden="1" w:unhideWhenUsed="1"/>
+    <w:lsdException w:name="Table Colorful 1" w:semiHidden="1" w:unhideWhenUsed="1"/>
+    <w:lsdException w:name="Table Colorful 2" w:semiHidden="1" w:unhideWhenUsed="1"/>
+    <w:lsdException w:name="Table Colorful 3" w:semiHidden="1" w:unhideWhenUsed="1"/>
+    <w:lsdException w:name="Table Columns 1" w:semiHidden="1" w:unhideWhenUsed="1"/>
+    <w:lsdException w:name="Table Columns 2" w:semiHidden="1" w:unhideWhenUsed="1"/>
+    <w:lsdException w:name="Table Columns 3" w:semiHidden="1" w:unhideWhenUsed="1"/>
+    <w:lsdException w:name="Table Columns 4" w:semiHidden="1" w:unhideWhenUsed="1"/>
+    <w:lsdException w:name="Table Columns 5" w:semiHidden="1" w:unhideWhenUsed="1"/>
+    <w:lsdException w:name="Table Grid 1" w:semiHidden="1" w:unhideWhenUsed="1"/>
+    <w:lsdException w:name="Table Grid 2" w:semiHidden="1" w:unhideWhenUsed="1"/>
+    <w:lsdException w:name="Table Grid 3" w:semiHidden="1" w:unhideWhenUsed="1"/>
+    <w:lsdException w:name="Table Grid 4" w:semiHidden="1" w:unhideWhenUsed="1"/>
+    <w:lsdException w:name="Table Grid 5" w:semiHidden="1" w:unhideWhenUsed="1"/>
+    <w:lsdException w:name="Table Grid 6" w:semiHidden="1" w:unhideWhenUsed="1"/>
+    <w:lsdException w:name="Table Grid 7" w:semiHidden="1" w:unhideWhenUsed="1"/>
+    <w:lsdException w:name="Table Grid 8" w:semiHidden="1" w:unhideWhenUsed="1"/>
+    <w:lsdException w:name="Table List 1" w:semiHidden="1" w:unhideWhenUsed="1"/>
+    <w:lsdException w:name="Table List 2" w:semiHidden="1" w:unhideWhenUsed="1"/>
+    <w:lsdException w:name="Table List 3" w:semiHidden="1" w:unhideWhenUsed="1"/>
+    <w:lsdException w:name="Table List 4" w:semiHidden="1" w:unhideWhenUsed="1"/>
+    <w:lsdException w:name="Table List 5" w:semiHidden="1" w:unhideWhenUsed="1"/>
+    <w:lsdException w:name="Table List 6" w:semiHidden="1" w:unhideWhenUsed="1"/>
+    <w:lsdException w:name="Table List 7" w:semiHidden="1" w:unhideWhenUsed="1"/>
+    <w:lsdException w:name="Table List 8" w:semiHidden="1" w:unhideWhenUsed="1"/>
+    <w:lsdException w:name="Table 3D effects 1" w:semiHidden="1" w:unhideWhenUsed="1"/>
+    <w:lsdException w:name="Table 3D effects 2" w:semiHidden="1" w:unhideWhenUsed="1"/>
+    <w:lsdException w:name="Table 3D effects 3" w:semiHidden="1" w:unhideWhenUsed="1"/>
+    <w:lsdException w:name="Table Contemporary" w:semiHidden="1" w:unhideWhenUsed="1"/>
+    <w:lsdException w:name="Table Elegant" w:semiHidden="1" w:unhideWhenUsed="1"/>
+    <w:lsdException w:name="Table Professional" w:semiHidden="1" w:unhideWhenUsed="1"/>
+    <w:lsdException w:name="Table Subtle 1" w:semiHidden="1" w:unhideWhenUsed="1"/>
+    <w:lsdException w:name="Table Subtle 2" w:semiHidden="1" w:unhideWhenUsed="1"/>
+    <w:lsdException w:name="Table Web 1" w:semiHidden="1" w:unhideWhenUsed="1"/>
+    <w:lsdException w:name="Table Web 2" w:semiHidden="1" w:unhideWhenUsed="1"/>
+    <w:lsdException w:name="Table Web 3" w:semiHidden="1" w:unhideWhenUsed="1"/>
+    <w:lsdException w:name="Table Theme" w:semiHidden="1" w:unhideWhenUsed="1"/>
+    <w:lsdException w:name="Light Shading"/>
+    <w:lsdException w:name="Light List"/>
+    <w:lsdException w:name="Light Grid"/>
+    <w:lsdException w:name="Medium Shading 1"/>
+    <w:lsdException w:name="Medium Shading 2"/>
+    <w:lsdException w:name="Medium List 1"/>
+    <w:lsdException w:name="Medium List 2"/>
+    <w:lsdException w:name="Medium Grid 1"/>
+    <w:lsdException w:name="Medium Grid 2"/>
+    <w:lsdException w:name="Medium Grid 3"/>
+    <w:lsdException w:name="Dark List"/>
+    <w:lsdException w:name="Colorful Shading"/>
+    <w:lsdException w:name="Colorful List"/>
+    <w:lsdException w:name="Colorful Grid"/>
+    <w:lsdException w:name="Light Shading Accent 1"/>
+    <w:lsdException w:name="Light List Accent 1"/>
+    <w:lsdException w:name="Light Grid Accent 1"/>
+    <w:lsdException w:name="Medium Shading 1 Accent 1"/>
+    <w:lsdException w:name="Medium Shading 2 Accent 1"/>
+    <w:lsdException w:name="Medium List 1 Accent 1"/>
+    <w:lsdException w:name="Medium List 2 Accent 1"/>
+    <w:lsdException w:name="Medium Grid 1 Accent 1"/>
+    <w:lsdException w:name="Medium Grid 2 Accent 1"/>
+    <w:lsdException w:name="Medium Grid 3 Accent 1"/>
+    <w:lsdException w:name="Dark List Accent 1"/>
+    <w:lsdException w:name="Colorful Shading Accent 1"/>
+    <w:lsdException w:name="Colorful List Accent 1"/>
+    <w:lsdException w:name="Colorful Grid Accent 1"/>
+    <w:lsdException w:name="Light Shading Accent 2"/>
+    <w:lsdException w:name="Light List Accent 2"/>
+    <w:lsdException w:name="Light Grid Accent 2"/>
+    <w:lsdException w:name="Medium Shading 1 Accent 2"/>
+    <w:lsdException w:name="Medium Shading 2 Accent 2"/>
+    <w:lsdException w:name="Medium List 1 Accent 2"/>
+    <w:lsdException w:name="Medium List 2 Accent 2"/>
+    <w:lsdException w:name="Medium Grid 1 Accent 2"/>
+    <w:lsdException w:name="Medium Grid 2 Accent 2"/>
+    <w:lsdException w:name="Medium Grid 3 Accent 2"/>
+    <w:lsdException w:name="Dark List Accent 2"/>
+    <w:lsdException w:name="Colorful Shading Accent 2"/>
+    <w:lsdException w:name="Colorful List Accent 2"/>
+    <w:lsdException w:name="Colorful Grid Accent 2"/>
+    <w:lsdException w:name="Light Shading Accent 3"/>
+    <w:lsdException w:name="Light List Accent 3"/>
+    <w:lsdException w:name="Light Grid Accent 3"/>
+    <w:lsdException w:name="Medium Shading 1 Accent 3"/>
+    <w:lsdException w:name="Medium Shading 2 Accent 3"/>
+    <w:lsdException w:name="Medium List 1 Accent 3"/>
+    <w:lsdException w:name="Medium List 2 Accent 3"/>
+    <w:lsdException w:name="Medium Grid 1 Accent 3"/>
+    <w:lsdException w:name="Medium Grid 2 Accent 3"/>
+    <w:lsdException w:name="Medium Grid 3 Accent 3"/>
+    <w:lsdException w:name="Dark List Accent 3"/>
+    <w:lsdException w:name="Colorful Shading Accent 3"/>
+    <w:lsdException w:name="Colorful List Accent 3"/>
+    <w:lsdException w:name="Colorful Grid Accent 3"/>
+    <w:lsdException w:name="Light Shading Accent 4"/>
+    <w:lsdException w:name="Light List Accent 4"/>
+    <w:lsdException w:name="Light Grid Accent 4"/>
+    <w:lsdException w:name="Medium Shading 1 Accent 4"/>
+    <w:lsdException w:name="Medium Shading 2 Accent 4"/>
+    <w:lsdException w:name="Medium List 1 Accent 4"/>
+    <w:lsdException w:name="Medium List 2 Accent 4"/>
+    <w:lsdException w:name="Medium Grid 1 Accent 4"/>
+    <w:lsdException w:name="Medium Grid 2 Accent 4"/>
+    <w:lsdException w:name="Medium Grid 3 Accent 4"/>
+    <w:lsdException w:name="Dark List Accent 4"/>
+    <w:lsdException w:name="Colorful Shading Accent 4"/>
+    <w:lsdException w:name="Colorful List Accent 4"/>
+    <w:lsdException w:name="Colorful Grid Accent 4"/>
+    <w:lsdException w:name="Light Shading Accent 5"/>
+    <w:lsdException w:name="Light List Accent 5"/>
+    <w:lsdException w:name="Light Grid Accent 5"/>
+    <w:lsdException w:name="Medium Shading 1 Accent 5"/>
+    <w:lsdException w:name="Medium Shading 2 Accent 5"/>
+    <w:lsdException w:name="Medium List 1 Accent 5"/>
+    <w:lsdException w:name="Medium List 2 Accent 5"/>
+    <w:lsdException w:name="Medium Grid 1 Accent 5"/>
+    <w:lsdException w:name="Medium Grid 2 Accent 5"/>
+    <w:lsdException w:name="Medium Grid 3 Accent 5"/>
+    <w:lsdException w:name="Dark List Accent 5"/>
+    <w:lsdException w:name="Colorful Shading Accent 5"/>
+    <w:lsdException w:name="Colorful List Accent 5"/>
+    <w:lsdException w:name="Colorful Grid Accent 5"/>
+    <w:lsdException w:name="Light Shading Accent 6"/>
+    <w:lsdException w:name="Light List Accent 6"/>
+    <w:lsdException w:name="Light Grid Accent 6"/>
+    <w:lsdException w:name="Medium Shading 1 Accent 6"/>
+    <w:lsdException w:name="Medium Shading 2 Accent 6"/>
+    <w:lsdException w:name="Medium List 1 Accent 6"/>
+    <w:lsdException w:name="Medium List 2 Accent 6"/>
+    <w:lsdException w:name="Medium Grid 1 Accent 6"/>
+    <w:lsdException w:name="Medium Grid 2 Accent 6"/>
+    <w:lsdException w:name="Medium Grid 3 Accent 6"/>
+    <w:lsdException w:name="Dark List Accent 6"/>
+    <w:lsdException w:name="Colorful Shading Accent 6"/>
+    <w:lsdException w:name="Colorful List Accent 6"/>
+    <w:lsdException w:name="Colorful Grid Accent 6"/>
+    <w:lsdException w:name="Grid Table 4" w:uiPriority="49"/>
+    <w:lsdException w:name="Grid Table 5 Dark" w:uiPriority="50"/>
+    <w:lsdException w:name="Grid Table 6 Colorful" w:uiPriority="51"/>
+    <w:lsdException w:name="Grid Table 7 Colorful" w:uiPriority="52"/>
+    <w:lsdException w:name="Grid Table 1 Light Accent 1" w:uiPriority="46"/>
+    <w:lsdException w:name="Grid Table 2 Accent 1" w:uiPriority="47"/>
+    <w:lsdException w:name="Grid Table 3 Accent 1" w:uiPriority="48"/>
+    <w:lsdException w:name="Grid Table 4 Accent 1" w:uiPriority="49"/>
+    <w:lsdException w:name="Grid Table 5 Dark Accent 1" w:uiPriority="50"/>
+    <w:lsdException w:name="Grid Table 6 Colorful Accent 1" w:uiPriority="51"/>
+    <w:lsdException w:name="Grid Table 7 Colorful Accent 1" w:uiPriority="52"/>
+    <w:lsdException w:name="Grid Table 1 Light Accent 2" w:uiPriority="46"/>
+    <w:lsdException w:name="Grid Table 2 Accent 2" w:uiPriority="47"/>
+    <w:lsdException w:name="Grid Table 3 Accent 2" w:uiPriority="48"/>
+    <w:lsdException w:name="Grid Table 4 Accent 2" w:uiPriority="49"/>
+    <w:lsdException w:name="Grid Table 5 Dark Accent 2" w:uiPriority="50"/>
+    <w:lsdException w:name="Grid Table 6 Colorful Accent 2" w:uiPriority="51"/>
+    <w:lsdException w:name="Grid Table 7 Colorful Accent 2" w:uiPriority="52"/>
+    <w:lsdException w:name="Grid Table 1 Light Accent 3" w:uiPriority="46"/>
+    <w:lsdException w:name="Grid Table 2 Accent 3" w:uiPriority="47"/>
+    <w:lsdException w:name="Grid Table 3 Accent 3" w:uiPriority="48"/>
+    <w:lsdException w:name="Grid Table 4 Accent 3" w:uiPriority="49"/>
+    <w:lsdException w:name="Grid Table 5 Dark Accent 3" w:uiPriority="50"/>
+    <w:lsdException w:name="Grid Table 6 Colorful Accent 3" w:uiPriority="51"/>
+    <w:lsdException w:name="Grid Table 7 Colorful Accent 3" w:uiPriority="52"/>
+    <w:lsdException w:name="Grid Table 1 Light Accent 4" w:uiPriority="46"/>
+    <w:lsdException w:name="Grid Table 2 Accent 4" w:uiPriority="47"/>
+    <w:lsdException w:name="Grid Table 3 Accent 4" w:uiPriority="48"/>
+    <w:lsdException w:name="Grid Table 4 Accent 4" w:uiPriority="49"/>
+    <w:lsdException w:name="Grid Table 5 Dark Accent 4" w:uiPriority="50"/>
+    <w:lsdException w:name="Grid Table 6 Colorful Accent 4" w:uiPriority="51"/>
+    <w:lsdException w:name="Grid Table 7 Colorful Accent 4" w:uiPriority="52"/>
+    <w:lsdException w:name="Grid Table 1 Light Accent 5" w:uiPriority="46"/>
+    <w:lsdException w:name="Grid Table 2 Accent 5" w:uiPriority="47"/>
+    <w:lsdException w:name="Grid Table 3 Accent 5" w:uiPriority="48"/>
+    <w:lsdException w:name="Grid Table 4 Accent 5" w:uiPriority="49"/>
+    <w:lsdException w:name="Grid Table 5 Dark Accent 5" w:uiPriority="50"/>
+    <w:lsdException w:name="Grid Table 6 Colorful Accent 5" w:uiPriority="51"/>
+    <w:lsdException w:name="Grid Table 7 Colorful Accent 5" w:uiPriority="52"/>
+    <w:lsdException w:name="Grid Table 1 Light Accent 6" w:uiPriority="46"/>
+    <w:lsdException w:name="Grid Table 2 Accent 6" w:uiPriority="47"/>
+    <w:lsdException w:name="Grid Table 3 Accent 6" w:uiPriority="48"/>
+    <w:lsdException w:name="Grid Table 4 Accent 6" w:uiPriority="49"/>
+    <w:lsdException w:name="Grid Table 5 Dark Accent 6" w:uiPriority="50"/>
+    <w:lsdException w:name="Grid Table 6 Colorful Accent 6" w:uiPriority="51"/>
+    <w:lsdException w:name="Grid Table 7 Colorful Accent 6" w:uiPriority="52"/>
+    <w:lsdException w:name="List Table 1 Light" w:uiPriority="46"/>
+    <w:lsdException w:name="List Table 2" w:uiPriority="47"/>
+    <w:lsdException w:name="List Table 3" w:uiPriority="48"/>
+    <w:lsdException w:name="List Table 4" w:uiPriority="49"/>
+    <w:lsdException w:name="List Table 5 Dark" w:uiPriority="50"/>
+    <w:lsdException w:name="List Table 6 Colorful" w:uiPriority="51"/>
+    <w:lsdException w:name="List Table 7 Colorful" w:uiPriority="52"/>
+    <w:lsdException w:name="List Table 1 Light Accent 1" w:uiPriority="46"/>
+    <w:lsdException w:name="List Table 2 Accent 1" w:uiPriority="47"/>
+    <w:lsdException w:name="List Table 3 Accent 1" w:uiPriority="48"/>
+    <w:lsdException w:name="List Table 4 Accent 1" w:uiPriority="49"/>
+    <w:lsdException w:name="List Table 5 Dark Accent 1" w:uiPriority="50"/>
+    <w:lsdException w:name="List Table 6 Colorful Accent 1" w:uiPriority="51"/>
+    <w:lsdException w:name="List Table 7 Colorful Accent 1" w:uiPriority="52"/>
+    <w:lsdException w:name="List Table 1 Light Accent 2" w:uiPriority="46"/>
+    <w:lsdException w:name="List Table 2 Accent 2" w:uiPriority="47"/>
+    <w:lsdException w:name="List Table 3 Accent 2" w:uiPriority="48"/>
+    <w:lsdException w:name="List Table 4 Accent 2" w:uiPriority="49"/>
+    <w:lsdException w:name="List Table 5 Dark Accent 2" w:uiPriority="50"/>
+    <w:lsdException w:name="List Table 6 Colorful Accent 2" w:uiPriority="51"/>
+    <w:lsdException w:name="List Table 7 Colorful Accent 2" w:uiPriority="52"/>
+    <w:lsdException w:name="List Table 1 Light Accent 3" w:uiPriority="46"/>
+    <w:lsdException w:name="List Table 2 Accent 3" w:uiPriority="47"/>
+    <w:lsdException w:name="List Table 3 Accent 3" w:uiPriority="48"/>
+    <w:lsdException w:name="List Table 4 Accent 3" w:uiPriority="49"/>
+    <w:lsdException w:name="List Table 5 Dark Accent 3" w:uiPriority="50"/>
+    <w:lsdException w:name="List Table 6 Colorful Accent 3" w:uiPriority="51"/>
+    <w:lsdException w:name="List Table 7 Colorful Accent 3" w:uiPriority="52"/>
+    <w:lsdException w:name="List Table 1 Light Accent 4" w:uiPriority="46"/>
+    <w:lsdException w:name="List Table 2 Accent 4" w:uiPriority="47"/>
+    <w:lsdException w:name="List Table 3 Accent 4" w:uiPriority="48"/>
+    <w:lsdException w:name="List Table 4 Accent 4" w:uiPriority="49"/>
+    <w:lsdException w:name="List Table 5 Dark Accent 4" w:uiPriority="50"/>
+    <w:lsdException w:name="List Table 6 Colorful Accent 4" w:uiPriority="51"/>
+    <w:lsdException w:name="List Table 7 Colorful Accent 4" w:uiPriority="52"/>
+    <w:lsdException w:name="List Table 1 Light Accent 5" w:uiPriority="46"/>
+    <w:lsdException w:name="List Table 2 Accent 5" w:uiPriority="47"/>
+    <w:lsdException w:name="List Table 3 Accent 5" w:uiPriority="48"/>
+    <w:lsdException w:name="List Table 4 Accent 5" w:uiPriority="49"/>
+    <w:lsdException w:name="List Table 5 Dark Accent 5" w:uiPriority="50"/>
+    <w:lsdException w:name="List Table 6 Colorful Accent 5" w:uiPriority="51"/>
+    <w:lsdException w:name="List Table 7 Colorful Accent 5" w:uiPriority="52"/>
+    <w:lsdException w:name="List Table 1 Light Accent 6" w:uiPriority="46"/>
+    <w:lsdException w:name="List Table 2 Accent 6" w:uiPriority="47"/>
+    <w:lsdException w:name="List Table 3 Accent 6" w:uiPriority="48"/>
+    <w:lsdException w:name="List Table 4 Accent 6" w:uiPriority="49"/>
+    <w:lsdException w:name="List Table 5 Dark Accent 6" w:uiPriority="50"/>
+    <w:lsdException w:name="List Table 6 Colorful Accent 6" w:uiPriority="51"/>
+    <w:lsdException w:name="List Table 7 Colorful Accent 6" w:uiPriority="52"/>
+    <w:lsdException w:name="Mention" w:semiHidden="1" w:uiPriority="99" w:unhideWhenUsed="1"/>
+    <w:lsdException w:name="Smart Hyperlink" w:semiHidden="1" w:uiPriority="99" w:unhideWhenUsed="1"/>
+    <w:lsdException w:name="Hashtag" w:semiHidden="1" w:uiPriority="99" w:unhideWhenUsed="1"/>
+    <w:lsdException w:name="Unresolved Mention" w:semiHidden="1" w:uiPriority="99" w:unhideWhenUsed="1"/>
+    <w:lsdException w:name="Smart Link" w:semiHidden="1" w:uiPriority="99" w:unhideWhenUsed="1"/>
+  </w:latentStyles>
+  <w:style w:type="paragraph" w:default="1" w:styleId="Normal">
     <w:name w:val="Normal"/>
     <w:qFormat/>
   </w:style>
-  <w:style w:styleId="BodyText" w:type="paragraph">
-    <w:name w:val="Body Text"/>
-    <w:basedOn w:val="Normal"/>
-    <w:link w:val="BodyTextChar"/>
-    <w:qFormat/>
-    <w:pPr>
-      <w:spacing w:after="180" w:before="180"/>
-    </w:pPr>
-  </w:style>
-  <w:style w:customStyle="1" w:styleId="FirstParagraph" w:type="paragraph">
-    <w:name w:val="First Paragraph"/>
-    <w:basedOn w:val="BodyText"/>
-    <w:next w:val="BodyText"/>
-    <w:qFormat/>
-  </w:style>
-  <w:style w:customStyle="1" w:styleId="Compact" w:type="paragraph">
-    <w:name w:val="Compact"/>
-    <w:basedOn w:val="BodyText"/>
-    <w:qFormat/>
-    <w:pPr>
-      <w:spacing w:after="36" w:before="36"/>
-    </w:pPr>
-  </w:style>
-  <w:style w:styleId="Title" w:type="paragraph">
-    <w:name w:val="Title"/>
-    <w:basedOn w:val="Normal"/>
-    <w:next w:val="BodyText"/>
-    <w:link w:val="TitleChar"/>
-    <w:uiPriority w:val="10"/>
-    <w:qFormat/>
-    <w:rsid w:val="00A10FD9"/>
-    <w:pPr>
-      <w:spacing w:after="80" w:line="240" w:lineRule="auto"/>
-      <w:contextualSpacing/>
-      <w:jc w:val="center"/>
-    </w:pPr>
-    <w:rPr>
-      <w:rFonts w:asciiTheme="majorHAnsi" w:cstheme="majorBidi" w:eastAsiaTheme="majorEastAsia" w:hAnsiTheme="majorHAnsi"/>
-      <w:sz w:val="56"/>
-      <w:szCs w:val="56"/>
-    </w:rPr>
-  </w:style>
-  <w:style w:customStyle="1" w:styleId="TitleChar" w:type="character">
-    <w:name w:val="Title Char"/>
-    <w:basedOn w:val="DefaultParagraphFont"/>
-    <w:link w:val="Title"/>
-    <w:uiPriority w:val="10"/>
-    <w:rsid w:val="00A10FD9"/>
-    <w:rPr>
-      <w:rFonts w:asciiTheme="majorHAnsi" w:cstheme="majorBidi" w:eastAsiaTheme="majorEastAsia" w:hAnsiTheme="majorHAnsi"/>
-      <w:sz w:val="56"/>
-      <w:szCs w:val="56"/>
-    </w:rPr>
-  </w:style>
-  <w:style w:styleId="Subtitle" w:type="paragraph">
-    <w:name w:val="Subtitle"/>
-    <w:basedOn w:val="Title"/>
-    <w:next w:val="BodyText"/>
-    <w:link w:val="SubtitleChar"/>
-    <w:uiPriority w:val="11"/>
-    <w:qFormat/>
-    <w:rsid w:val="00A10FD9"/>
-    <w:pPr>
-      <w:numPr>
-        <w:ilvl w:val="1"/>
-      </w:numPr>
-    </w:pPr>
-    <w:rPr>
-      <w:rFonts w:cstheme="majorBidi" w:eastAsiaTheme="majorEastAsia"/>
-      <w:spacing w:val="15"/>
-      <w:sz w:val="28"/>
-      <w:szCs w:val="28"/>
-    </w:rPr>
-  </w:style>
-  <w:style w:customStyle="1" w:styleId="SubtitleChar" w:type="character">
-    <w:name w:val="Subtitle Char"/>
-    <w:basedOn w:val="DefaultParagraphFont"/>
-    <w:link w:val="Subtitle"/>
-    <w:uiPriority w:val="11"/>
-    <w:rsid w:val="00A10FD9"/>
-    <w:rPr>
-      <w:rFonts w:cstheme="majorBidi" w:eastAsiaTheme="majorEastAsia"/>
-      <w:color w:themeColor="text1" w:themeTint="A6" w:val="595959"/>
-      <w:spacing w:val="15"/>
-      <w:sz w:val="28"/>
-      <w:szCs w:val="28"/>
-    </w:rPr>
-  </w:style>
-  <w:style w:customStyle="1" w:styleId="Author" w:type="paragraph">
-    <w:name w:val="Author"/>
-    <w:basedOn w:val="Title"/>
-    <w:next w:val="BodyText"/>
-    <w:qFormat/>
-    <w:pPr>
-      <w:keepNext/>
-      <w:keepLines/>
-    </w:pPr>
-    <w:rPr>
-      <w:sz w:val="24"/>
-      <w:szCs w:val="24"/>
-    </w:rPr>
-  </w:style>
-  <w:style w:styleId="Date" w:type="paragraph">
-    <w:name w:val="Date"/>
-    <w:basedOn w:val="Title"/>
-    <w:next w:val="BodyText"/>
-    <w:qFormat/>
-    <w:pPr>
-      <w:keepNext/>
-      <w:keepLines/>
-    </w:pPr>
-    <w:rPr>
-      <w:sz w:val="24"/>
-      <w:szCs w:val="24"/>
-    </w:rPr>
-  </w:style>
-  <w:style w:customStyle="1" w:styleId="AbstractTitle" w:type="paragraph">
-    <w:name w:val="Abstract Title"/>
-    <w:basedOn w:val="Normal"/>
-    <w:next w:val="Abstract"/>
-    <w:qFormat/>
-    <w:pPr>
-      <w:keepNext/>
-      <w:keepLines/>
-      <w:spacing w:after="0" w:before="300"/>
-      <w:jc w:val="center"/>
-    </w:pPr>
-    <w:rPr>
-      <w:b/>
-      <w:sz w:val="20"/>
-      <w:szCs w:val="20"/>
-    </w:rPr>
-  </w:style>
-  <w:style w:customStyle="1" w:styleId="Abstract" w:type="paragraph">
-    <w:name w:val="Abstract"/>
-    <w:basedOn w:val="Normal"/>
-    <w:next w:val="BodyText"/>
-    <w:qFormat/>
-    <w:pPr>
-      <w:keepNext/>
-      <w:keepLines/>
-      <w:spacing w:after="300" w:before="100"/>
-    </w:pPr>
-    <w:rPr>
-      <w:sz w:val="20"/>
-      <w:szCs w:val="20"/>
-    </w:rPr>
-  </w:style>
-  <w:style w:styleId="Bibliography" w:type="paragraph">
-    <w:name w:val="Bibliography"/>
-    <w:basedOn w:val="Normal"/>
-    <w:next w:val="Bibliography"/>
-    <w:qFormat/>
-    <w:pPr/>
-    <w:rPr/>
-  </w:style>
-  <w:style w:styleId="Heading1" w:type="paragraph">
+  <w:style w:type="paragraph" w:styleId="Heading1">
     <w:name w:val="heading 1"/>
     <w:basedOn w:val="Normal"/>
     <w:next w:val="BodyText"/>
@@ -3793,17 +3662,17 @@
     <w:pPr>
       <w:keepNext/>
       <w:keepLines/>
-      <w:spacing w:after="80" w:before="360"/>
+      <w:spacing w:before="360" w:after="80"/>
       <w:outlineLvl w:val="0"/>
     </w:pPr>
     <w:rPr>
-      <w:rFonts w:asciiTheme="majorHAnsi" w:cstheme="majorBidi" w:eastAsiaTheme="majorEastAsia" w:hAnsiTheme="majorHAnsi"/>
-      <w:color w:themeColor="accent1" w:themeShade="BF" w:val="0F4761"/>
+      <w:rFonts w:asciiTheme="majorHAnsi" w:eastAsiaTheme="majorEastAsia" w:hAnsiTheme="majorHAnsi" w:cstheme="majorBidi"/>
+      <w:color w:val="0F4761" w:themeColor="accent1" w:themeShade="BF"/>
       <w:sz w:val="40"/>
       <w:szCs w:val="40"/>
     </w:rPr>
   </w:style>
-  <w:style w:styleId="Heading2" w:type="paragraph">
+  <w:style w:type="paragraph" w:styleId="Heading2">
     <w:name w:val="heading 2"/>
     <w:basedOn w:val="Normal"/>
     <w:next w:val="BodyText"/>
@@ -3816,17 +3685,17 @@
     <w:pPr>
       <w:keepNext/>
       <w:keepLines/>
-      <w:spacing w:after="80" w:before="160"/>
+      <w:spacing w:before="160" w:after="80"/>
       <w:outlineLvl w:val="1"/>
     </w:pPr>
     <w:rPr>
-      <w:rFonts w:asciiTheme="majorHAnsi" w:cstheme="majorBidi" w:eastAsiaTheme="majorEastAsia" w:hAnsiTheme="majorHAnsi"/>
-      <w:color w:themeColor="accent1" w:themeShade="BF" w:val="0F4761"/>
+      <w:rFonts w:asciiTheme="majorHAnsi" w:eastAsiaTheme="majorEastAsia" w:hAnsiTheme="majorHAnsi" w:cstheme="majorBidi"/>
+      <w:color w:val="0F4761" w:themeColor="accent1" w:themeShade="BF"/>
       <w:sz w:val="32"/>
       <w:szCs w:val="32"/>
     </w:rPr>
   </w:style>
-  <w:style w:styleId="Heading3" w:type="paragraph">
+  <w:style w:type="paragraph" w:styleId="Heading3">
     <w:name w:val="heading 3"/>
     <w:basedOn w:val="Normal"/>
     <w:next w:val="BodyText"/>
@@ -3839,17 +3708,17 @@
     <w:pPr>
       <w:keepNext/>
       <w:keepLines/>
-      <w:spacing w:after="80" w:before="160"/>
+      <w:spacing w:before="160" w:after="80"/>
       <w:outlineLvl w:val="2"/>
     </w:pPr>
     <w:rPr>
-      <w:rFonts w:cstheme="majorBidi" w:eastAsiaTheme="majorEastAsia"/>
-      <w:color w:themeColor="accent1" w:themeShade="BF" w:val="0F4761"/>
+      <w:rFonts w:eastAsiaTheme="majorEastAsia" w:cstheme="majorBidi"/>
+      <w:color w:val="0F4761" w:themeColor="accent1" w:themeShade="BF"/>
       <w:sz w:val="28"/>
       <w:szCs w:val="28"/>
     </w:rPr>
   </w:style>
-  <w:style w:styleId="Heading4" w:type="paragraph">
+  <w:style w:type="paragraph" w:styleId="Heading4">
     <w:name w:val="heading 4"/>
     <w:basedOn w:val="Normal"/>
     <w:next w:val="BodyText"/>
@@ -3862,17 +3731,17 @@
     <w:pPr>
       <w:keepNext/>
       <w:keepLines/>
-      <w:spacing w:after="40" w:before="80"/>
+      <w:spacing w:before="80" w:after="40"/>
       <w:outlineLvl w:val="3"/>
     </w:pPr>
     <w:rPr>
-      <w:rFonts w:cstheme="majorBidi" w:eastAsiaTheme="majorEastAsia"/>
+      <w:rFonts w:eastAsiaTheme="majorEastAsia" w:cstheme="majorBidi"/>
       <w:i/>
       <w:iCs/>
-      <w:color w:themeColor="accent1" w:themeShade="BF" w:val="0F4761"/>
-    </w:rPr>
-  </w:style>
-  <w:style w:styleId="Heading5" w:type="paragraph">
+      <w:color w:val="0F4761" w:themeColor="accent1" w:themeShade="BF"/>
+    </w:rPr>
+  </w:style>
+  <w:style w:type="paragraph" w:styleId="Heading5">
     <w:name w:val="heading 5"/>
     <w:basedOn w:val="Normal"/>
     <w:next w:val="BodyText"/>
@@ -3885,15 +3754,15 @@
     <w:pPr>
       <w:keepNext/>
       <w:keepLines/>
-      <w:spacing w:after="40" w:before="80"/>
+      <w:spacing w:before="80" w:after="40"/>
       <w:outlineLvl w:val="4"/>
     </w:pPr>
     <w:rPr>
-      <w:rFonts w:cstheme="majorBidi" w:eastAsiaTheme="majorEastAsia"/>
-      <w:color w:themeColor="accent1" w:themeShade="BF" w:val="0F4761"/>
-    </w:rPr>
-  </w:style>
-  <w:style w:styleId="Heading6" w:type="paragraph">
+      <w:rFonts w:eastAsiaTheme="majorEastAsia" w:cstheme="majorBidi"/>
+      <w:color w:val="0F4761" w:themeColor="accent1" w:themeShade="BF"/>
+    </w:rPr>
+  </w:style>
+  <w:style w:type="paragraph" w:styleId="Heading6">
     <w:name w:val="heading 6"/>
     <w:basedOn w:val="Normal"/>
     <w:next w:val="BodyText"/>
@@ -3906,17 +3775,17 @@
     <w:pPr>
       <w:keepNext/>
       <w:keepLines/>
-      <w:spacing w:after="0" w:before="40"/>
+      <w:spacing w:before="40" w:after="0"/>
       <w:outlineLvl w:val="5"/>
     </w:pPr>
     <w:rPr>
-      <w:rFonts w:cstheme="majorBidi" w:eastAsiaTheme="majorEastAsia"/>
+      <w:rFonts w:eastAsiaTheme="majorEastAsia" w:cstheme="majorBidi"/>
       <w:i/>
       <w:iCs/>
-      <w:color w:themeColor="text1" w:themeTint="A6" w:val="595959"/>
-    </w:rPr>
-  </w:style>
-  <w:style w:styleId="Heading7" w:type="paragraph">
+      <w:color w:val="595959" w:themeColor="text1" w:themeTint="A6"/>
+    </w:rPr>
+  </w:style>
+  <w:style w:type="paragraph" w:styleId="Heading7">
     <w:name w:val="heading 7"/>
     <w:basedOn w:val="Normal"/>
     <w:next w:val="BodyText"/>
@@ -3929,15 +3798,15 @@
     <w:pPr>
       <w:keepNext/>
       <w:keepLines/>
-      <w:spacing w:after="0" w:before="40"/>
+      <w:spacing w:before="40" w:after="0"/>
       <w:outlineLvl w:val="6"/>
     </w:pPr>
     <w:rPr>
-      <w:rFonts w:cstheme="majorBidi" w:eastAsiaTheme="majorEastAsia"/>
-      <w:color w:themeColor="text1" w:themeTint="A6" w:val="595959"/>
-    </w:rPr>
-  </w:style>
-  <w:style w:styleId="Heading8" w:type="paragraph">
+      <w:rFonts w:eastAsiaTheme="majorEastAsia" w:cstheme="majorBidi"/>
+      <w:color w:val="595959" w:themeColor="text1" w:themeTint="A6"/>
+    </w:rPr>
+  </w:style>
+  <w:style w:type="paragraph" w:styleId="Heading8">
     <w:name w:val="heading 8"/>
     <w:basedOn w:val="Normal"/>
     <w:next w:val="BodyText"/>
@@ -3954,13 +3823,13 @@
       <w:outlineLvl w:val="7"/>
     </w:pPr>
     <w:rPr>
-      <w:rFonts w:cstheme="majorBidi" w:eastAsiaTheme="majorEastAsia"/>
+      <w:rFonts w:eastAsiaTheme="majorEastAsia" w:cstheme="majorBidi"/>
       <w:i/>
       <w:iCs/>
-      <w:color w:themeColor="text1" w:themeTint="D8" w:val="272727"/>
-    </w:rPr>
-  </w:style>
-  <w:style w:styleId="Heading9" w:type="paragraph">
+      <w:color w:val="272727" w:themeColor="text1" w:themeTint="D8"/>
+    </w:rPr>
+  </w:style>
+  <w:style w:type="paragraph" w:styleId="Heading9">
     <w:name w:val="heading 9"/>
     <w:basedOn w:val="Normal"/>
     <w:next w:val="BodyText"/>
@@ -3977,24 +3846,202 @@
       <w:outlineLvl w:val="8"/>
     </w:pPr>
     <w:rPr>
-      <w:rFonts w:cstheme="majorBidi" w:eastAsiaTheme="majorEastAsia"/>
-      <w:color w:themeColor="text1" w:themeTint="D8" w:val="272727"/>
-    </w:rPr>
-  </w:style>
-  <w:style w:customStyle="1" w:styleId="Heading1Char" w:type="character">
+      <w:rFonts w:eastAsiaTheme="majorEastAsia" w:cstheme="majorBidi"/>
+      <w:color w:val="272727" w:themeColor="text1" w:themeTint="D8"/>
+    </w:rPr>
+  </w:style>
+  <w:style w:type="character" w:default="1" w:styleId="DefaultParagraphFont">
+    <w:name w:val="Default Paragraph Font"/>
+    <w:uiPriority w:val="1"/>
+    <w:semiHidden/>
+    <w:unhideWhenUsed/>
+  </w:style>
+  <w:style w:type="table" w:default="1" w:styleId="TableNormal">
+    <w:name w:val="Normal Table"/>
+    <w:uiPriority w:val="99"/>
+    <w:semiHidden/>
+    <w:unhideWhenUsed/>
+    <w:tblPr>
+      <w:tblInd w:w="0" w:type="dxa"/>
+      <w:tblCellMar>
+        <w:top w:w="0" w:type="dxa"/>
+        <w:left w:w="108" w:type="dxa"/>
+        <w:bottom w:w="0" w:type="dxa"/>
+        <w:right w:w="108" w:type="dxa"/>
+      </w:tblCellMar>
+    </w:tblPr>
+  </w:style>
+  <w:style w:type="numbering" w:default="1" w:styleId="NoList">
+    <w:name w:val="No List"/>
+    <w:uiPriority w:val="99"/>
+    <w:semiHidden/>
+    <w:unhideWhenUsed/>
+  </w:style>
+  <w:style w:type="paragraph" w:styleId="BodyText">
+    <w:name w:val="Body Text"/>
+    <w:basedOn w:val="Normal"/>
+    <w:qFormat/>
+    <w:pPr>
+      <w:spacing w:before="180" w:after="180"/>
+    </w:pPr>
+  </w:style>
+  <w:style w:type="paragraph" w:customStyle="1" w:styleId="FirstParagraph">
+    <w:name w:val="First Paragraph"/>
+    <w:basedOn w:val="BodyText"/>
+    <w:next w:val="BodyText"/>
+    <w:qFormat/>
+  </w:style>
+  <w:style w:type="paragraph" w:customStyle="1" w:styleId="Compact">
+    <w:name w:val="Compact"/>
+    <w:basedOn w:val="BodyText"/>
+    <w:qFormat/>
+    <w:pPr>
+      <w:spacing w:before="36" w:after="36"/>
+    </w:pPr>
+  </w:style>
+  <w:style w:type="paragraph" w:styleId="Title">
+    <w:name w:val="Title"/>
+    <w:basedOn w:val="Normal"/>
+    <w:next w:val="BodyText"/>
+    <w:link w:val="TitleChar"/>
+    <w:uiPriority w:val="10"/>
+    <w:qFormat/>
+    <w:rsid w:val="00A10FD9"/>
+    <w:pPr>
+      <w:spacing w:after="80"/>
+      <w:contextualSpacing/>
+      <w:jc w:val="center"/>
+    </w:pPr>
+    <w:rPr>
+      <w:rFonts w:asciiTheme="majorHAnsi" w:eastAsiaTheme="majorEastAsia" w:hAnsiTheme="majorHAnsi" w:cstheme="majorBidi"/>
+      <w:sz w:val="56"/>
+      <w:szCs w:val="56"/>
+    </w:rPr>
+  </w:style>
+  <w:style w:type="character" w:customStyle="1" w:styleId="TitleChar">
+    <w:name w:val="Title Char"/>
+    <w:basedOn w:val="DefaultParagraphFont"/>
+    <w:link w:val="Title"/>
+    <w:uiPriority w:val="10"/>
+    <w:rsid w:val="00A10FD9"/>
+    <w:rPr>
+      <w:rFonts w:asciiTheme="majorHAnsi" w:eastAsiaTheme="majorEastAsia" w:hAnsiTheme="majorHAnsi" w:cstheme="majorBidi"/>
+      <w:sz w:val="56"/>
+      <w:szCs w:val="56"/>
+    </w:rPr>
+  </w:style>
+  <w:style w:type="paragraph" w:styleId="Subtitle">
+    <w:name w:val="Subtitle"/>
+    <w:basedOn w:val="Title"/>
+    <w:next w:val="BodyText"/>
+    <w:link w:val="SubtitleChar"/>
+    <w:uiPriority w:val="11"/>
+    <w:qFormat/>
+    <w:rsid w:val="00A10FD9"/>
+    <w:pPr>
+      <w:numPr>
+        <w:ilvl w:val="1"/>
+      </w:numPr>
+    </w:pPr>
+    <w:rPr>
+      <w:spacing w:val="15"/>
+      <w:sz w:val="28"/>
+      <w:szCs w:val="28"/>
+    </w:rPr>
+  </w:style>
+  <w:style w:type="character" w:customStyle="1" w:styleId="SubtitleChar">
+    <w:name w:val="Subtitle Char"/>
+    <w:basedOn w:val="DefaultParagraphFont"/>
+    <w:link w:val="Subtitle"/>
+    <w:uiPriority w:val="11"/>
+    <w:rsid w:val="00A10FD9"/>
+    <w:rPr>
+      <w:rFonts w:eastAsiaTheme="majorEastAsia" w:cstheme="majorBidi"/>
+      <w:color w:val="595959" w:themeColor="text1" w:themeTint="A6"/>
+      <w:spacing w:val="15"/>
+      <w:sz w:val="28"/>
+      <w:szCs w:val="28"/>
+    </w:rPr>
+  </w:style>
+  <w:style w:type="paragraph" w:customStyle="1" w:styleId="Author">
+    <w:name w:val="Author"/>
+    <w:basedOn w:val="Title"/>
+    <w:next w:val="BodyText"/>
+    <w:qFormat/>
+    <w:pPr>
+      <w:keepNext/>
+      <w:keepLines/>
+    </w:pPr>
+    <w:rPr>
+      <w:sz w:val="24"/>
+      <w:szCs w:val="24"/>
+    </w:rPr>
+  </w:style>
+  <w:style w:type="paragraph" w:styleId="Date">
+    <w:name w:val="Date"/>
+    <w:basedOn w:val="Title"/>
+    <w:next w:val="BodyText"/>
+    <w:qFormat/>
+    <w:pPr>
+      <w:keepNext/>
+      <w:keepLines/>
+    </w:pPr>
+    <w:rPr>
+      <w:sz w:val="24"/>
+      <w:szCs w:val="24"/>
+    </w:rPr>
+  </w:style>
+  <w:style w:type="paragraph" w:customStyle="1" w:styleId="AbstractTitle">
+    <w:name w:val="Abstract Title"/>
+    <w:basedOn w:val="Normal"/>
+    <w:next w:val="Abstract"/>
+    <w:qFormat/>
+    <w:pPr>
+      <w:keepNext/>
+      <w:keepLines/>
+      <w:spacing w:before="300" w:after="0"/>
+      <w:jc w:val="center"/>
+    </w:pPr>
+    <w:rPr>
+      <w:b/>
+      <w:sz w:val="20"/>
+      <w:szCs w:val="20"/>
+    </w:rPr>
+  </w:style>
+  <w:style w:type="paragraph" w:customStyle="1" w:styleId="Abstract">
+    <w:name w:val="Abstract"/>
+    <w:basedOn w:val="Normal"/>
+    <w:next w:val="BodyText"/>
+    <w:qFormat/>
+    <w:pPr>
+      <w:keepNext/>
+      <w:keepLines/>
+      <w:spacing w:before="100" w:after="300"/>
+    </w:pPr>
+    <w:rPr>
+      <w:sz w:val="20"/>
+      <w:szCs w:val="20"/>
+    </w:rPr>
+  </w:style>
+  <w:style w:type="paragraph" w:styleId="Bibliography">
+    <w:name w:val="Bibliography"/>
+    <w:basedOn w:val="Normal"/>
+    <w:qFormat/>
+  </w:style>
+  <w:style w:type="character" w:customStyle="1" w:styleId="Heading1Char">
     <w:name w:val="Heading 1 Char"/>
     <w:basedOn w:val="DefaultParagraphFont"/>
     <w:link w:val="Heading1"/>
     <w:uiPriority w:val="9"/>
     <w:rsid w:val="00A10FD9"/>
     <w:rPr>
-      <w:rFonts w:asciiTheme="majorHAnsi" w:cstheme="majorBidi" w:eastAsiaTheme="majorEastAsia" w:hAnsiTheme="majorHAnsi"/>
-      <w:color w:themeColor="accent1" w:themeShade="BF" w:val="0F4761"/>
+      <w:rFonts w:asciiTheme="majorHAnsi" w:eastAsiaTheme="majorEastAsia" w:hAnsiTheme="majorHAnsi" w:cstheme="majorBidi"/>
+      <w:color w:val="0F4761" w:themeColor="accent1" w:themeShade="BF"/>
       <w:sz w:val="40"/>
       <w:szCs w:val="40"/>
     </w:rPr>
   </w:style>
-  <w:style w:customStyle="1" w:styleId="Heading2Char" w:type="character">
+  <w:style w:type="character" w:customStyle="1" w:styleId="Heading2Char">
     <w:name w:val="Heading 2 Char"/>
     <w:basedOn w:val="DefaultParagraphFont"/>
     <w:link w:val="Heading2"/>
@@ -4002,13 +4049,13 @@
     <w:semiHidden/>
     <w:rsid w:val="00A10FD9"/>
     <w:rPr>
-      <w:rFonts w:asciiTheme="majorHAnsi" w:cstheme="majorBidi" w:eastAsiaTheme="majorEastAsia" w:hAnsiTheme="majorHAnsi"/>
-      <w:color w:themeColor="accent1" w:themeShade="BF" w:val="0F4761"/>
+      <w:rFonts w:asciiTheme="majorHAnsi" w:eastAsiaTheme="majorEastAsia" w:hAnsiTheme="majorHAnsi" w:cstheme="majorBidi"/>
+      <w:color w:val="0F4761" w:themeColor="accent1" w:themeShade="BF"/>
       <w:sz w:val="32"/>
       <w:szCs w:val="32"/>
     </w:rPr>
   </w:style>
-  <w:style w:customStyle="1" w:styleId="Heading3Char" w:type="character">
+  <w:style w:type="character" w:customStyle="1" w:styleId="Heading3Char">
     <w:name w:val="Heading 3 Char"/>
     <w:basedOn w:val="DefaultParagraphFont"/>
     <w:link w:val="Heading3"/>
@@ -4016,13 +4063,13 @@
     <w:semiHidden/>
     <w:rsid w:val="00A10FD9"/>
     <w:rPr>
-      <w:rFonts w:cstheme="majorBidi" w:eastAsiaTheme="majorEastAsia"/>
-      <w:color w:themeColor="accent1" w:themeShade="BF" w:val="0F4761"/>
+      <w:rFonts w:eastAsiaTheme="majorEastAsia" w:cstheme="majorBidi"/>
+      <w:color w:val="0F4761" w:themeColor="accent1" w:themeShade="BF"/>
       <w:sz w:val="28"/>
       <w:szCs w:val="28"/>
     </w:rPr>
   </w:style>
-  <w:style w:customStyle="1" w:styleId="Heading4Char" w:type="character">
+  <w:style w:type="character" w:customStyle="1" w:styleId="Heading4Char">
     <w:name w:val="Heading 4 Char"/>
     <w:basedOn w:val="DefaultParagraphFont"/>
     <w:link w:val="Heading4"/>
@@ -4030,13 +4077,13 @@
     <w:semiHidden/>
     <w:rsid w:val="00A10FD9"/>
     <w:rPr>
-      <w:rFonts w:cstheme="majorBidi" w:eastAsiaTheme="majorEastAsia"/>
+      <w:rFonts w:eastAsiaTheme="majorEastAsia" w:cstheme="majorBidi"/>
       <w:i/>
       <w:iCs/>
-      <w:color w:themeColor="accent1" w:themeShade="BF" w:val="0F4761"/>
-    </w:rPr>
-  </w:style>
-  <w:style w:customStyle="1" w:styleId="Heading5Char" w:type="character">
+      <w:color w:val="0F4761" w:themeColor="accent1" w:themeShade="BF"/>
+    </w:rPr>
+  </w:style>
+  <w:style w:type="character" w:customStyle="1" w:styleId="Heading5Char">
     <w:name w:val="Heading 5 Char"/>
     <w:basedOn w:val="DefaultParagraphFont"/>
     <w:link w:val="Heading5"/>
@@ -4044,11 +4091,11 @@
     <w:semiHidden/>
     <w:rsid w:val="00A10FD9"/>
     <w:rPr>
-      <w:rFonts w:cstheme="majorBidi" w:eastAsiaTheme="majorEastAsia"/>
-      <w:color w:themeColor="accent1" w:themeShade="BF" w:val="0F4761"/>
-    </w:rPr>
-  </w:style>
-  <w:style w:customStyle="1" w:styleId="Heading6Char" w:type="character">
+      <w:rFonts w:eastAsiaTheme="majorEastAsia" w:cstheme="majorBidi"/>
+      <w:color w:val="0F4761" w:themeColor="accent1" w:themeShade="BF"/>
+    </w:rPr>
+  </w:style>
+  <w:style w:type="character" w:customStyle="1" w:styleId="Heading6Char">
     <w:name w:val="Heading 6 Char"/>
     <w:basedOn w:val="DefaultParagraphFont"/>
     <w:link w:val="Heading6"/>
@@ -4056,13 +4103,13 @@
     <w:semiHidden/>
     <w:rsid w:val="00A10FD9"/>
     <w:rPr>
-      <w:rFonts w:cstheme="majorBidi" w:eastAsiaTheme="majorEastAsia"/>
+      <w:rFonts w:eastAsiaTheme="majorEastAsia" w:cstheme="majorBidi"/>
       <w:i/>
       <w:iCs/>
-      <w:color w:themeColor="text1" w:themeTint="A6" w:val="595959"/>
-    </w:rPr>
-  </w:style>
-  <w:style w:customStyle="1" w:styleId="Heading7Char" w:type="character">
+      <w:color w:val="595959" w:themeColor="text1" w:themeTint="A6"/>
+    </w:rPr>
+  </w:style>
+  <w:style w:type="character" w:customStyle="1" w:styleId="Heading7Char">
     <w:name w:val="Heading 7 Char"/>
     <w:basedOn w:val="DefaultParagraphFont"/>
     <w:link w:val="Heading7"/>
@@ -4070,11 +4117,11 @@
     <w:semiHidden/>
     <w:rsid w:val="00A10FD9"/>
     <w:rPr>
-      <w:rFonts w:cstheme="majorBidi" w:eastAsiaTheme="majorEastAsia"/>
-      <w:color w:themeColor="text1" w:themeTint="A6" w:val="595959"/>
-    </w:rPr>
-  </w:style>
-  <w:style w:customStyle="1" w:styleId="Heading8Char" w:type="character">
+      <w:rFonts w:eastAsiaTheme="majorEastAsia" w:cstheme="majorBidi"/>
+      <w:color w:val="595959" w:themeColor="text1" w:themeTint="A6"/>
+    </w:rPr>
+  </w:style>
+  <w:style w:type="character" w:customStyle="1" w:styleId="Heading8Char">
     <w:name w:val="Heading 8 Char"/>
     <w:basedOn w:val="DefaultParagraphFont"/>
     <w:link w:val="Heading8"/>
@@ -4082,13 +4129,13 @@
     <w:semiHidden/>
     <w:rsid w:val="00A10FD9"/>
     <w:rPr>
-      <w:rFonts w:cstheme="majorBidi" w:eastAsiaTheme="majorEastAsia"/>
+      <w:rFonts w:eastAsiaTheme="majorEastAsia" w:cstheme="majorBidi"/>
       <w:i/>
       <w:iCs/>
-      <w:color w:themeColor="text1" w:themeTint="D8" w:val="272727"/>
-    </w:rPr>
-  </w:style>
-  <w:style w:customStyle="1" w:styleId="Heading9Char" w:type="character">
+      <w:color w:val="272727" w:themeColor="text1" w:themeTint="D8"/>
+    </w:rPr>
+  </w:style>
+  <w:style w:type="character" w:customStyle="1" w:styleId="Heading9Char">
     <w:name w:val="Heading 9 Char"/>
     <w:basedOn w:val="DefaultParagraphFont"/>
     <w:link w:val="Heading9"/>
@@ -4096,11 +4143,11 @@
     <w:semiHidden/>
     <w:rsid w:val="00A10FD9"/>
     <w:rPr>
-      <w:rFonts w:cstheme="majorBidi" w:eastAsiaTheme="majorEastAsia"/>
-      <w:color w:themeColor="text1" w:themeTint="D8" w:val="272727"/>
-    </w:rPr>
-  </w:style>
-  <w:style w:styleId="BlockText" w:type="paragraph">
+      <w:rFonts w:eastAsiaTheme="majorEastAsia" w:cstheme="majorBidi"/>
+      <w:color w:val="272727" w:themeColor="text1" w:themeTint="D8"/>
+    </w:rPr>
+  </w:style>
+  <w:style w:type="paragraph" w:styleId="BlockText">
     <w:name w:val="Block Text"/>
     <w:basedOn w:val="BodyText"/>
     <w:next w:val="BodyText"/>
@@ -4108,19 +4155,18 @@
     <w:unhideWhenUsed/>
     <w:qFormat/>
     <w:pPr>
-      <w:spacing w:after="100" w:before="100"/>
-      <w:ind w:firstLine="0" w:left="480" w:right="480"/>
+      <w:spacing w:before="100" w:after="100"/>
+      <w:ind w:left="480" w:right="480"/>
     </w:pPr>
   </w:style>
-  <w:style w:styleId="FootnoteText" w:type="paragraph">
-    <w:name w:val="Footnote Text"/>
+  <w:style w:type="paragraph" w:styleId="FootnoteText">
+    <w:name w:val="footnote text"/>
     <w:basedOn w:val="Normal"/>
-    <w:next w:val="FootnoteText"/>
     <w:uiPriority w:val="9"/>
     <w:unhideWhenUsed/>
     <w:qFormat/>
   </w:style>
-  <w:style w:styleId="FootnoteBlockText" w:type="paragraph">
+  <w:style w:type="paragraph" w:customStyle="1" w:styleId="FootnoteBlockText">
     <w:name w:val="Footnote Block Text"/>
     <w:basedOn w:val="FootnoteText"/>
     <w:next w:val="FootnoteText"/>
@@ -4128,40 +4174,35 @@
     <w:unhideWhenUsed/>
     <w:qFormat/>
     <w:pPr>
-      <w:spacing w:after="100" w:before="100"/>
-      <w:ind w:firstLine="0" w:left="480" w:right="480"/>
+      <w:spacing w:before="100" w:after="100"/>
+      <w:ind w:left="480" w:right="480"/>
     </w:pPr>
   </w:style>
-  <w:style w:default="1" w:styleId="DefaultParagraphFont" w:type="character">
-    <w:name w:val="Default Paragraph Font"/>
-    <w:semiHidden/>
-    <w:unhideWhenUsed/>
-  </w:style>
-  <w:style w:default="1" w:styleId="Table" w:type="table">
+  <w:style w:type="table" w:customStyle="1" w:styleId="Table">
     <w:name w:val="Table"/>
-    <w:basedOn w:val="TableNormal"/>
     <w:semiHidden/>
     <w:unhideWhenUsed/>
     <w:qFormat/>
     <w:tblPr>
-      <w:tblInd w:type="dxa" w:w="0"/>
+      <w:tblInd w:w="0" w:type="dxa"/>
       <w:tblCellMar>
-        <w:top w:type="dxa" w:w="0"/>
-        <w:left w:type="dxa" w:w="108"/>
-        <w:bottom w:type="dxa" w:w="0"/>
-        <w:right w:type="dxa" w:w="108"/>
+        <w:top w:w="0" w:type="dxa"/>
+        <w:left w:w="108" w:type="dxa"/>
+        <w:bottom w:w="0" w:type="dxa"/>
+        <w:right w:w="108" w:type="dxa"/>
       </w:tblCellMar>
     </w:tblPr>
     <w:tblStylePr w:type="firstRow">
+      <w:tblPr/>
       <w:tcPr>
         <w:tcBorders>
-          <w:bottom w:val="single"/>
+          <w:bottom w:val="single" w:sz="0" w:space="0" w:color="auto"/>
         </w:tcBorders>
         <w:vAlign w:val="bottom"/>
       </w:tcPr>
     </w:tblStylePr>
   </w:style>
-  <w:style w:customStyle="1" w:styleId="DefinitionTerm" w:type="paragraph">
+  <w:style w:type="paragraph" w:customStyle="1" w:styleId="DefinitionTerm">
     <w:name w:val="Definition Term"/>
     <w:basedOn w:val="Normal"/>
     <w:next w:val="Definition"/>
@@ -4174,75 +4215,76 @@
       <w:b/>
     </w:rPr>
   </w:style>
-  <w:style w:customStyle="1" w:styleId="Definition" w:type="paragraph">
+  <w:style w:type="paragraph" w:customStyle="1" w:styleId="Definition">
     <w:name w:val="Definition"/>
     <w:basedOn w:val="Normal"/>
   </w:style>
-  <w:style w:styleId="Caption" w:type="paragraph">
-    <w:name w:val="Caption"/>
+  <w:style w:type="paragraph" w:styleId="Caption">
+    <w:name w:val="caption"/>
     <w:basedOn w:val="Normal"/>
-    <w:link w:val="BodyTextChar"/>
+    <w:link w:val="CaptionChar"/>
     <w:pPr>
-      <w:spacing w:after="120" w:before="0"/>
+      <w:spacing w:after="120"/>
     </w:pPr>
     <w:rPr>
       <w:i/>
     </w:rPr>
   </w:style>
-  <w:style w:customStyle="1" w:styleId="TableCaption" w:type="paragraph">
+  <w:style w:type="paragraph" w:customStyle="1" w:styleId="TableCaption">
     <w:name w:val="Table Caption"/>
     <w:basedOn w:val="Caption"/>
     <w:pPr>
       <w:keepNext/>
     </w:pPr>
   </w:style>
-  <w:style w:customStyle="1" w:styleId="ImageCaption" w:type="paragraph">
+  <w:style w:type="paragraph" w:customStyle="1" w:styleId="ImageCaption">
     <w:name w:val="Image Caption"/>
     <w:basedOn w:val="Caption"/>
   </w:style>
-  <w:style w:customStyle="1" w:styleId="Figure" w:type="paragraph">
+  <w:style w:type="paragraph" w:customStyle="1" w:styleId="Figure">
     <w:name w:val="Figure"/>
     <w:basedOn w:val="Normal"/>
   </w:style>
-  <w:style w:customStyle="1" w:styleId="CaptionedFigure" w:type="paragraph">
+  <w:style w:type="paragraph" w:customStyle="1" w:styleId="CaptionedFigure">
     <w:name w:val="Captioned Figure"/>
     <w:basedOn w:val="Figure"/>
     <w:pPr>
       <w:keepNext/>
     </w:pPr>
   </w:style>
-  <w:style w:customStyle="1" w:styleId="BodyTextChar" w:type="character">
-    <w:name w:val="Body Text Char"/>
+  <w:style w:type="character" w:customStyle="1" w:styleId="CaptionChar">
+    <w:name w:val="Caption Char"/>
     <w:basedOn w:val="DefaultParagraphFont"/>
-    <w:link w:val="BodyText"/>
-  </w:style>
-  <w:style w:customStyle="1" w:styleId="VerbatimChar" w:type="character">
+    <w:link w:val="Caption"/>
+  </w:style>
+  <w:style w:type="character" w:customStyle="1" w:styleId="VerbatimChar">
     <w:name w:val="Verbatim Char"/>
-    <w:basedOn w:val="BodyTextChar"/>
+    <w:basedOn w:val="CaptionChar"/>
+    <w:link w:val="SourceCode"/>
     <w:rPr>
       <w:rFonts w:ascii="Consolas" w:hAnsi="Consolas"/>
       <w:sz w:val="22"/>
     </w:rPr>
   </w:style>
-  <w:style w:customStyle="1" w:styleId="SectionNumber" w:type="character">
+  <w:style w:type="character" w:customStyle="1" w:styleId="SectionNumber">
     <w:name w:val="Section Number"/>
-    <w:basedOn w:val="BodyTextChar"/>
-  </w:style>
-  <w:style w:styleId="FootnoteReference" w:type="character">
-    <w:name w:val="Footnote Reference"/>
-    <w:basedOn w:val="BodyTextChar"/>
+    <w:basedOn w:val="CaptionChar"/>
+  </w:style>
+  <w:style w:type="character" w:styleId="FootnoteReference">
+    <w:name w:val="footnote reference"/>
+    <w:basedOn w:val="CaptionChar"/>
     <w:rPr>
       <w:vertAlign w:val="superscript"/>
     </w:rPr>
   </w:style>
-  <w:style w:styleId="Hyperlink" w:type="character">
+  <w:style w:type="character" w:styleId="Hyperlink">
     <w:name w:val="Hyperlink"/>
-    <w:basedOn w:val="BodyTextChar"/>
-    <w:rPr>
-      <w:color w:themeColor="accent1" w:val="4F81BD"/>
-    </w:rPr>
-  </w:style>
-  <w:style w:styleId="TOCHeading" w:type="paragraph">
+    <w:basedOn w:val="CaptionChar"/>
+    <w:rPr>
+      <w:color w:val="156082" w:themeColor="accent1"/>
+    </w:rPr>
+  </w:style>
+  <w:style w:type="paragraph" w:styleId="TOCHeading">
     <w:name w:val="TOC Heading"/>
     <w:basedOn w:val="Heading1"/>
     <w:next w:val="BodyText"/>
@@ -4253,246 +4295,305 @@
       <w:spacing w:before="240" w:line="259" w:lineRule="auto"/>
       <w:outlineLvl w:val="9"/>
     </w:pPr>
-    <w:rPr>
-      <w:rFonts w:asciiTheme="majorHAnsi" w:cstheme="majorBidi" w:eastAsiaTheme="majorEastAsia" w:hAnsiTheme="majorHAnsi"/>
-      <w:b w:val="0"/>
-      <w:bCs w:val="0"/>
-      <w:color w:themeColor="accent1" w:themeShade="BF" w:val="365F91"/>
-    </w:rPr>
   </w:style>
   <w:style w:type="paragraph" w:customStyle="1" w:styleId="SourceCode">
     <w:name w:val="Source Code"/>
     <w:basedOn w:val="Normal"/>
     <w:link w:val="VerbatimChar"/>
     <w:pPr>
-      <w:wordWrap w:val="off"/>
+      <w:wordWrap w:val="0"/>
     </w:pPr>
   </w:style>
   <w:style w:type="character" w:customStyle="1" w:styleId="KeywordTok">
     <w:name w:val="KeywordTok"/>
     <w:basedOn w:val="VerbatimChar"/>
     <w:rPr>
+      <w:rFonts w:ascii="Consolas" w:hAnsi="Consolas"/>
       <w:b/>
       <w:color w:val="007020"/>
+      <w:sz w:val="22"/>
     </w:rPr>
   </w:style>
   <w:style w:type="character" w:customStyle="1" w:styleId="DataTypeTok">
     <w:name w:val="DataTypeTok"/>
     <w:basedOn w:val="VerbatimChar"/>
     <w:rPr>
+      <w:rFonts w:ascii="Consolas" w:hAnsi="Consolas"/>
       <w:color w:val="902000"/>
+      <w:sz w:val="22"/>
     </w:rPr>
   </w:style>
   <w:style w:type="character" w:customStyle="1" w:styleId="DecValTok">
     <w:name w:val="DecValTok"/>
     <w:basedOn w:val="VerbatimChar"/>
     <w:rPr>
-      <w:color w:val="40a070"/>
+      <w:rFonts w:ascii="Consolas" w:hAnsi="Consolas"/>
+      <w:color w:val="40A070"/>
+      <w:sz w:val="22"/>
     </w:rPr>
   </w:style>
   <w:style w:type="character" w:customStyle="1" w:styleId="BaseNTok">
     <w:name w:val="BaseNTok"/>
     <w:basedOn w:val="VerbatimChar"/>
     <w:rPr>
-      <w:color w:val="40a070"/>
+      <w:rFonts w:ascii="Consolas" w:hAnsi="Consolas"/>
+      <w:color w:val="40A070"/>
+      <w:sz w:val="22"/>
     </w:rPr>
   </w:style>
   <w:style w:type="character" w:customStyle="1" w:styleId="FloatTok">
     <w:name w:val="FloatTok"/>
     <w:basedOn w:val="VerbatimChar"/>
     <w:rPr>
-      <w:color w:val="40a070"/>
+      <w:rFonts w:ascii="Consolas" w:hAnsi="Consolas"/>
+      <w:color w:val="40A070"/>
+      <w:sz w:val="22"/>
     </w:rPr>
   </w:style>
   <w:style w:type="character" w:customStyle="1" w:styleId="ConstantTok">
     <w:name w:val="ConstantTok"/>
     <w:basedOn w:val="VerbatimChar"/>
     <w:rPr>
+      <w:rFonts w:ascii="Consolas" w:hAnsi="Consolas"/>
       <w:color w:val="880000"/>
+      <w:sz w:val="22"/>
     </w:rPr>
   </w:style>
   <w:style w:type="character" w:customStyle="1" w:styleId="CharTok">
     <w:name w:val="CharTok"/>
     <w:basedOn w:val="VerbatimChar"/>
     <w:rPr>
-      <w:color w:val="4070a0"/>
+      <w:rFonts w:ascii="Consolas" w:hAnsi="Consolas"/>
+      <w:color w:val="4070A0"/>
+      <w:sz w:val="22"/>
     </w:rPr>
   </w:style>
   <w:style w:type="character" w:customStyle="1" w:styleId="SpecialCharTok">
     <w:name w:val="SpecialCharTok"/>
     <w:basedOn w:val="VerbatimChar"/>
     <w:rPr>
-      <w:color w:val="4070a0"/>
+      <w:rFonts w:ascii="Consolas" w:hAnsi="Consolas"/>
+      <w:color w:val="4070A0"/>
+      <w:sz w:val="22"/>
     </w:rPr>
   </w:style>
   <w:style w:type="character" w:customStyle="1" w:styleId="StringTok">
     <w:name w:val="StringTok"/>
     <w:basedOn w:val="VerbatimChar"/>
     <w:rPr>
-      <w:color w:val="4070a0"/>
+      <w:rFonts w:ascii="Consolas" w:hAnsi="Consolas"/>
+      <w:color w:val="4070A0"/>
+      <w:sz w:val="22"/>
     </w:rPr>
   </w:style>
   <w:style w:type="character" w:customStyle="1" w:styleId="VerbatimStringTok">
     <w:name w:val="VerbatimStringTok"/>
     <w:basedOn w:val="VerbatimChar"/>
     <w:rPr>
-      <w:color w:val="4070a0"/>
+      <w:rFonts w:ascii="Consolas" w:hAnsi="Consolas"/>
+      <w:color w:val="4070A0"/>
+      <w:sz w:val="22"/>
     </w:rPr>
   </w:style>
   <w:style w:type="character" w:customStyle="1" w:styleId="SpecialStringTok">
     <w:name w:val="SpecialStringTok"/>
     <w:basedOn w:val="VerbatimChar"/>
     <w:rPr>
-      <w:color w:val="bb6688"/>
+      <w:rFonts w:ascii="Consolas" w:hAnsi="Consolas"/>
+      <w:color w:val="BB6688"/>
+      <w:sz w:val="22"/>
     </w:rPr>
   </w:style>
   <w:style w:type="character" w:customStyle="1" w:styleId="ImportTok">
     <w:name w:val="ImportTok"/>
     <w:basedOn w:val="VerbatimChar"/>
     <w:rPr>
+      <w:rFonts w:ascii="Consolas" w:hAnsi="Consolas"/>
       <w:b/>
       <w:color w:val="008000"/>
+      <w:sz w:val="22"/>
     </w:rPr>
   </w:style>
   <w:style w:type="character" w:customStyle="1" w:styleId="CommentTok">
     <w:name w:val="CommentTok"/>
     <w:basedOn w:val="VerbatimChar"/>
     <w:rPr>
+      <w:rFonts w:ascii="Consolas" w:hAnsi="Consolas"/>
       <w:i/>
-      <w:color w:val="60a0b0"/>
+      <w:color w:val="60A0B0"/>
+      <w:sz w:val="22"/>
     </w:rPr>
   </w:style>
   <w:style w:type="character" w:customStyle="1" w:styleId="DocumentationTok">
     <w:name w:val="DocumentationTok"/>
     <w:basedOn w:val="VerbatimChar"/>
     <w:rPr>
+      <w:rFonts w:ascii="Consolas" w:hAnsi="Consolas"/>
       <w:i/>
-      <w:color w:val="ba2121"/>
+      <w:color w:val="BA2121"/>
+      <w:sz w:val="22"/>
     </w:rPr>
   </w:style>
   <w:style w:type="character" w:customStyle="1" w:styleId="AnnotationTok">
     <w:name w:val="AnnotationTok"/>
     <w:basedOn w:val="VerbatimChar"/>
     <w:rPr>
+      <w:rFonts w:ascii="Consolas" w:hAnsi="Consolas"/>
       <w:b/>
       <w:i/>
-      <w:color w:val="60a0b0"/>
+      <w:color w:val="60A0B0"/>
+      <w:sz w:val="22"/>
     </w:rPr>
   </w:style>
   <w:style w:type="character" w:customStyle="1" w:styleId="CommentVarTok">
     <w:name w:val="CommentVarTok"/>
     <w:basedOn w:val="VerbatimChar"/>
     <w:rPr>
+      <w:rFonts w:ascii="Consolas" w:hAnsi="Consolas"/>
       <w:b/>
       <w:i/>
-      <w:color w:val="60a0b0"/>
+      <w:color w:val="60A0B0"/>
+      <w:sz w:val="22"/>
     </w:rPr>
   </w:style>
   <w:style w:type="character" w:customStyle="1" w:styleId="OtherTok">
     <w:name w:val="OtherTok"/>
     <w:basedOn w:val="VerbatimChar"/>
     <w:rPr>
+      <w:rFonts w:ascii="Consolas" w:hAnsi="Consolas"/>
       <w:color w:val="007020"/>
+      <w:sz w:val="22"/>
     </w:rPr>
   </w:style>
   <w:style w:type="character" w:customStyle="1" w:styleId="FunctionTok">
     <w:name w:val="FunctionTok"/>
     <w:basedOn w:val="VerbatimChar"/>
     <w:rPr>
-      <w:color w:val="06287e"/>
+      <w:rFonts w:ascii="Consolas" w:hAnsi="Consolas"/>
+      <w:color w:val="06287E"/>
+      <w:sz w:val="22"/>
     </w:rPr>
   </w:style>
   <w:style w:type="character" w:customStyle="1" w:styleId="VariableTok">
     <w:name w:val="VariableTok"/>
     <w:basedOn w:val="VerbatimChar"/>
     <w:rPr>
-      <w:color w:val="19177c"/>
+      <w:rFonts w:ascii="Consolas" w:hAnsi="Consolas"/>
+      <w:color w:val="19177C"/>
+      <w:sz w:val="22"/>
     </w:rPr>
   </w:style>
   <w:style w:type="character" w:customStyle="1" w:styleId="ControlFlowTok">
     <w:name w:val="ControlFlowTok"/>
     <w:basedOn w:val="VerbatimChar"/>
     <w:rPr>
+      <w:rFonts w:ascii="Consolas" w:hAnsi="Consolas"/>
       <w:b/>
       <w:color w:val="007020"/>
+      <w:sz w:val="22"/>
     </w:rPr>
   </w:style>
   <w:style w:type="character" w:customStyle="1" w:styleId="OperatorTok">
     <w:name w:val="OperatorTok"/>
     <w:basedOn w:val="VerbatimChar"/>
     <w:rPr>
+      <w:rFonts w:ascii="Consolas" w:hAnsi="Consolas"/>
       <w:color w:val="666666"/>
+      <w:sz w:val="22"/>
     </w:rPr>
   </w:style>
   <w:style w:type="character" w:customStyle="1" w:styleId="BuiltInTok">
     <w:name w:val="BuiltInTok"/>
     <w:basedOn w:val="VerbatimChar"/>
     <w:rPr>
+      <w:rFonts w:ascii="Consolas" w:hAnsi="Consolas"/>
       <w:color w:val="008000"/>
+      <w:sz w:val="22"/>
     </w:rPr>
   </w:style>
   <w:style w:type="character" w:customStyle="1" w:styleId="ExtensionTok">
     <w:name w:val="ExtensionTok"/>
     <w:basedOn w:val="VerbatimChar"/>
-    <w:rPr/>
+    <w:rPr>
+      <w:rFonts w:ascii="Consolas" w:hAnsi="Consolas"/>
+      <w:sz w:val="22"/>
+    </w:rPr>
   </w:style>
   <w:style w:type="character" w:customStyle="1" w:styleId="PreprocessorTok">
     <w:name w:val="PreprocessorTok"/>
     <w:basedOn w:val="VerbatimChar"/>
     <w:rPr>
-      <w:color w:val="bc7a00"/>
+      <w:rFonts w:ascii="Consolas" w:hAnsi="Consolas"/>
+      <w:color w:val="BC7A00"/>
+      <w:sz w:val="22"/>
     </w:rPr>
   </w:style>
   <w:style w:type="character" w:customStyle="1" w:styleId="AttributeTok">
     <w:name w:val="AttributeTok"/>
     <w:basedOn w:val="VerbatimChar"/>
     <w:rPr>
-      <w:color w:val="7d9029"/>
+      <w:rFonts w:ascii="Consolas" w:hAnsi="Consolas"/>
+      <w:color w:val="7D9029"/>
+      <w:sz w:val="22"/>
     </w:rPr>
   </w:style>
   <w:style w:type="character" w:customStyle="1" w:styleId="RegionMarkerTok">
     <w:name w:val="RegionMarkerTok"/>
     <w:basedOn w:val="VerbatimChar"/>
-    <w:rPr/>
+    <w:rPr>
+      <w:rFonts w:ascii="Consolas" w:hAnsi="Consolas"/>
+      <w:sz w:val="22"/>
+    </w:rPr>
   </w:style>
   <w:style w:type="character" w:customStyle="1" w:styleId="InformationTok">
     <w:name w:val="InformationTok"/>
     <w:basedOn w:val="VerbatimChar"/>
     <w:rPr>
+      <w:rFonts w:ascii="Consolas" w:hAnsi="Consolas"/>
       <w:b/>
       <w:i/>
-      <w:color w:val="60a0b0"/>
+      <w:color w:val="60A0B0"/>
+      <w:sz w:val="22"/>
     </w:rPr>
   </w:style>
   <w:style w:type="character" w:customStyle="1" w:styleId="WarningTok">
     <w:name w:val="WarningTok"/>
     <w:basedOn w:val="VerbatimChar"/>
     <w:rPr>
+      <w:rFonts w:ascii="Consolas" w:hAnsi="Consolas"/>
       <w:b/>
       <w:i/>
-      <w:color w:val="60a0b0"/>
+      <w:color w:val="60A0B0"/>
+      <w:sz w:val="22"/>
     </w:rPr>
   </w:style>
   <w:style w:type="character" w:customStyle="1" w:styleId="AlertTok">
     <w:name w:val="AlertTok"/>
     <w:basedOn w:val="VerbatimChar"/>
     <w:rPr>
+      <w:rFonts w:ascii="Consolas" w:hAnsi="Consolas"/>
       <w:b/>
-      <w:color w:val="ff0000"/>
+      <w:color w:val="FF0000"/>
+      <w:sz w:val="22"/>
     </w:rPr>
   </w:style>
   <w:style w:type="character" w:customStyle="1" w:styleId="ErrorTok">
     <w:name w:val="ErrorTok"/>
     <w:basedOn w:val="VerbatimChar"/>
     <w:rPr>
+      <w:rFonts w:ascii="Consolas" w:hAnsi="Consolas"/>
       <w:b/>
-      <w:color w:val="ff0000"/>
+      <w:color w:val="FF0000"/>
+      <w:sz w:val="22"/>
     </w:rPr>
   </w:style>
   <w:style w:type="character" w:customStyle="1" w:styleId="NormalTok">
     <w:name w:val="NormalTok"/>
     <w:basedOn w:val="VerbatimChar"/>
-    <w:rPr/>
+    <w:rPr>
+      <w:rFonts w:ascii="Consolas" w:hAnsi="Consolas"/>
+      <w:sz w:val="22"/>
+    </w:rPr>
   </w:style>
 </w:styles>
 </file>
